--- a/Labs/Ronish_Java_Lab_Report.docx
+++ b/Labs/Ronish_Java_Lab_Report.docx
@@ -32,6 +32,56 @@
       <w:pPr>
         <w:pStyle w:val="Heading2"/>
       </w:pPr>
+      <w:r>
+        <w:t>File Explorer</w:t>
+      </w:r>
+    </w:p>
+    <w:p>
+      <w:pPr>
+        <w:pStyle w:val="BodyText"/>
+      </w:pPr>
+      <w:r>
+        <w:drawing>
+          <wp:inline distT="0" distB="0" distL="0" distR="0" wp14:anchorId="138FC9A8" wp14:editId="0E37DEEB">
+            <wp:extent cx="3398815" cy="2179509"/>
+            <wp:effectExtent l="0" t="0" r="0" b="0"/>
+            <wp:docPr id="513717586" name="Picture 1"/>
+            <wp:cNvGraphicFramePr>
+              <a:graphicFrameLocks xmlns:a="http://schemas.openxmlformats.org/drawingml/2006/main" noChangeAspect="1"/>
+            </wp:cNvGraphicFramePr>
+            <a:graphic xmlns:a="http://schemas.openxmlformats.org/drawingml/2006/main">
+              <a:graphicData uri="http://schemas.openxmlformats.org/drawingml/2006/picture">
+                <pic:pic xmlns:pic="http://schemas.openxmlformats.org/drawingml/2006/picture">
+                  <pic:nvPicPr>
+                    <pic:cNvPr id="513717586" name=""/>
+                    <pic:cNvPicPr/>
+                  </pic:nvPicPr>
+                  <pic:blipFill>
+                    <a:blip r:embed="rId8"/>
+                    <a:stretch>
+                      <a:fillRect/>
+                    </a:stretch>
+                  </pic:blipFill>
+                  <pic:spPr>
+                    <a:xfrm>
+                      <a:off x="0" y="0"/>
+                      <a:ext cx="3398815" cy="2179509"/>
+                    </a:xfrm>
+                    <a:prstGeom prst="rect">
+                      <a:avLst/>
+                    </a:prstGeom>
+                  </pic:spPr>
+                </pic:pic>
+              </a:graphicData>
+            </a:graphic>
+          </wp:inline>
+        </w:drawing>
+      </w:r>
+    </w:p>
+    <w:p>
+      <w:pPr>
+        <w:pStyle w:val="Heading2"/>
+      </w:pPr>
       <w:bookmarkStart w:id="2" w:name="source-code"/>
       <w:bookmarkEnd w:id="1"/>
       <w:r>
@@ -1420,6 +1470,7 @@
         <w:br/>
       </w:r>
       <w:r>
+        <w:lastRenderedPageBreak/>
         <w:br/>
       </w:r>
       <w:r>
@@ -2246,24 +2297,106 @@
       <w:bookmarkStart w:id="3" w:name="output"/>
       <w:bookmarkEnd w:id="2"/>
       <w:r>
-        <w:lastRenderedPageBreak/>
         <w:t>Output</w:t>
       </w:r>
     </w:p>
     <w:p>
       <w:pPr>
-        <w:pStyle w:val="FirstParagraph"/>
+        <w:pStyle w:val="BodyText"/>
       </w:pPr>
-      <w:r>
-        <w:t>A window with two text fields for input. Pressing the mouse shows the sum; releasing shows the difference in the result field.</w:t>
+      <w:bookmarkStart w:id="4" w:name="conclusion"/>
+      <w:bookmarkEnd w:id="3"/>
+      <w:r>
+        <w:rPr>
+          <w:noProof/>
+        </w:rPr>
+        <w:drawing>
+          <wp:inline distT="0" distB="0" distL="0" distR="0" wp14:anchorId="7763655F" wp14:editId="3B34F79B">
+            <wp:extent cx="2156647" cy="1729890"/>
+            <wp:effectExtent l="0" t="0" r="0" b="3810"/>
+            <wp:docPr id="747737175" name="Picture 1"/>
+            <wp:cNvGraphicFramePr>
+              <a:graphicFrameLocks xmlns:a="http://schemas.openxmlformats.org/drawingml/2006/main" noChangeAspect="1"/>
+            </wp:cNvGraphicFramePr>
+            <a:graphic xmlns:a="http://schemas.openxmlformats.org/drawingml/2006/main">
+              <a:graphicData uri="http://schemas.openxmlformats.org/drawingml/2006/picture">
+                <pic:pic xmlns:pic="http://schemas.openxmlformats.org/drawingml/2006/picture">
+                  <pic:nvPicPr>
+                    <pic:cNvPr id="747737175" name=""/>
+                    <pic:cNvPicPr/>
+                  </pic:nvPicPr>
+                  <pic:blipFill>
+                    <a:blip r:embed="rId9"/>
+                    <a:stretch>
+                      <a:fillRect/>
+                    </a:stretch>
+                  </pic:blipFill>
+                  <pic:spPr>
+                    <a:xfrm>
+                      <a:off x="0" y="0"/>
+                      <a:ext cx="2156647" cy="1729890"/>
+                    </a:xfrm>
+                    <a:prstGeom prst="rect">
+                      <a:avLst/>
+                    </a:prstGeom>
+                  </pic:spPr>
+                </pic:pic>
+              </a:graphicData>
+            </a:graphic>
+          </wp:inline>
+        </w:drawing>
+      </w:r>
+      <w:r>
+        <w:rPr>
+          <w:noProof/>
+        </w:rPr>
+        <w:t xml:space="preserve"> </w:t>
+      </w:r>
+      <w:r>
+        <w:rPr>
+          <w:noProof/>
+        </w:rPr>
+        <w:drawing>
+          <wp:inline distT="0" distB="0" distL="0" distR="0" wp14:anchorId="7A0BC627" wp14:editId="30BDC5FF">
+            <wp:extent cx="2171699" cy="1714500"/>
+            <wp:effectExtent l="0" t="0" r="0" b="0"/>
+            <wp:docPr id="1020903890" name="Picture 1"/>
+            <wp:cNvGraphicFramePr>
+              <a:graphicFrameLocks xmlns:a="http://schemas.openxmlformats.org/drawingml/2006/main" noChangeAspect="1"/>
+            </wp:cNvGraphicFramePr>
+            <a:graphic xmlns:a="http://schemas.openxmlformats.org/drawingml/2006/main">
+              <a:graphicData uri="http://schemas.openxmlformats.org/drawingml/2006/picture">
+                <pic:pic xmlns:pic="http://schemas.openxmlformats.org/drawingml/2006/picture">
+                  <pic:nvPicPr>
+                    <pic:cNvPr id="1020903890" name=""/>
+                    <pic:cNvPicPr/>
+                  </pic:nvPicPr>
+                  <pic:blipFill>
+                    <a:blip r:embed="rId10"/>
+                    <a:stretch>
+                      <a:fillRect/>
+                    </a:stretch>
+                  </pic:blipFill>
+                  <pic:spPr>
+                    <a:xfrm>
+                      <a:off x="0" y="0"/>
+                      <a:ext cx="2178248" cy="1719670"/>
+                    </a:xfrm>
+                    <a:prstGeom prst="rect">
+                      <a:avLst/>
+                    </a:prstGeom>
+                  </pic:spPr>
+                </pic:pic>
+              </a:graphicData>
+            </a:graphic>
+          </wp:inline>
+        </w:drawing>
       </w:r>
     </w:p>
     <w:p>
       <w:pPr>
         <w:pStyle w:val="Heading2"/>
       </w:pPr>
-      <w:bookmarkStart w:id="4" w:name="conclusion"/>
-      <w:bookmarkEnd w:id="3"/>
       <w:r>
         <w:t>Conclusion</w:t>
       </w:r>
@@ -56627,7 +56760,7 @@
       <w:bookmarkEnd w:id="146"/>
     </w:p>
     <w:sectPr>
-      <w:footerReference w:type="default" r:id="rId8"/>
+      <w:footerReference w:type="default" r:id="rId11"/>
       <w:footnotePr>
         <w:numRestart w:val="eachSect"/>
       </w:footnotePr>
@@ -57137,7 +57270,6 @@
     <w:next w:val="BodyText"/>
     <w:link w:val="Heading2Char"/>
     <w:uiPriority w:val="9"/>
-    <w:semiHidden/>
     <w:unhideWhenUsed/>
     <w:qFormat/>
     <w:rsid w:val="00A10FD9"/>
@@ -57339,6 +57471,7 @@
   <w:style w:type="paragraph" w:styleId="BodyText">
     <w:name w:val="Body Text"/>
     <w:basedOn w:val="Normal"/>
+    <w:link w:val="BodyTextChar"/>
     <w:qFormat/>
     <w:pPr>
       <w:spacing w:before="180" w:after="180"/>
@@ -57505,7 +57638,6 @@
     <w:basedOn w:val="DefaultParagraphFont"/>
     <w:link w:val="Heading2"/>
     <w:uiPriority w:val="9"/>
-    <w:semiHidden/>
     <w:rsid w:val="00A10FD9"/>
     <w:rPr>
       <w:rFonts w:asciiTheme="majorHAnsi" w:eastAsiaTheme="majorEastAsia" w:hAnsiTheme="majorHAnsi" w:cstheme="majorBidi"/>
@@ -58098,6 +58230,12 @@
     <w:uiPriority w:val="99"/>
     <w:rsid w:val="00B61CD5"/>
   </w:style>
+  <w:style w:type="character" w:customStyle="1" w:styleId="BodyTextChar">
+    <w:name w:val="Body Text Char"/>
+    <w:basedOn w:val="DefaultParagraphFont"/>
+    <w:link w:val="BodyText"/>
+    <w:rsid w:val="00AB62B8"/>
+  </w:style>
 </w:styles>
 </file>
 

--- a/Labs/Ronish_Java_Lab_Report.docx
+++ b/Labs/Ronish_Java_Lab_Report.docx
@@ -42,8 +42,8 @@
       </w:pPr>
       <w:r>
         <w:drawing>
-          <wp:inline distT="0" distB="0" distL="0" distR="0" wp14:anchorId="138FC9A8" wp14:editId="0E37DEEB">
-            <wp:extent cx="3398815" cy="2179509"/>
+          <wp:inline distT="0" distB="0" distL="0" distR="0" wp14:anchorId="138FC9A8" wp14:editId="27EDFC1C">
+            <wp:extent cx="3099466" cy="1987550"/>
             <wp:effectExtent l="0" t="0" r="0" b="0"/>
             <wp:docPr id="513717586" name="Picture 1"/>
             <wp:cNvGraphicFramePr>
@@ -65,7 +65,7 @@
                   <pic:spPr>
                     <a:xfrm>
                       <a:off x="0" y="0"/>
-                      <a:ext cx="3398815" cy="2179509"/>
+                      <a:ext cx="3104501" cy="1990779"/>
                     </a:xfrm>
                     <a:prstGeom prst="rect">
                       <a:avLst/>
@@ -1470,101 +1470,101 @@
         <w:br/>
       </w:r>
       <w:r>
+        <w:br/>
+      </w:r>
+      <w:r>
+        <w:rPr>
+          <w:rStyle w:val="NormalTok"/>
+          <w:sz w:val="18"/>
+        </w:rPr>
+        <w:t xml:space="preserve">    </w:t>
+      </w:r>
+      <w:r>
+        <w:rPr>
+          <w:rStyle w:val="KeywordTok"/>
+          <w:sz w:val="18"/>
+        </w:rPr>
+        <w:t>public</w:t>
+      </w:r>
+      <w:r>
+        <w:rPr>
+          <w:rStyle w:val="NormalTok"/>
+          <w:sz w:val="18"/>
+        </w:rPr>
+        <w:t xml:space="preserve"> </w:t>
+      </w:r>
+      <w:r>
+        <w:rPr>
+          <w:rStyle w:val="DataTypeTok"/>
+          <w:sz w:val="18"/>
+        </w:rPr>
+        <w:t>void</w:t>
+      </w:r>
+      <w:r>
+        <w:rPr>
+          <w:rStyle w:val="NormalTok"/>
+          <w:sz w:val="18"/>
+        </w:rPr>
+        <w:t xml:space="preserve"> </w:t>
+      </w:r>
+      <w:r>
+        <w:rPr>
+          <w:rStyle w:val="FunctionTok"/>
+          <w:sz w:val="18"/>
+        </w:rPr>
+        <w:t>mouseReleased</w:t>
+      </w:r>
+      <w:r>
+        <w:rPr>
+          <w:rStyle w:val="OperatorTok"/>
+          <w:sz w:val="18"/>
+        </w:rPr>
+        <w:t>(</w:t>
+      </w:r>
+      <w:r>
+        <w:rPr>
+          <w:rStyle w:val="BuiltInTok"/>
+          <w:sz w:val="18"/>
+        </w:rPr>
+        <w:t>MouseEvent</w:t>
+      </w:r>
+      <w:r>
+        <w:rPr>
+          <w:rStyle w:val="NormalTok"/>
+          <w:sz w:val="18"/>
+        </w:rPr>
+        <w:t xml:space="preserve"> e</w:t>
+      </w:r>
+      <w:r>
+        <w:rPr>
+          <w:rStyle w:val="OperatorTok"/>
+          <w:sz w:val="18"/>
+        </w:rPr>
+        <w:t>)</w:t>
+      </w:r>
+      <w:r>
+        <w:rPr>
+          <w:rStyle w:val="NormalTok"/>
+          <w:sz w:val="18"/>
+        </w:rPr>
+        <w:t xml:space="preserve"> </w:t>
+      </w:r>
+      <w:r>
+        <w:rPr>
+          <w:rStyle w:val="OperatorTok"/>
+          <w:sz w:val="18"/>
+        </w:rPr>
+        <w:t>{</w:t>
+      </w:r>
+      <w:r>
+        <w:br/>
+      </w:r>
+      <w:r>
+        <w:rPr>
+          <w:rStyle w:val="NormalTok"/>
+          <w:sz w:val="18"/>
+        </w:rPr>
         <w:lastRenderedPageBreak/>
-        <w:br/>
-      </w:r>
-      <w:r>
-        <w:rPr>
-          <w:rStyle w:val="NormalTok"/>
-          <w:sz w:val="18"/>
-        </w:rPr>
-        <w:t xml:space="preserve">    </w:t>
-      </w:r>
-      <w:r>
-        <w:rPr>
-          <w:rStyle w:val="KeywordTok"/>
-          <w:sz w:val="18"/>
-        </w:rPr>
-        <w:t>public</w:t>
-      </w:r>
-      <w:r>
-        <w:rPr>
-          <w:rStyle w:val="NormalTok"/>
-          <w:sz w:val="18"/>
-        </w:rPr>
-        <w:t xml:space="preserve"> </w:t>
-      </w:r>
-      <w:r>
-        <w:rPr>
-          <w:rStyle w:val="DataTypeTok"/>
-          <w:sz w:val="18"/>
-        </w:rPr>
-        <w:t>void</w:t>
-      </w:r>
-      <w:r>
-        <w:rPr>
-          <w:rStyle w:val="NormalTok"/>
-          <w:sz w:val="18"/>
-        </w:rPr>
-        <w:t xml:space="preserve"> </w:t>
-      </w:r>
-      <w:r>
-        <w:rPr>
-          <w:rStyle w:val="FunctionTok"/>
-          <w:sz w:val="18"/>
-        </w:rPr>
-        <w:t>mouseReleased</w:t>
-      </w:r>
-      <w:r>
-        <w:rPr>
-          <w:rStyle w:val="OperatorTok"/>
-          <w:sz w:val="18"/>
-        </w:rPr>
-        <w:t>(</w:t>
-      </w:r>
-      <w:r>
-        <w:rPr>
-          <w:rStyle w:val="BuiltInTok"/>
-          <w:sz w:val="18"/>
-        </w:rPr>
-        <w:t>MouseEvent</w:t>
-      </w:r>
-      <w:r>
-        <w:rPr>
-          <w:rStyle w:val="NormalTok"/>
-          <w:sz w:val="18"/>
-        </w:rPr>
-        <w:t xml:space="preserve"> e</w:t>
-      </w:r>
-      <w:r>
-        <w:rPr>
-          <w:rStyle w:val="OperatorTok"/>
-          <w:sz w:val="18"/>
-        </w:rPr>
-        <w:t>)</w:t>
-      </w:r>
-      <w:r>
-        <w:rPr>
-          <w:rStyle w:val="NormalTok"/>
-          <w:sz w:val="18"/>
-        </w:rPr>
-        <w:t xml:space="preserve"> </w:t>
-      </w:r>
-      <w:r>
-        <w:rPr>
-          <w:rStyle w:val="OperatorTok"/>
-          <w:sz w:val="18"/>
-        </w:rPr>
-        <w:t>{</w:t>
-      </w:r>
-      <w:r>
-        <w:br/>
-      </w:r>
-      <w:r>
-        <w:rPr>
-          <w:rStyle w:val="NormalTok"/>
-          <w:sz w:val="18"/>
-        </w:rPr>
         <w:t xml:space="preserve">        </w:t>
       </w:r>
       <w:r>
@@ -2350,12 +2350,6 @@
         <w:rPr>
           <w:noProof/>
         </w:rPr>
-        <w:t xml:space="preserve"> </w:t>
-      </w:r>
-      <w:r>
-        <w:rPr>
-          <w:noProof/>
-        </w:rPr>
         <w:drawing>
           <wp:inline distT="0" distB="0" distL="0" distR="0" wp14:anchorId="7A0BC627" wp14:editId="30BDC5FF">
             <wp:extent cx="2171699" cy="1714500"/>
@@ -2443,7 +2437,65 @@
         <w:pStyle w:val="FirstParagraph"/>
       </w:pPr>
       <w:r>
-        <w:t>Create a Swing JFrame with two input fields, a non-editable result field, and an “Add” button using GridLayout.</w:t>
+        <w:t xml:space="preserve">Create a Swing JFrame with two input fields, a non-editable result field, and an “Add” button using </w:t>
+      </w:r>
+      <w:proofErr w:type="spellStart"/>
+      <w:r>
+        <w:t>GridLayout</w:t>
+      </w:r>
+      <w:proofErr w:type="spellEnd"/>
+      <w:r>
+        <w:t>.</w:t>
+      </w:r>
+    </w:p>
+    <w:p>
+      <w:pPr>
+        <w:pStyle w:val="Heading2"/>
+      </w:pPr>
+      <w:r>
+        <w:t>File Explorer</w:t>
+      </w:r>
+    </w:p>
+    <w:p>
+      <w:pPr>
+        <w:pStyle w:val="BodyText"/>
+      </w:pPr>
+      <w:r>
+        <w:drawing>
+          <wp:inline distT="0" distB="0" distL="0" distR="0" wp14:anchorId="59803688" wp14:editId="36D3B2ED">
+            <wp:extent cx="2876550" cy="1720735"/>
+            <wp:effectExtent l="0" t="0" r="0" b="0"/>
+            <wp:docPr id="1298298714" name="Picture 1"/>
+            <wp:cNvGraphicFramePr>
+              <a:graphicFrameLocks xmlns:a="http://schemas.openxmlformats.org/drawingml/2006/main" noChangeAspect="1"/>
+            </wp:cNvGraphicFramePr>
+            <a:graphic xmlns:a="http://schemas.openxmlformats.org/drawingml/2006/main">
+              <a:graphicData uri="http://schemas.openxmlformats.org/drawingml/2006/picture">
+                <pic:pic xmlns:pic="http://schemas.openxmlformats.org/drawingml/2006/picture">
+                  <pic:nvPicPr>
+                    <pic:cNvPr id="1298298714" name=""/>
+                    <pic:cNvPicPr/>
+                  </pic:nvPicPr>
+                  <pic:blipFill>
+                    <a:blip r:embed="rId11"/>
+                    <a:stretch>
+                      <a:fillRect/>
+                    </a:stretch>
+                  </pic:blipFill>
+                  <pic:spPr>
+                    <a:xfrm>
+                      <a:off x="0" y="0"/>
+                      <a:ext cx="2880821" cy="1723290"/>
+                    </a:xfrm>
+                    <a:prstGeom prst="rect">
+                      <a:avLst/>
+                    </a:prstGeom>
+                  </pic:spPr>
+                </pic:pic>
+              </a:graphicData>
+            </a:graphic>
+          </wp:inline>
+        </w:drawing>
       </w:r>
     </w:p>
     <w:p>
@@ -4349,6 +4401,7 @@
           <w:rStyle w:val="NormalTok"/>
           <w:sz w:val="18"/>
         </w:rPr>
+        <w:lastRenderedPageBreak/>
         <w:t xml:space="preserve">    </w:t>
       </w:r>
       <w:r>
@@ -4527,10 +4580,44 @@
     </w:p>
     <w:p>
       <w:pPr>
-        <w:pStyle w:val="FirstParagraph"/>
+        <w:pStyle w:val="BodyText"/>
       </w:pPr>
       <w:r>
-        <w:t>A 4x2 grid form. Entering two numbers and clicking “Add” displays the sum in the result field.</w:t>
+        <w:drawing>
+          <wp:inline distT="0" distB="0" distL="0" distR="0" wp14:anchorId="336F1FDF" wp14:editId="6EA8440B">
+            <wp:extent cx="2459410" cy="1670050"/>
+            <wp:effectExtent l="0" t="0" r="0" b="0"/>
+            <wp:docPr id="1346040549" name="Picture 1"/>
+            <wp:cNvGraphicFramePr>
+              <a:graphicFrameLocks xmlns:a="http://schemas.openxmlformats.org/drawingml/2006/main" noChangeAspect="1"/>
+            </wp:cNvGraphicFramePr>
+            <a:graphic xmlns:a="http://schemas.openxmlformats.org/drawingml/2006/main">
+              <a:graphicData uri="http://schemas.openxmlformats.org/drawingml/2006/picture">
+                <pic:pic xmlns:pic="http://schemas.openxmlformats.org/drawingml/2006/picture">
+                  <pic:nvPicPr>
+                    <pic:cNvPr id="1346040549" name=""/>
+                    <pic:cNvPicPr/>
+                  </pic:nvPicPr>
+                  <pic:blipFill>
+                    <a:blip r:embed="rId12"/>
+                    <a:stretch>
+                      <a:fillRect/>
+                    </a:stretch>
+                  </pic:blipFill>
+                  <pic:spPr>
+                    <a:xfrm>
+                      <a:off x="0" y="0"/>
+                      <a:ext cx="2463789" cy="1673024"/>
+                    </a:xfrm>
+                    <a:prstGeom prst="rect">
+                      <a:avLst/>
+                    </a:prstGeom>
+                  </pic:spPr>
+                </pic:pic>
+              </a:graphicData>
+            </a:graphic>
+          </wp:inline>
+        </w:drawing>
       </w:r>
     </w:p>
     <w:p>
@@ -4556,7 +4643,6 @@
         <w:rPr>
           <w:sz w:val="2"/>
         </w:rPr>
-        <w:lastRenderedPageBreak/>
         <w:br w:type="page"/>
       </w:r>
     </w:p>
@@ -4591,6 +4677,48 @@
     </w:p>
     <w:p>
       <w:pPr>
+        <w:pStyle w:val="BodyText"/>
+      </w:pPr>
+      <w:r>
+        <w:drawing>
+          <wp:inline distT="0" distB="0" distL="0" distR="0" wp14:anchorId="325D2F70" wp14:editId="08E53185">
+            <wp:extent cx="2935115" cy="2120900"/>
+            <wp:effectExtent l="0" t="0" r="0" b="0"/>
+            <wp:docPr id="1396489906" name="Picture 1"/>
+            <wp:cNvGraphicFramePr>
+              <a:graphicFrameLocks xmlns:a="http://schemas.openxmlformats.org/drawingml/2006/main" noChangeAspect="1"/>
+            </wp:cNvGraphicFramePr>
+            <a:graphic xmlns:a="http://schemas.openxmlformats.org/drawingml/2006/main">
+              <a:graphicData uri="http://schemas.openxmlformats.org/drawingml/2006/picture">
+                <pic:pic xmlns:pic="http://schemas.openxmlformats.org/drawingml/2006/picture">
+                  <pic:nvPicPr>
+                    <pic:cNvPr id="1396489906" name=""/>
+                    <pic:cNvPicPr/>
+                  </pic:nvPicPr>
+                  <pic:blipFill>
+                    <a:blip r:embed="rId13"/>
+                    <a:stretch>
+                      <a:fillRect/>
+                    </a:stretch>
+                  </pic:blipFill>
+                  <pic:spPr>
+                    <a:xfrm>
+                      <a:off x="0" y="0"/>
+                      <a:ext cx="2945093" cy="2128110"/>
+                    </a:xfrm>
+                    <a:prstGeom prst="rect">
+                      <a:avLst/>
+                    </a:prstGeom>
+                  </pic:spPr>
+                </pic:pic>
+              </a:graphicData>
+            </a:graphic>
+          </wp:inline>
+        </w:drawing>
+      </w:r>
+    </w:p>
+    <w:p>
+      <w:pPr>
         <w:pStyle w:val="Heading2"/>
       </w:pPr>
       <w:bookmarkStart w:id="12" w:name="source-code-2"/>
@@ -6287,6 +6415,7 @@
           <w:rStyle w:val="NormalTok"/>
           <w:sz w:val="18"/>
         </w:rPr>
+        <w:lastRenderedPageBreak/>
         <w:t xml:space="preserve">        f</w:t>
       </w:r>
       <w:r>
@@ -7528,7 +7657,6 @@
           <w:rStyle w:val="NormalTok"/>
           <w:sz w:val="18"/>
         </w:rPr>
-        <w:lastRenderedPageBreak/>
         <w:t xml:space="preserve">        </w:t>
       </w:r>
       <w:r>
@@ -7918,7 +8046,78 @@
         <w:pStyle w:val="FirstParagraph"/>
       </w:pPr>
       <w:r>
-        <w:t>A 6x2 grid with radio buttons for operation selection. Selecting an operation and clicking Calculate displays the result.</w:t>
+        <w:drawing>
+          <wp:inline distT="0" distB="0" distL="0" distR="0" wp14:anchorId="28583CD1" wp14:editId="294FF665">
+            <wp:extent cx="2522025" cy="1816100"/>
+            <wp:effectExtent l="0" t="0" r="0" b="0"/>
+            <wp:docPr id="1323389951" name="Picture 1"/>
+            <wp:cNvGraphicFramePr>
+              <a:graphicFrameLocks xmlns:a="http://schemas.openxmlformats.org/drawingml/2006/main" noChangeAspect="1"/>
+            </wp:cNvGraphicFramePr>
+            <a:graphic xmlns:a="http://schemas.openxmlformats.org/drawingml/2006/main">
+              <a:graphicData uri="http://schemas.openxmlformats.org/drawingml/2006/picture">
+                <pic:pic xmlns:pic="http://schemas.openxmlformats.org/drawingml/2006/picture">
+                  <pic:nvPicPr>
+                    <pic:cNvPr id="1323389951" name=""/>
+                    <pic:cNvPicPr/>
+                  </pic:nvPicPr>
+                  <pic:blipFill>
+                    <a:blip r:embed="rId14"/>
+                    <a:stretch>
+                      <a:fillRect/>
+                    </a:stretch>
+                  </pic:blipFill>
+                  <pic:spPr>
+                    <a:xfrm>
+                      <a:off x="0" y="0"/>
+                      <a:ext cx="2536429" cy="1826472"/>
+                    </a:xfrm>
+                    <a:prstGeom prst="rect">
+                      <a:avLst/>
+                    </a:prstGeom>
+                  </pic:spPr>
+                </pic:pic>
+              </a:graphicData>
+            </a:graphic>
+          </wp:inline>
+        </w:drawing>
+      </w:r>
+      <w:r>
+        <w:drawing>
+          <wp:inline distT="0" distB="0" distL="0" distR="0" wp14:anchorId="76C66138" wp14:editId="14C08848">
+            <wp:extent cx="2571750" cy="1806350"/>
+            <wp:effectExtent l="0" t="0" r="0" b="0"/>
+            <wp:docPr id="212197555" name="Picture 1"/>
+            <wp:cNvGraphicFramePr>
+              <a:graphicFrameLocks xmlns:a="http://schemas.openxmlformats.org/drawingml/2006/main" noChangeAspect="1"/>
+            </wp:cNvGraphicFramePr>
+            <a:graphic xmlns:a="http://schemas.openxmlformats.org/drawingml/2006/main">
+              <a:graphicData uri="http://schemas.openxmlformats.org/drawingml/2006/picture">
+                <pic:pic xmlns:pic="http://schemas.openxmlformats.org/drawingml/2006/picture">
+                  <pic:nvPicPr>
+                    <pic:cNvPr id="212197555" name=""/>
+                    <pic:cNvPicPr/>
+                  </pic:nvPicPr>
+                  <pic:blipFill>
+                    <a:blip r:embed="rId15"/>
+                    <a:stretch>
+                      <a:fillRect/>
+                    </a:stretch>
+                  </pic:blipFill>
+                  <pic:spPr>
+                    <a:xfrm>
+                      <a:off x="0" y="0"/>
+                      <a:ext cx="2587969" cy="1817742"/>
+                    </a:xfrm>
+                    <a:prstGeom prst="rect">
+                      <a:avLst/>
+                    </a:prstGeom>
+                  </pic:spPr>
+                </pic:pic>
+              </a:graphicData>
+            </a:graphic>
+          </wp:inline>
+        </w:drawing>
       </w:r>
     </w:p>
     <w:p>
@@ -7973,7 +8172,82 @@
         <w:pStyle w:val="FirstParagraph"/>
       </w:pPr>
       <w:r>
-        <w:t>Same as Lab 1 but using an anonymous MouseAdapter class instead of implementing MouseListener.</w:t>
+        <w:t xml:space="preserve"> </w:t>
+      </w:r>
+      <w:r>
+        <w:t xml:space="preserve">Create </w:t>
+      </w:r>
+      <w:proofErr w:type="gramStart"/>
+      <w:r>
+        <w:t>an</w:t>
+      </w:r>
+      <w:proofErr w:type="gramEnd"/>
+      <w:r>
+        <w:t xml:space="preserve"> </w:t>
+      </w:r>
+      <w:proofErr w:type="spellStart"/>
+      <w:r>
+        <w:t>J</w:t>
+      </w:r>
+      <w:r>
+        <w:t>Frame</w:t>
+      </w:r>
+      <w:proofErr w:type="spellEnd"/>
+      <w:r>
+        <w:t xml:space="preserve"> that implements</w:t>
+      </w:r>
+      <w:r>
+        <w:t xml:space="preserve"> </w:t>
+      </w:r>
+      <w:proofErr w:type="spellStart"/>
+      <w:r>
+        <w:t>MouseAdapter</w:t>
+      </w:r>
+      <w:proofErr w:type="spellEnd"/>
+      <w:r>
+        <w:t>. On mouse press, display the sum of two numbers. On mouse release, display the difference.</w:t>
+      </w:r>
+    </w:p>
+    <w:p>
+      <w:pPr>
+        <w:pStyle w:val="BodyText"/>
+      </w:pPr>
+      <w:r>
+        <w:drawing>
+          <wp:inline distT="0" distB="0" distL="0" distR="0" wp14:anchorId="274C6BDF" wp14:editId="0AAF1CD4">
+            <wp:extent cx="3112363" cy="2254250"/>
+            <wp:effectExtent l="0" t="0" r="0" b="0"/>
+            <wp:docPr id="1778309922" name="Picture 1"/>
+            <wp:cNvGraphicFramePr>
+              <a:graphicFrameLocks xmlns:a="http://schemas.openxmlformats.org/drawingml/2006/main" noChangeAspect="1"/>
+            </wp:cNvGraphicFramePr>
+            <a:graphic xmlns:a="http://schemas.openxmlformats.org/drawingml/2006/main">
+              <a:graphicData uri="http://schemas.openxmlformats.org/drawingml/2006/picture">
+                <pic:pic xmlns:pic="http://schemas.openxmlformats.org/drawingml/2006/picture">
+                  <pic:nvPicPr>
+                    <pic:cNvPr id="1778309922" name=""/>
+                    <pic:cNvPicPr/>
+                  </pic:nvPicPr>
+                  <pic:blipFill>
+                    <a:blip r:embed="rId16"/>
+                    <a:stretch>
+                      <a:fillRect/>
+                    </a:stretch>
+                  </pic:blipFill>
+                  <pic:spPr>
+                    <a:xfrm>
+                      <a:off x="0" y="0"/>
+                      <a:ext cx="3113973" cy="2255416"/>
+                    </a:xfrm>
+                    <a:prstGeom prst="rect">
+                      <a:avLst/>
+                    </a:prstGeom>
+                  </pic:spPr>
+                </pic:pic>
+              </a:graphicData>
+            </a:graphic>
+          </wp:inline>
+        </w:drawing>
       </w:r>
     </w:p>
     <w:p>
@@ -9905,6 +10179,7 @@
         <w:br/>
       </w:r>
       <w:r>
+        <w:lastRenderedPageBreak/>
         <w:br/>
       </w:r>
       <w:r>
@@ -10114,10 +10389,87 @@
     </w:p>
     <w:p>
       <w:pPr>
-        <w:pStyle w:val="FirstParagraph"/>
+        <w:pStyle w:val="BodyText"/>
       </w:pPr>
       <w:r>
-        <w:t>A 3x2 grid layout. Mouse press shows sum, mouse release shows difference.</w:t>
+        <w:drawing>
+          <wp:inline distT="0" distB="0" distL="0" distR="0" wp14:anchorId="0ADC453C" wp14:editId="29AE021E">
+            <wp:extent cx="2419351" cy="1612900"/>
+            <wp:effectExtent l="0" t="0" r="0" b="0"/>
+            <wp:docPr id="1184927707" name="Picture 1"/>
+            <wp:cNvGraphicFramePr>
+              <a:graphicFrameLocks xmlns:a="http://schemas.openxmlformats.org/drawingml/2006/main" noChangeAspect="1"/>
+            </wp:cNvGraphicFramePr>
+            <a:graphic xmlns:a="http://schemas.openxmlformats.org/drawingml/2006/main">
+              <a:graphicData uri="http://schemas.openxmlformats.org/drawingml/2006/picture">
+                <pic:pic xmlns:pic="http://schemas.openxmlformats.org/drawingml/2006/picture">
+                  <pic:nvPicPr>
+                    <pic:cNvPr id="1184927707" name=""/>
+                    <pic:cNvPicPr/>
+                  </pic:nvPicPr>
+                  <pic:blipFill>
+                    <a:blip r:embed="rId17"/>
+                    <a:stretch>
+                      <a:fillRect/>
+                    </a:stretch>
+                  </pic:blipFill>
+                  <pic:spPr>
+                    <a:xfrm>
+                      <a:off x="0" y="0"/>
+                      <a:ext cx="2426576" cy="1617717"/>
+                    </a:xfrm>
+                    <a:prstGeom prst="rect">
+                      <a:avLst/>
+                    </a:prstGeom>
+                  </pic:spPr>
+                </pic:pic>
+              </a:graphicData>
+            </a:graphic>
+          </wp:inline>
+        </w:drawing>
+      </w:r>
+      <w:r>
+        <w:rPr>
+          <w:noProof/>
+        </w:rPr>
+        <w:t xml:space="preserve"> </w:t>
+      </w:r>
+      <w:r>
+        <w:drawing>
+          <wp:inline distT="0" distB="0" distL="0" distR="0" wp14:anchorId="0157782E" wp14:editId="45FEF828">
+            <wp:extent cx="2488725" cy="1631950"/>
+            <wp:effectExtent l="0" t="0" r="0" b="0"/>
+            <wp:docPr id="2007205542" name="Picture 1"/>
+            <wp:cNvGraphicFramePr>
+              <a:graphicFrameLocks xmlns:a="http://schemas.openxmlformats.org/drawingml/2006/main" noChangeAspect="1"/>
+            </wp:cNvGraphicFramePr>
+            <a:graphic xmlns:a="http://schemas.openxmlformats.org/drawingml/2006/main">
+              <a:graphicData uri="http://schemas.openxmlformats.org/drawingml/2006/picture">
+                <pic:pic xmlns:pic="http://schemas.openxmlformats.org/drawingml/2006/picture">
+                  <pic:nvPicPr>
+                    <pic:cNvPr id="2007205542" name=""/>
+                    <pic:cNvPicPr/>
+                  </pic:nvPicPr>
+                  <pic:blipFill>
+                    <a:blip r:embed="rId18"/>
+                    <a:stretch>
+                      <a:fillRect/>
+                    </a:stretch>
+                  </pic:blipFill>
+                  <pic:spPr>
+                    <a:xfrm>
+                      <a:off x="0" y="0"/>
+                      <a:ext cx="2495336" cy="1636285"/>
+                    </a:xfrm>
+                    <a:prstGeom prst="rect">
+                      <a:avLst/>
+                    </a:prstGeom>
+                  </pic:spPr>
+                </pic:pic>
+              </a:graphicData>
+            </a:graphic>
+          </wp:inline>
+        </w:drawing>
       </w:r>
     </w:p>
     <w:p>
@@ -10172,7 +10524,57 @@
         <w:pStyle w:val="FirstParagraph"/>
       </w:pPr>
       <w:r>
-        <w:t>Create a Swing login form with username and password fields using GridLayout (no event handling).</w:t>
+        <w:t xml:space="preserve">Create a Swing login form with username and password fields using </w:t>
+      </w:r>
+      <w:proofErr w:type="spellStart"/>
+      <w:r>
+        <w:t>GridLayout</w:t>
+      </w:r>
+      <w:proofErr w:type="spellEnd"/>
+      <w:r>
+        <w:t>.</w:t>
+      </w:r>
+    </w:p>
+    <w:p>
+      <w:pPr>
+        <w:pStyle w:val="BodyText"/>
+      </w:pPr>
+      <w:r>
+        <w:drawing>
+          <wp:inline distT="0" distB="0" distL="0" distR="0" wp14:anchorId="0C70BCBA" wp14:editId="4E949553">
+            <wp:extent cx="3082658" cy="2184400"/>
+            <wp:effectExtent l="0" t="0" r="0" b="0"/>
+            <wp:docPr id="1809905353" name="Picture 1"/>
+            <wp:cNvGraphicFramePr>
+              <a:graphicFrameLocks xmlns:a="http://schemas.openxmlformats.org/drawingml/2006/main" noChangeAspect="1"/>
+            </wp:cNvGraphicFramePr>
+            <a:graphic xmlns:a="http://schemas.openxmlformats.org/drawingml/2006/main">
+              <a:graphicData uri="http://schemas.openxmlformats.org/drawingml/2006/picture">
+                <pic:pic xmlns:pic="http://schemas.openxmlformats.org/drawingml/2006/picture">
+                  <pic:nvPicPr>
+                    <pic:cNvPr id="1809905353" name=""/>
+                    <pic:cNvPicPr/>
+                  </pic:nvPicPr>
+                  <pic:blipFill>
+                    <a:blip r:embed="rId19"/>
+                    <a:stretch>
+                      <a:fillRect/>
+                    </a:stretch>
+                  </pic:blipFill>
+                  <pic:spPr>
+                    <a:xfrm>
+                      <a:off x="0" y="0"/>
+                      <a:ext cx="3085539" cy="2186442"/>
+                    </a:xfrm>
+                    <a:prstGeom prst="rect">
+                      <a:avLst/>
+                    </a:prstGeom>
+                  </pic:spPr>
+                </pic:pic>
+              </a:graphicData>
+            </a:graphic>
+          </wp:inline>
+        </w:drawing>
       </w:r>
     </w:p>
     <w:p>
@@ -11205,10 +11607,44 @@
     </w:p>
     <w:p>
       <w:pPr>
-        <w:pStyle w:val="FirstParagraph"/>
+        <w:pStyle w:val="BodyText"/>
       </w:pPr>
       <w:r>
-        <w:t>A 3x2 grid with Username label and field, Password label and field, and a Login button.</w:t>
+        <w:drawing>
+          <wp:inline distT="0" distB="0" distL="0" distR="0" wp14:anchorId="1B264014" wp14:editId="2574F717">
+            <wp:extent cx="2804403" cy="1348857"/>
+            <wp:effectExtent l="0" t="0" r="0" b="3810"/>
+            <wp:docPr id="798589761" name="Picture 1"/>
+            <wp:cNvGraphicFramePr>
+              <a:graphicFrameLocks xmlns:a="http://schemas.openxmlformats.org/drawingml/2006/main" noChangeAspect="1"/>
+            </wp:cNvGraphicFramePr>
+            <a:graphic xmlns:a="http://schemas.openxmlformats.org/drawingml/2006/main">
+              <a:graphicData uri="http://schemas.openxmlformats.org/drawingml/2006/picture">
+                <pic:pic xmlns:pic="http://schemas.openxmlformats.org/drawingml/2006/picture">
+                  <pic:nvPicPr>
+                    <pic:cNvPr id="798589761" name=""/>
+                    <pic:cNvPicPr/>
+                  </pic:nvPicPr>
+                  <pic:blipFill>
+                    <a:blip r:embed="rId20"/>
+                    <a:stretch>
+                      <a:fillRect/>
+                    </a:stretch>
+                  </pic:blipFill>
+                  <pic:spPr>
+                    <a:xfrm>
+                      <a:off x="0" y="0"/>
+                      <a:ext cx="2804403" cy="1348857"/>
+                    </a:xfrm>
+                    <a:prstGeom prst="rect">
+                      <a:avLst/>
+                    </a:prstGeom>
+                  </pic:spPr>
+                </pic:pic>
+              </a:graphicData>
+            </a:graphic>
+          </wp:inline>
+        </w:drawing>
       </w:r>
     </w:p>
     <w:p>
@@ -11218,6 +11654,7 @@
       <w:bookmarkStart w:id="24" w:name="conclusion-4"/>
       <w:bookmarkEnd w:id="23"/>
       <w:r>
+        <w:lastRenderedPageBreak/>
         <w:t>Conclusion</w:t>
       </w:r>
     </w:p>
@@ -11263,7 +11700,57 @@
         <w:pStyle w:val="FirstParagraph"/>
       </w:pPr>
       <w:r>
-        <w:t>Create a Swing login form using GridBagLayout with proper spacing using GridBagConstraints.</w:t>
+        <w:t xml:space="preserve">Create a Swing login form using GridBagLayout with proper spacing using </w:t>
+      </w:r>
+      <w:proofErr w:type="spellStart"/>
+      <w:r>
+        <w:t>GridBagConstraints</w:t>
+      </w:r>
+      <w:proofErr w:type="spellEnd"/>
+      <w:r>
+        <w:t>.</w:t>
+      </w:r>
+    </w:p>
+    <w:p>
+      <w:pPr>
+        <w:pStyle w:val="BodyText"/>
+      </w:pPr>
+      <w:r>
+        <w:drawing>
+          <wp:inline distT="0" distB="0" distL="0" distR="0" wp14:anchorId="04B69995" wp14:editId="6C2EA49F">
+            <wp:extent cx="3406435" cy="2522439"/>
+            <wp:effectExtent l="0" t="0" r="3810" b="0"/>
+            <wp:docPr id="82058646" name="Picture 1"/>
+            <wp:cNvGraphicFramePr>
+              <a:graphicFrameLocks xmlns:a="http://schemas.openxmlformats.org/drawingml/2006/main" noChangeAspect="1"/>
+            </wp:cNvGraphicFramePr>
+            <a:graphic xmlns:a="http://schemas.openxmlformats.org/drawingml/2006/main">
+              <a:graphicData uri="http://schemas.openxmlformats.org/drawingml/2006/picture">
+                <pic:pic xmlns:pic="http://schemas.openxmlformats.org/drawingml/2006/picture">
+                  <pic:nvPicPr>
+                    <pic:cNvPr id="82058646" name=""/>
+                    <pic:cNvPicPr/>
+                  </pic:nvPicPr>
+                  <pic:blipFill>
+                    <a:blip r:embed="rId21"/>
+                    <a:stretch>
+                      <a:fillRect/>
+                    </a:stretch>
+                  </pic:blipFill>
+                  <pic:spPr>
+                    <a:xfrm>
+                      <a:off x="0" y="0"/>
+                      <a:ext cx="3406435" cy="2522439"/>
+                    </a:xfrm>
+                    <a:prstGeom prst="rect">
+                      <a:avLst/>
+                    </a:prstGeom>
+                  </pic:spPr>
+                </pic:pic>
+              </a:graphicData>
+            </a:graphic>
+          </wp:inline>
+        </w:drawing>
       </w:r>
     </w:p>
     <w:p>
@@ -13015,6 +13502,7 @@
           <w:rStyle w:val="NormalTok"/>
           <w:sz w:val="18"/>
         </w:rPr>
+        <w:lastRenderedPageBreak/>
         <w:t xml:space="preserve">    </w:t>
       </w:r>
       <w:r>
@@ -13050,7 +13538,65 @@
         <w:pStyle w:val="FirstParagraph"/>
       </w:pPr>
       <w:r>
-        <w:t>Login form with precise component positioning using GridBagLayout and 5px insets.</w:t>
+        <w:t xml:space="preserve">Login form with precise component positioning using </w:t>
+      </w:r>
+      <w:proofErr w:type="spellStart"/>
+      <w:r>
+        <w:t>GridBagLayout</w:t>
+      </w:r>
+      <w:proofErr w:type="spellEnd"/>
+      <w:r>
+        <w:t xml:space="preserve"> and 5px </w:t>
+      </w:r>
+      <w:proofErr w:type="gramStart"/>
+      <w:r>
+        <w:t>insets</w:t>
+      </w:r>
+      <w:proofErr w:type="gramEnd"/>
+      <w:r>
+        <w:t>.</w:t>
+      </w:r>
+    </w:p>
+    <w:p>
+      <w:pPr>
+        <w:pStyle w:val="BodyText"/>
+      </w:pPr>
+      <w:r>
+        <w:drawing>
+          <wp:inline distT="0" distB="0" distL="0" distR="0" wp14:anchorId="55280DB1" wp14:editId="40AB2B5A">
+            <wp:extent cx="3060700" cy="1690672"/>
+            <wp:effectExtent l="0" t="0" r="0" b="0"/>
+            <wp:docPr id="251280318" name="Picture 1"/>
+            <wp:cNvGraphicFramePr>
+              <a:graphicFrameLocks xmlns:a="http://schemas.openxmlformats.org/drawingml/2006/main" noChangeAspect="1"/>
+            </wp:cNvGraphicFramePr>
+            <a:graphic xmlns:a="http://schemas.openxmlformats.org/drawingml/2006/main">
+              <a:graphicData uri="http://schemas.openxmlformats.org/drawingml/2006/picture">
+                <pic:pic xmlns:pic="http://schemas.openxmlformats.org/drawingml/2006/picture">
+                  <pic:nvPicPr>
+                    <pic:cNvPr id="251280318" name=""/>
+                    <pic:cNvPicPr/>
+                  </pic:nvPicPr>
+                  <pic:blipFill>
+                    <a:blip r:embed="rId22"/>
+                    <a:stretch>
+                      <a:fillRect/>
+                    </a:stretch>
+                  </pic:blipFill>
+                  <pic:spPr>
+                    <a:xfrm>
+                      <a:off x="0" y="0"/>
+                      <a:ext cx="3065860" cy="1693523"/>
+                    </a:xfrm>
+                    <a:prstGeom prst="rect">
+                      <a:avLst/>
+                    </a:prstGeom>
+                  </pic:spPr>
+                </pic:pic>
+              </a:graphicData>
+            </a:graphic>
+          </wp:inline>
+        </w:drawing>
       </w:r>
     </w:p>
     <w:p>
@@ -13110,6 +13656,48 @@
     </w:p>
     <w:p>
       <w:pPr>
+        <w:pStyle w:val="BodyText"/>
+      </w:pPr>
+      <w:r>
+        <w:drawing>
+          <wp:inline distT="0" distB="0" distL="0" distR="0" wp14:anchorId="7A5C6FAE" wp14:editId="34A80A6D">
+            <wp:extent cx="3164840" cy="2260600"/>
+            <wp:effectExtent l="0" t="0" r="0" b="0"/>
+            <wp:docPr id="2081681395" name="Picture 1"/>
+            <wp:cNvGraphicFramePr>
+              <a:graphicFrameLocks xmlns:a="http://schemas.openxmlformats.org/drawingml/2006/main" noChangeAspect="1"/>
+            </wp:cNvGraphicFramePr>
+            <a:graphic xmlns:a="http://schemas.openxmlformats.org/drawingml/2006/main">
+              <a:graphicData uri="http://schemas.openxmlformats.org/drawingml/2006/picture">
+                <pic:pic xmlns:pic="http://schemas.openxmlformats.org/drawingml/2006/picture">
+                  <pic:nvPicPr>
+                    <pic:cNvPr id="2081681395" name=""/>
+                    <pic:cNvPicPr/>
+                  </pic:nvPicPr>
+                  <pic:blipFill>
+                    <a:blip r:embed="rId23"/>
+                    <a:stretch>
+                      <a:fillRect/>
+                    </a:stretch>
+                  </pic:blipFill>
+                  <pic:spPr>
+                    <a:xfrm>
+                      <a:off x="0" y="0"/>
+                      <a:ext cx="3165354" cy="2260967"/>
+                    </a:xfrm>
+                    <a:prstGeom prst="rect">
+                      <a:avLst/>
+                    </a:prstGeom>
+                  </pic:spPr>
+                </pic:pic>
+              </a:graphicData>
+            </a:graphic>
+          </wp:inline>
+        </w:drawing>
+      </w:r>
+    </w:p>
+    <w:p>
+      <w:pPr>
         <w:pStyle w:val="Heading2"/>
       </w:pPr>
       <w:bookmarkStart w:id="32" w:name="source-code-6"/>
@@ -15370,6 +15958,7 @@
           <w:rStyle w:val="NormalTok"/>
           <w:sz w:val="18"/>
         </w:rPr>
+        <w:lastRenderedPageBreak/>
         <w:t xml:space="preserve">        f</w:t>
       </w:r>
       <w:r>
@@ -16621,7 +17210,6 @@
           <w:rStyle w:val="NormalTok"/>
           <w:sz w:val="18"/>
         </w:rPr>
-        <w:lastRenderedPageBreak/>
         <w:t xml:space="preserve">    </w:t>
       </w:r>
       <w:r>
@@ -16804,6 +17392,91 @@
       </w:pPr>
       <w:r>
         <w:t>BorderLayout with title at top, inputs in center, operation buttons on the right.</w:t>
+      </w:r>
+    </w:p>
+    <w:p>
+      <w:pPr>
+        <w:pStyle w:val="BodyText"/>
+      </w:pPr>
+      <w:r>
+        <w:drawing>
+          <wp:inline distT="0" distB="0" distL="0" distR="0" wp14:anchorId="08371AA5" wp14:editId="0BE0248A">
+            <wp:extent cx="2673350" cy="1670844"/>
+            <wp:effectExtent l="0" t="0" r="0" b="0"/>
+            <wp:docPr id="1508702290" name="Picture 1"/>
+            <wp:cNvGraphicFramePr>
+              <a:graphicFrameLocks xmlns:a="http://schemas.openxmlformats.org/drawingml/2006/main" noChangeAspect="1"/>
+            </wp:cNvGraphicFramePr>
+            <a:graphic xmlns:a="http://schemas.openxmlformats.org/drawingml/2006/main">
+              <a:graphicData uri="http://schemas.openxmlformats.org/drawingml/2006/picture">
+                <pic:pic xmlns:pic="http://schemas.openxmlformats.org/drawingml/2006/picture">
+                  <pic:nvPicPr>
+                    <pic:cNvPr id="1508702290" name=""/>
+                    <pic:cNvPicPr/>
+                  </pic:nvPicPr>
+                  <pic:blipFill>
+                    <a:blip r:embed="rId24"/>
+                    <a:stretch>
+                      <a:fillRect/>
+                    </a:stretch>
+                  </pic:blipFill>
+                  <pic:spPr>
+                    <a:xfrm>
+                      <a:off x="0" y="0"/>
+                      <a:ext cx="2680429" cy="1675268"/>
+                    </a:xfrm>
+                    <a:prstGeom prst="rect">
+                      <a:avLst/>
+                    </a:prstGeom>
+                  </pic:spPr>
+                </pic:pic>
+              </a:graphicData>
+            </a:graphic>
+          </wp:inline>
+        </w:drawing>
+      </w:r>
+      <w:r>
+        <w:rPr>
+          <w:noProof/>
+        </w:rPr>
+        <w:t xml:space="preserve"> </w:t>
+      </w:r>
+      <w:r>
+        <w:drawing>
+          <wp:inline distT="0" distB="0" distL="0" distR="0" wp14:anchorId="26EA1B0D" wp14:editId="3E704819">
+            <wp:extent cx="2652037" cy="1663700"/>
+            <wp:effectExtent l="0" t="0" r="0" b="0"/>
+            <wp:docPr id="2024657779" name="Picture 1"/>
+            <wp:cNvGraphicFramePr>
+              <a:graphicFrameLocks xmlns:a="http://schemas.openxmlformats.org/drawingml/2006/main" noChangeAspect="1"/>
+            </wp:cNvGraphicFramePr>
+            <a:graphic xmlns:a="http://schemas.openxmlformats.org/drawingml/2006/main">
+              <a:graphicData uri="http://schemas.openxmlformats.org/drawingml/2006/picture">
+                <pic:pic xmlns:pic="http://schemas.openxmlformats.org/drawingml/2006/picture">
+                  <pic:nvPicPr>
+                    <pic:cNvPr id="2024657779" name=""/>
+                    <pic:cNvPicPr/>
+                  </pic:nvPicPr>
+                  <pic:blipFill>
+                    <a:blip r:embed="rId25"/>
+                    <a:stretch>
+                      <a:fillRect/>
+                    </a:stretch>
+                  </pic:blipFill>
+                  <pic:spPr>
+                    <a:xfrm>
+                      <a:off x="0" y="0"/>
+                      <a:ext cx="2661480" cy="1669624"/>
+                    </a:xfrm>
+                    <a:prstGeom prst="rect">
+                      <a:avLst/>
+                    </a:prstGeom>
+                  </pic:spPr>
+                </pic:pic>
+              </a:graphicData>
+            </a:graphic>
+          </wp:inline>
+        </w:drawing>
       </w:r>
     </w:p>
     <w:p>
@@ -16863,6 +17536,48 @@
     </w:p>
     <w:p>
       <w:pPr>
+        <w:pStyle w:val="BodyText"/>
+      </w:pPr>
+      <w:r>
+        <w:drawing>
+          <wp:inline distT="0" distB="0" distL="0" distR="0" wp14:anchorId="0B65C374" wp14:editId="5A07F861">
+            <wp:extent cx="3429297" cy="2377646"/>
+            <wp:effectExtent l="0" t="0" r="0" b="3810"/>
+            <wp:docPr id="75353596" name="Picture 1"/>
+            <wp:cNvGraphicFramePr>
+              <a:graphicFrameLocks xmlns:a="http://schemas.openxmlformats.org/drawingml/2006/main" noChangeAspect="1"/>
+            </wp:cNvGraphicFramePr>
+            <a:graphic xmlns:a="http://schemas.openxmlformats.org/drawingml/2006/main">
+              <a:graphicData uri="http://schemas.openxmlformats.org/drawingml/2006/picture">
+                <pic:pic xmlns:pic="http://schemas.openxmlformats.org/drawingml/2006/picture">
+                  <pic:nvPicPr>
+                    <pic:cNvPr id="75353596" name=""/>
+                    <pic:cNvPicPr/>
+                  </pic:nvPicPr>
+                  <pic:blipFill>
+                    <a:blip r:embed="rId26"/>
+                    <a:stretch>
+                      <a:fillRect/>
+                    </a:stretch>
+                  </pic:blipFill>
+                  <pic:spPr>
+                    <a:xfrm>
+                      <a:off x="0" y="0"/>
+                      <a:ext cx="3429297" cy="2377646"/>
+                    </a:xfrm>
+                    <a:prstGeom prst="rect">
+                      <a:avLst/>
+                    </a:prstGeom>
+                  </pic:spPr>
+                </pic:pic>
+              </a:graphicData>
+            </a:graphic>
+          </wp:inline>
+        </w:drawing>
+      </w:r>
+    </w:p>
+    <w:p>
+      <w:pPr>
         <w:pStyle w:val="Heading2"/>
       </w:pPr>
       <w:bookmarkStart w:id="37" w:name="source-code-7"/>
@@ -18577,6 +19292,7 @@
         <w:br/>
       </w:r>
       <w:r>
+        <w:lastRenderedPageBreak/>
         <w:br/>
       </w:r>
       <w:r>
@@ -18766,6 +19482,48 @@
       </w:pPr>
       <w:r>
         <w:t>Three buttons in a row. Clicking “RED” turns the red button red, and similarly for blue and green.</w:t>
+      </w:r>
+    </w:p>
+    <w:p>
+      <w:pPr>
+        <w:pStyle w:val="BodyText"/>
+      </w:pPr>
+      <w:r>
+        <w:drawing>
+          <wp:inline distT="0" distB="0" distL="0" distR="0" wp14:anchorId="235E6B27" wp14:editId="78417A87">
+            <wp:extent cx="3680779" cy="1844200"/>
+            <wp:effectExtent l="0" t="0" r="0" b="3810"/>
+            <wp:docPr id="791614601" name="Picture 1"/>
+            <wp:cNvGraphicFramePr>
+              <a:graphicFrameLocks xmlns:a="http://schemas.openxmlformats.org/drawingml/2006/main" noChangeAspect="1"/>
+            </wp:cNvGraphicFramePr>
+            <a:graphic xmlns:a="http://schemas.openxmlformats.org/drawingml/2006/main">
+              <a:graphicData uri="http://schemas.openxmlformats.org/drawingml/2006/picture">
+                <pic:pic xmlns:pic="http://schemas.openxmlformats.org/drawingml/2006/picture">
+                  <pic:nvPicPr>
+                    <pic:cNvPr id="791614601" name=""/>
+                    <pic:cNvPicPr/>
+                  </pic:nvPicPr>
+                  <pic:blipFill>
+                    <a:blip r:embed="rId27"/>
+                    <a:stretch>
+                      <a:fillRect/>
+                    </a:stretch>
+                  </pic:blipFill>
+                  <pic:spPr>
+                    <a:xfrm>
+                      <a:off x="0" y="0"/>
+                      <a:ext cx="3680779" cy="1844200"/>
+                    </a:xfrm>
+                    <a:prstGeom prst="rect">
+                      <a:avLst/>
+                    </a:prstGeom>
+                  </pic:spPr>
+                </pic:pic>
+              </a:graphicData>
+            </a:graphic>
+          </wp:inline>
+        </w:drawing>
       </w:r>
     </w:p>
     <w:p>
@@ -18825,6 +19583,48 @@
     </w:p>
     <w:p>
       <w:pPr>
+        <w:pStyle w:val="BodyText"/>
+      </w:pPr>
+      <w:r>
+        <w:drawing>
+          <wp:inline distT="0" distB="0" distL="0" distR="0" wp14:anchorId="78F6BA26" wp14:editId="60417B16">
+            <wp:extent cx="2900149" cy="2286000"/>
+            <wp:effectExtent l="0" t="0" r="0" b="0"/>
+            <wp:docPr id="2051563715" name="Picture 1"/>
+            <wp:cNvGraphicFramePr>
+              <a:graphicFrameLocks xmlns:a="http://schemas.openxmlformats.org/drawingml/2006/main" noChangeAspect="1"/>
+            </wp:cNvGraphicFramePr>
+            <a:graphic xmlns:a="http://schemas.openxmlformats.org/drawingml/2006/main">
+              <a:graphicData uri="http://schemas.openxmlformats.org/drawingml/2006/picture">
+                <pic:pic xmlns:pic="http://schemas.openxmlformats.org/drawingml/2006/picture">
+                  <pic:nvPicPr>
+                    <pic:cNvPr id="2051563715" name=""/>
+                    <pic:cNvPicPr/>
+                  </pic:nvPicPr>
+                  <pic:blipFill>
+                    <a:blip r:embed="rId28"/>
+                    <a:stretch>
+                      <a:fillRect/>
+                    </a:stretch>
+                  </pic:blipFill>
+                  <pic:spPr>
+                    <a:xfrm>
+                      <a:off x="0" y="0"/>
+                      <a:ext cx="2903640" cy="2288752"/>
+                    </a:xfrm>
+                    <a:prstGeom prst="rect">
+                      <a:avLst/>
+                    </a:prstGeom>
+                  </pic:spPr>
+                </pic:pic>
+              </a:graphicData>
+            </a:graphic>
+          </wp:inline>
+        </w:drawing>
+      </w:r>
+    </w:p>
+    <w:p>
+      <w:pPr>
         <w:pStyle w:val="Heading2"/>
       </w:pPr>
       <w:bookmarkStart w:id="42" w:name="source-code-8"/>
@@ -20588,6 +21388,7 @@
           <w:rStyle w:val="NormalTok"/>
           <w:sz w:val="18"/>
         </w:rPr>
+        <w:lastRenderedPageBreak/>
         <w:t xml:space="preserve">    </w:t>
       </w:r>
       <w:r>
@@ -20770,6 +21571,48 @@
       </w:pPr>
       <w:r>
         <w:t>Three buttons. Clicking “RED” turns the entire form background red, and similarly for blue and green.</w:t>
+      </w:r>
+    </w:p>
+    <w:p>
+      <w:pPr>
+        <w:pStyle w:val="BodyText"/>
+      </w:pPr>
+      <w:r>
+        <w:drawing>
+          <wp:inline distT="0" distB="0" distL="0" distR="0" wp14:anchorId="51C62002" wp14:editId="38C6BDBA">
+            <wp:extent cx="3680779" cy="1844200"/>
+            <wp:effectExtent l="0" t="0" r="0" b="3810"/>
+            <wp:docPr id="1758111430" name="Picture 1"/>
+            <wp:cNvGraphicFramePr>
+              <a:graphicFrameLocks xmlns:a="http://schemas.openxmlformats.org/drawingml/2006/main" noChangeAspect="1"/>
+            </wp:cNvGraphicFramePr>
+            <a:graphic xmlns:a="http://schemas.openxmlformats.org/drawingml/2006/main">
+              <a:graphicData uri="http://schemas.openxmlformats.org/drawingml/2006/picture">
+                <pic:pic xmlns:pic="http://schemas.openxmlformats.org/drawingml/2006/picture">
+                  <pic:nvPicPr>
+                    <pic:cNvPr id="1758111430" name=""/>
+                    <pic:cNvPicPr/>
+                  </pic:nvPicPr>
+                  <pic:blipFill>
+                    <a:blip r:embed="rId29"/>
+                    <a:stretch>
+                      <a:fillRect/>
+                    </a:stretch>
+                  </pic:blipFill>
+                  <pic:spPr>
+                    <a:xfrm>
+                      <a:off x="0" y="0"/>
+                      <a:ext cx="3680779" cy="1844200"/>
+                    </a:xfrm>
+                    <a:prstGeom prst="rect">
+                      <a:avLst/>
+                    </a:prstGeom>
+                  </pic:spPr>
+                </pic:pic>
+              </a:graphicData>
+            </a:graphic>
+          </wp:inline>
+        </w:drawing>
       </w:r>
     </w:p>
     <w:p>
@@ -20821,10 +21664,245 @@
     </w:p>
     <w:p>
       <w:pPr>
-        <w:pStyle w:val="FirstParagraph"/>
+        <w:pStyle w:val="BodyText"/>
       </w:pPr>
-      <w:r>
-        <w:t>Create a JFrame using BorderLayout with NORTH (labels), CENTER (login form), and SOUTH (Reset/Exit buttons).</w:t>
+      <w:proofErr w:type="gramStart"/>
+      <w:r>
+        <w:t xml:space="preserve">Create </w:t>
+      </w:r>
+      <w:r>
+        <w:t xml:space="preserve"> </w:t>
+      </w:r>
+      <w:r>
+        <w:t>a</w:t>
+      </w:r>
+      <w:proofErr w:type="gramEnd"/>
+      <w:r>
+        <w:t xml:space="preserve"> </w:t>
+      </w:r>
+      <w:proofErr w:type="spellStart"/>
+      <w:r>
+        <w:t>JFrame</w:t>
+      </w:r>
+      <w:proofErr w:type="spellEnd"/>
+      <w:r>
+        <w:t xml:space="preserve"> with</w:t>
+      </w:r>
+      <w:r>
+        <w:t xml:space="preserve"> </w:t>
+      </w:r>
+      <w:r>
+        <w:t>the use of different layout managers (</w:t>
+      </w:r>
+      <w:proofErr w:type="spellStart"/>
+      <w:r>
+        <w:t>FlowLayout</w:t>
+      </w:r>
+      <w:proofErr w:type="spellEnd"/>
+      <w:r>
+        <w:t xml:space="preserve">, </w:t>
+      </w:r>
+      <w:proofErr w:type="spellStart"/>
+      <w:r>
+        <w:t>GridLayout</w:t>
+      </w:r>
+      <w:proofErr w:type="spellEnd"/>
+      <w:r>
+        <w:t xml:space="preserve">, and </w:t>
+      </w:r>
+      <w:proofErr w:type="spellStart"/>
+      <w:r>
+        <w:t>BorderLayout</w:t>
+      </w:r>
+      <w:proofErr w:type="spellEnd"/>
+      <w:r>
+        <w:t>).</w:t>
+      </w:r>
+    </w:p>
+    <w:p>
+      <w:pPr>
+        <w:pStyle w:val="BodyText"/>
+        <w:numPr>
+          <w:ilvl w:val="0"/>
+          <w:numId w:val="2"/>
+        </w:numPr>
+      </w:pPr>
+      <w:r>
+        <w:t xml:space="preserve">  Divide the main frame into three panels using </w:t>
+      </w:r>
+      <w:proofErr w:type="spellStart"/>
+      <w:r>
+        <w:t>BorderLayout</w:t>
+      </w:r>
+      <w:proofErr w:type="spellEnd"/>
+      <w:r>
+        <w:t>:</w:t>
+      </w:r>
+    </w:p>
+    <w:p>
+      <w:pPr>
+        <w:pStyle w:val="BodyText"/>
+        <w:numPr>
+          <w:ilvl w:val="1"/>
+          <w:numId w:val="2"/>
+        </w:numPr>
+      </w:pPr>
+      <w:r>
+        <w:t xml:space="preserve">   North Panel: Use </w:t>
+      </w:r>
+      <w:proofErr w:type="spellStart"/>
+      <w:r>
+        <w:t>FlowLayout</w:t>
+      </w:r>
+      <w:proofErr w:type="spellEnd"/>
+      <w:r>
+        <w:t xml:space="preserve"> to arrange three labels (Name, Roll No, Class) in a single row.</w:t>
+      </w:r>
+    </w:p>
+    <w:p>
+      <w:pPr>
+        <w:pStyle w:val="BodyText"/>
+        <w:numPr>
+          <w:ilvl w:val="1"/>
+          <w:numId w:val="2"/>
+        </w:numPr>
+      </w:pPr>
+      <w:r>
+        <w:t xml:space="preserve">   Center Panel: Use </w:t>
+      </w:r>
+      <w:proofErr w:type="spellStart"/>
+      <w:r>
+        <w:t>GridLayout</w:t>
+      </w:r>
+      <w:proofErr w:type="spellEnd"/>
+      <w:r>
+        <w:t xml:space="preserve"> (3x2) to create a simple login form with two text fields (Username, Password), a </w:t>
+      </w:r>
+      <w:proofErr w:type="spellStart"/>
+      <w:r>
+        <w:t>JCheckBox</w:t>
+      </w:r>
+      <w:proofErr w:type="spellEnd"/>
+      <w:r>
+        <w:t xml:space="preserve"> (“Remember Me”), and a </w:t>
+      </w:r>
+      <w:proofErr w:type="spellStart"/>
+      <w:r>
+        <w:t>JButton</w:t>
+      </w:r>
+      <w:proofErr w:type="spellEnd"/>
+      <w:r>
+        <w:t xml:space="preserve"> (“Login”).</w:t>
+      </w:r>
+    </w:p>
+    <w:p>
+      <w:pPr>
+        <w:pStyle w:val="BodyText"/>
+        <w:numPr>
+          <w:ilvl w:val="1"/>
+          <w:numId w:val="2"/>
+        </w:numPr>
+      </w:pPr>
+      <w:r>
+        <w:t xml:space="preserve">  South Panel: Use </w:t>
+      </w:r>
+      <w:proofErr w:type="spellStart"/>
+      <w:r>
+        <w:t>FlowLayout</w:t>
+      </w:r>
+      <w:proofErr w:type="spellEnd"/>
+      <w:r>
+        <w:t xml:space="preserve"> to add two buttons (Reset and Exit).</w:t>
+      </w:r>
+    </w:p>
+    <w:p>
+      <w:pPr>
+        <w:pStyle w:val="BodyText"/>
+        <w:numPr>
+          <w:ilvl w:val="0"/>
+          <w:numId w:val="2"/>
+        </w:numPr>
+      </w:pPr>
+      <w:r>
+        <w:t>Handle events so that:</w:t>
+      </w:r>
+    </w:p>
+    <w:p>
+      <w:pPr>
+        <w:pStyle w:val="BodyText"/>
+        <w:numPr>
+          <w:ilvl w:val="1"/>
+          <w:numId w:val="2"/>
+        </w:numPr>
+      </w:pPr>
+      <w:r>
+        <w:t>  When Login is pressed, display the entered username in a message dialog.</w:t>
+      </w:r>
+    </w:p>
+    <w:p>
+      <w:pPr>
+        <w:pStyle w:val="BodyText"/>
+        <w:numPr>
+          <w:ilvl w:val="1"/>
+          <w:numId w:val="2"/>
+        </w:numPr>
+      </w:pPr>
+      <w:r>
+        <w:t>  When Reset is pressed, clear the text fields.</w:t>
+      </w:r>
+    </w:p>
+    <w:p>
+      <w:pPr>
+        <w:pStyle w:val="BodyText"/>
+        <w:numPr>
+          <w:ilvl w:val="1"/>
+          <w:numId w:val="2"/>
+        </w:numPr>
+      </w:pPr>
+      <w:r>
+        <w:t>  When Exit is pressed, close the program.</w:t>
+      </w:r>
+    </w:p>
+    <w:p>
+      <w:pPr>
+        <w:pStyle w:val="BodyText"/>
+      </w:pPr>
+      <w:r>
+        <w:drawing>
+          <wp:inline distT="0" distB="0" distL="0" distR="0" wp14:anchorId="74A1287A" wp14:editId="659ABFF6">
+            <wp:extent cx="3482642" cy="2461473"/>
+            <wp:effectExtent l="0" t="0" r="3810" b="0"/>
+            <wp:docPr id="727836702" name="Picture 1"/>
+            <wp:cNvGraphicFramePr>
+              <a:graphicFrameLocks xmlns:a="http://schemas.openxmlformats.org/drawingml/2006/main" noChangeAspect="1"/>
+            </wp:cNvGraphicFramePr>
+            <a:graphic xmlns:a="http://schemas.openxmlformats.org/drawingml/2006/main">
+              <a:graphicData uri="http://schemas.openxmlformats.org/drawingml/2006/picture">
+                <pic:pic xmlns:pic="http://schemas.openxmlformats.org/drawingml/2006/picture">
+                  <pic:nvPicPr>
+                    <pic:cNvPr id="727836702" name=""/>
+                    <pic:cNvPicPr/>
+                  </pic:nvPicPr>
+                  <pic:blipFill>
+                    <a:blip r:embed="rId30"/>
+                    <a:stretch>
+                      <a:fillRect/>
+                    </a:stretch>
+                  </pic:blipFill>
+                  <pic:spPr>
+                    <a:xfrm>
+                      <a:off x="0" y="0"/>
+                      <a:ext cx="3482642" cy="2461473"/>
+                    </a:xfrm>
+                    <a:prstGeom prst="rect">
+                      <a:avLst/>
+                    </a:prstGeom>
+                  </pic:spPr>
+                </pic:pic>
+              </a:graphicData>
+            </a:graphic>
+          </wp:inline>
+        </w:drawing>
       </w:r>
     </w:p>
     <w:p>
@@ -21095,6 +22173,7 @@
           <w:rStyle w:val="NormalTok"/>
           <w:sz w:val="18"/>
         </w:rPr>
+        <w:lastRenderedPageBreak/>
         <w:t xml:space="preserve">    </w:t>
       </w:r>
       <w:r>
@@ -21611,7 +22690,15 @@
           <w:rStyle w:val="NormalTok"/>
           <w:sz w:val="18"/>
         </w:rPr>
-        <w:t xml:space="preserve">        north</w:t>
+        <w:t xml:space="preserve">        </w:t>
+      </w:r>
+      <w:proofErr w:type="spellStart"/>
+      <w:r>
+        <w:rPr>
+          <w:rStyle w:val="NormalTok"/>
+          <w:sz w:val="18"/>
+        </w:rPr>
+        <w:t>north</w:t>
       </w:r>
       <w:r>
         <w:rPr>
@@ -21627,6 +22714,7 @@
         </w:rPr>
         <w:t>add</w:t>
       </w:r>
+      <w:proofErr w:type="spellEnd"/>
       <w:r>
         <w:rPr>
           <w:rStyle w:val="OperatorTok"/>
@@ -21648,6 +22736,7 @@
         </w:rPr>
         <w:t xml:space="preserve"> </w:t>
       </w:r>
+      <w:proofErr w:type="spellStart"/>
       <w:r>
         <w:rPr>
           <w:rStyle w:val="BuiltInTok"/>
@@ -21655,6 +22744,7 @@
         </w:rPr>
         <w:t>JLabel</w:t>
       </w:r>
+      <w:proofErr w:type="spellEnd"/>
       <w:r>
         <w:rPr>
           <w:rStyle w:val="OperatorTok"/>
@@ -21667,7 +22757,21 @@
           <w:rStyle w:val="StringTok"/>
           <w:sz w:val="18"/>
         </w:rPr>
-        <w:t>"Class: BCA"</w:t>
+        <w:t xml:space="preserve">"Class: </w:t>
+      </w:r>
+      <w:r>
+        <w:rPr>
+          <w:rStyle w:val="StringTok"/>
+          <w:sz w:val="18"/>
+        </w:rPr>
+        <w:t>CSIT</w:t>
+      </w:r>
+      <w:r>
+        <w:rPr>
+          <w:rStyle w:val="StringTok"/>
+          <w:sz w:val="18"/>
+        </w:rPr>
+        <w:t>"</w:t>
       </w:r>
       <w:r>
         <w:rPr>
@@ -21684,6 +22788,849 @@
           <w:rStyle w:val="NormalTok"/>
           <w:sz w:val="18"/>
         </w:rPr>
+        <w:t xml:space="preserve">        </w:t>
+      </w:r>
+      <w:proofErr w:type="spellStart"/>
+      <w:r>
+        <w:rPr>
+          <w:rStyle w:val="NormalTok"/>
+          <w:sz w:val="18"/>
+        </w:rPr>
+        <w:t>f</w:t>
+      </w:r>
+      <w:r>
+        <w:rPr>
+          <w:rStyle w:val="OperatorTok"/>
+          <w:sz w:val="18"/>
+        </w:rPr>
+        <w:t>.</w:t>
+      </w:r>
+      <w:r>
+        <w:rPr>
+          <w:rStyle w:val="FunctionTok"/>
+          <w:sz w:val="18"/>
+        </w:rPr>
+        <w:t>add</w:t>
+      </w:r>
+      <w:proofErr w:type="spellEnd"/>
+      <w:r>
+        <w:rPr>
+          <w:rStyle w:val="OperatorTok"/>
+          <w:sz w:val="18"/>
+        </w:rPr>
+        <w:t>(</w:t>
+      </w:r>
+      <w:r>
+        <w:rPr>
+          <w:rStyle w:val="NormalTok"/>
+          <w:sz w:val="18"/>
+        </w:rPr>
+        <w:t>north</w:t>
+      </w:r>
+      <w:r>
+        <w:rPr>
+          <w:rStyle w:val="OperatorTok"/>
+          <w:sz w:val="18"/>
+        </w:rPr>
+        <w:t>,</w:t>
+      </w:r>
+      <w:r>
+        <w:rPr>
+          <w:rStyle w:val="NormalTok"/>
+          <w:sz w:val="18"/>
+        </w:rPr>
+        <w:t xml:space="preserve"> </w:t>
+      </w:r>
+      <w:proofErr w:type="spellStart"/>
+      <w:r>
+        <w:rPr>
+          <w:rStyle w:val="BuiltInTok"/>
+          <w:sz w:val="18"/>
+        </w:rPr>
+        <w:t>BorderLayout</w:t>
+      </w:r>
+      <w:r>
+        <w:rPr>
+          <w:rStyle w:val="OperatorTok"/>
+          <w:sz w:val="18"/>
+        </w:rPr>
+        <w:t>.</w:t>
+      </w:r>
+      <w:r>
+        <w:rPr>
+          <w:rStyle w:val="FunctionTok"/>
+          <w:sz w:val="18"/>
+        </w:rPr>
+        <w:t>NORTH</w:t>
+      </w:r>
+      <w:proofErr w:type="spellEnd"/>
+      <w:r>
+        <w:rPr>
+          <w:rStyle w:val="OperatorTok"/>
+          <w:sz w:val="18"/>
+        </w:rPr>
+        <w:t>);</w:t>
+      </w:r>
+      <w:r>
+        <w:br/>
+      </w:r>
+      <w:r>
+        <w:br/>
+      </w:r>
+      <w:r>
+        <w:rPr>
+          <w:rStyle w:val="NormalTok"/>
+          <w:sz w:val="18"/>
+        </w:rPr>
+        <w:t xml:space="preserve">        </w:t>
+      </w:r>
+      <w:proofErr w:type="spellStart"/>
+      <w:r>
+        <w:rPr>
+          <w:rStyle w:val="BuiltInTok"/>
+          <w:sz w:val="18"/>
+        </w:rPr>
+        <w:t>JPanel</w:t>
+      </w:r>
+      <w:proofErr w:type="spellEnd"/>
+      <w:r>
+        <w:rPr>
+          <w:rStyle w:val="NormalTok"/>
+          <w:sz w:val="18"/>
+        </w:rPr>
+        <w:t xml:space="preserve"> center </w:t>
+      </w:r>
+      <w:r>
+        <w:rPr>
+          <w:rStyle w:val="OperatorTok"/>
+          <w:sz w:val="18"/>
+        </w:rPr>
+        <w:t>=</w:t>
+      </w:r>
+      <w:r>
+        <w:rPr>
+          <w:rStyle w:val="NormalTok"/>
+          <w:sz w:val="18"/>
+        </w:rPr>
+        <w:t xml:space="preserve"> </w:t>
+      </w:r>
+      <w:r>
+        <w:rPr>
+          <w:rStyle w:val="KeywordTok"/>
+          <w:sz w:val="18"/>
+        </w:rPr>
+        <w:t>new</w:t>
+      </w:r>
+      <w:r>
+        <w:rPr>
+          <w:rStyle w:val="NormalTok"/>
+          <w:sz w:val="18"/>
+        </w:rPr>
+        <w:t xml:space="preserve"> </w:t>
+      </w:r>
+      <w:r>
+        <w:rPr>
+          <w:rStyle w:val="BuiltInTok"/>
+          <w:sz w:val="18"/>
+        </w:rPr>
+        <w:t>JPanel</w:t>
+      </w:r>
+      <w:r>
+        <w:rPr>
+          <w:rStyle w:val="OperatorTok"/>
+          <w:sz w:val="18"/>
+        </w:rPr>
+        <w:t>(</w:t>
+      </w:r>
+      <w:r>
+        <w:rPr>
+          <w:rStyle w:val="KeywordTok"/>
+          <w:sz w:val="18"/>
+        </w:rPr>
+        <w:t>new</w:t>
+      </w:r>
+      <w:r>
+        <w:rPr>
+          <w:rStyle w:val="NormalTok"/>
+          <w:sz w:val="18"/>
+        </w:rPr>
+        <w:t xml:space="preserve"> </w:t>
+      </w:r>
+      <w:r>
+        <w:rPr>
+          <w:rStyle w:val="BuiltInTok"/>
+          <w:sz w:val="18"/>
+        </w:rPr>
+        <w:t>GridLayout</w:t>
+      </w:r>
+      <w:r>
+        <w:rPr>
+          <w:rStyle w:val="OperatorTok"/>
+          <w:sz w:val="18"/>
+        </w:rPr>
+        <w:t>(</w:t>
+      </w:r>
+      <w:r>
+        <w:rPr>
+          <w:rStyle w:val="DecValTok"/>
+          <w:sz w:val="18"/>
+        </w:rPr>
+        <w:t>3</w:t>
+      </w:r>
+      <w:r>
+        <w:rPr>
+          <w:rStyle w:val="OperatorTok"/>
+          <w:sz w:val="18"/>
+        </w:rPr>
+        <w:t>,</w:t>
+      </w:r>
+      <w:r>
+        <w:rPr>
+          <w:rStyle w:val="NormalTok"/>
+          <w:sz w:val="18"/>
+        </w:rPr>
+        <w:t xml:space="preserve"> </w:t>
+      </w:r>
+      <w:r>
+        <w:rPr>
+          <w:rStyle w:val="DecValTok"/>
+          <w:sz w:val="18"/>
+        </w:rPr>
+        <w:t>2</w:t>
+      </w:r>
+      <w:r>
+        <w:rPr>
+          <w:rStyle w:val="OperatorTok"/>
+          <w:sz w:val="18"/>
+        </w:rPr>
+        <w:t>));</w:t>
+      </w:r>
+      <w:r>
+        <w:br/>
+      </w:r>
+      <w:r>
+        <w:rPr>
+          <w:rStyle w:val="NormalTok"/>
+          <w:sz w:val="18"/>
+        </w:rPr>
+        <w:t xml:space="preserve">        center</w:t>
+      </w:r>
+      <w:r>
+        <w:rPr>
+          <w:rStyle w:val="OperatorTok"/>
+          <w:sz w:val="18"/>
+        </w:rPr>
+        <w:t>.</w:t>
+      </w:r>
+      <w:r>
+        <w:rPr>
+          <w:rStyle w:val="FunctionTok"/>
+          <w:sz w:val="18"/>
+        </w:rPr>
+        <w:t>add</w:t>
+      </w:r>
+      <w:r>
+        <w:rPr>
+          <w:rStyle w:val="OperatorTok"/>
+          <w:sz w:val="18"/>
+        </w:rPr>
+        <w:t>(</w:t>
+      </w:r>
+      <w:r>
+        <w:rPr>
+          <w:rStyle w:val="KeywordTok"/>
+          <w:sz w:val="18"/>
+        </w:rPr>
+        <w:t>new</w:t>
+      </w:r>
+      <w:r>
+        <w:rPr>
+          <w:rStyle w:val="NormalTok"/>
+          <w:sz w:val="18"/>
+        </w:rPr>
+        <w:t xml:space="preserve"> </w:t>
+      </w:r>
+      <w:r>
+        <w:rPr>
+          <w:rStyle w:val="BuiltInTok"/>
+          <w:sz w:val="18"/>
+        </w:rPr>
+        <w:t>JLabel</w:t>
+      </w:r>
+      <w:r>
+        <w:rPr>
+          <w:rStyle w:val="OperatorTok"/>
+          <w:sz w:val="18"/>
+        </w:rPr>
+        <w:t>(</w:t>
+      </w:r>
+      <w:r>
+        <w:rPr>
+          <w:rStyle w:val="StringTok"/>
+          <w:sz w:val="18"/>
+        </w:rPr>
+        <w:t>"Username:"</w:t>
+      </w:r>
+      <w:r>
+        <w:rPr>
+          <w:rStyle w:val="OperatorTok"/>
+          <w:sz w:val="18"/>
+        </w:rPr>
+        <w:t>));</w:t>
+      </w:r>
+      <w:r>
+        <w:br/>
+      </w:r>
+      <w:r>
+        <w:rPr>
+          <w:rStyle w:val="NormalTok"/>
+          <w:sz w:val="18"/>
+        </w:rPr>
+        <w:t xml:space="preserve">        username </w:t>
+      </w:r>
+      <w:r>
+        <w:rPr>
+          <w:rStyle w:val="OperatorTok"/>
+          <w:sz w:val="18"/>
+        </w:rPr>
+        <w:t>=</w:t>
+      </w:r>
+      <w:r>
+        <w:rPr>
+          <w:rStyle w:val="NormalTok"/>
+          <w:sz w:val="18"/>
+        </w:rPr>
+        <w:t xml:space="preserve"> </w:t>
+      </w:r>
+      <w:r>
+        <w:rPr>
+          <w:rStyle w:val="KeywordTok"/>
+          <w:sz w:val="18"/>
+        </w:rPr>
+        <w:t>new</w:t>
+      </w:r>
+      <w:r>
+        <w:rPr>
+          <w:rStyle w:val="NormalTok"/>
+          <w:sz w:val="18"/>
+        </w:rPr>
+        <w:t xml:space="preserve"> </w:t>
+      </w:r>
+      <w:r>
+        <w:rPr>
+          <w:rStyle w:val="BuiltInTok"/>
+          <w:sz w:val="18"/>
+        </w:rPr>
+        <w:t>JTextField</w:t>
+      </w:r>
+      <w:r>
+        <w:rPr>
+          <w:rStyle w:val="OperatorTok"/>
+          <w:sz w:val="18"/>
+        </w:rPr>
+        <w:t>();</w:t>
+      </w:r>
+      <w:r>
+        <w:br/>
+      </w:r>
+      <w:r>
+        <w:rPr>
+          <w:rStyle w:val="NormalTok"/>
+          <w:sz w:val="18"/>
+        </w:rPr>
+        <w:t xml:space="preserve">        center</w:t>
+      </w:r>
+      <w:r>
+        <w:rPr>
+          <w:rStyle w:val="OperatorTok"/>
+          <w:sz w:val="18"/>
+        </w:rPr>
+        <w:t>.</w:t>
+      </w:r>
+      <w:r>
+        <w:rPr>
+          <w:rStyle w:val="FunctionTok"/>
+          <w:sz w:val="18"/>
+        </w:rPr>
+        <w:t>add</w:t>
+      </w:r>
+      <w:r>
+        <w:rPr>
+          <w:rStyle w:val="OperatorTok"/>
+          <w:sz w:val="18"/>
+        </w:rPr>
+        <w:t>(</w:t>
+      </w:r>
+      <w:r>
+        <w:rPr>
+          <w:rStyle w:val="NormalTok"/>
+          <w:sz w:val="18"/>
+        </w:rPr>
+        <w:t>username</w:t>
+      </w:r>
+      <w:r>
+        <w:rPr>
+          <w:rStyle w:val="OperatorTok"/>
+          <w:sz w:val="18"/>
+        </w:rPr>
+        <w:t>);</w:t>
+      </w:r>
+      <w:r>
+        <w:br/>
+      </w:r>
+      <w:r>
+        <w:rPr>
+          <w:rStyle w:val="NormalTok"/>
+          <w:sz w:val="18"/>
+        </w:rPr>
+        <w:t xml:space="preserve">        center</w:t>
+      </w:r>
+      <w:r>
+        <w:rPr>
+          <w:rStyle w:val="OperatorTok"/>
+          <w:sz w:val="18"/>
+        </w:rPr>
+        <w:t>.</w:t>
+      </w:r>
+      <w:r>
+        <w:rPr>
+          <w:rStyle w:val="FunctionTok"/>
+          <w:sz w:val="18"/>
+        </w:rPr>
+        <w:t>add</w:t>
+      </w:r>
+      <w:r>
+        <w:rPr>
+          <w:rStyle w:val="OperatorTok"/>
+          <w:sz w:val="18"/>
+        </w:rPr>
+        <w:t>(</w:t>
+      </w:r>
+      <w:r>
+        <w:rPr>
+          <w:rStyle w:val="KeywordTok"/>
+          <w:sz w:val="18"/>
+        </w:rPr>
+        <w:t>new</w:t>
+      </w:r>
+      <w:r>
+        <w:rPr>
+          <w:rStyle w:val="NormalTok"/>
+          <w:sz w:val="18"/>
+        </w:rPr>
+        <w:t xml:space="preserve"> </w:t>
+      </w:r>
+      <w:r>
+        <w:rPr>
+          <w:rStyle w:val="BuiltInTok"/>
+          <w:sz w:val="18"/>
+        </w:rPr>
+        <w:t>JLabel</w:t>
+      </w:r>
+      <w:r>
+        <w:rPr>
+          <w:rStyle w:val="OperatorTok"/>
+          <w:sz w:val="18"/>
+        </w:rPr>
+        <w:t>(</w:t>
+      </w:r>
+      <w:r>
+        <w:rPr>
+          <w:rStyle w:val="StringTok"/>
+          <w:sz w:val="18"/>
+        </w:rPr>
+        <w:t>"Password:"</w:t>
+      </w:r>
+      <w:r>
+        <w:rPr>
+          <w:rStyle w:val="OperatorTok"/>
+          <w:sz w:val="18"/>
+        </w:rPr>
+        <w:t>));</w:t>
+      </w:r>
+      <w:r>
+        <w:br/>
+      </w:r>
+      <w:r>
+        <w:rPr>
+          <w:rStyle w:val="NormalTok"/>
+          <w:sz w:val="18"/>
+        </w:rPr>
+        <w:t xml:space="preserve">        password </w:t>
+      </w:r>
+      <w:r>
+        <w:rPr>
+          <w:rStyle w:val="OperatorTok"/>
+          <w:sz w:val="18"/>
+        </w:rPr>
+        <w:t>=</w:t>
+      </w:r>
+      <w:r>
+        <w:rPr>
+          <w:rStyle w:val="NormalTok"/>
+          <w:sz w:val="18"/>
+        </w:rPr>
+        <w:t xml:space="preserve"> </w:t>
+      </w:r>
+      <w:r>
+        <w:rPr>
+          <w:rStyle w:val="KeywordTok"/>
+          <w:sz w:val="18"/>
+        </w:rPr>
+        <w:t>new</w:t>
+      </w:r>
+      <w:r>
+        <w:rPr>
+          <w:rStyle w:val="NormalTok"/>
+          <w:sz w:val="18"/>
+        </w:rPr>
+        <w:t xml:space="preserve"> </w:t>
+      </w:r>
+      <w:r>
+        <w:rPr>
+          <w:rStyle w:val="BuiltInTok"/>
+          <w:sz w:val="18"/>
+        </w:rPr>
+        <w:t>JPasswordField</w:t>
+      </w:r>
+      <w:r>
+        <w:rPr>
+          <w:rStyle w:val="OperatorTok"/>
+          <w:sz w:val="18"/>
+        </w:rPr>
+        <w:t>();</w:t>
+      </w:r>
+      <w:r>
+        <w:br/>
+      </w:r>
+      <w:r>
+        <w:rPr>
+          <w:rStyle w:val="NormalTok"/>
+          <w:sz w:val="18"/>
+        </w:rPr>
+        <w:t xml:space="preserve">        center</w:t>
+      </w:r>
+      <w:r>
+        <w:rPr>
+          <w:rStyle w:val="OperatorTok"/>
+          <w:sz w:val="18"/>
+        </w:rPr>
+        <w:t>.</w:t>
+      </w:r>
+      <w:r>
+        <w:rPr>
+          <w:rStyle w:val="FunctionTok"/>
+          <w:sz w:val="18"/>
+        </w:rPr>
+        <w:t>add</w:t>
+      </w:r>
+      <w:r>
+        <w:rPr>
+          <w:rStyle w:val="OperatorTok"/>
+          <w:sz w:val="18"/>
+        </w:rPr>
+        <w:t>(</w:t>
+      </w:r>
+      <w:r>
+        <w:rPr>
+          <w:rStyle w:val="NormalTok"/>
+          <w:sz w:val="18"/>
+        </w:rPr>
+        <w:t>password</w:t>
+      </w:r>
+      <w:r>
+        <w:rPr>
+          <w:rStyle w:val="OperatorTok"/>
+          <w:sz w:val="18"/>
+        </w:rPr>
+        <w:t>);</w:t>
+      </w:r>
+      <w:r>
+        <w:br/>
+      </w:r>
+      <w:r>
+        <w:rPr>
+          <w:rStyle w:val="NormalTok"/>
+          <w:sz w:val="18"/>
+        </w:rPr>
+        <w:t xml:space="preserve">        remember </w:t>
+      </w:r>
+      <w:r>
+        <w:rPr>
+          <w:rStyle w:val="OperatorTok"/>
+          <w:sz w:val="18"/>
+        </w:rPr>
+        <w:t>=</w:t>
+      </w:r>
+      <w:r>
+        <w:rPr>
+          <w:rStyle w:val="NormalTok"/>
+          <w:sz w:val="18"/>
+        </w:rPr>
+        <w:t xml:space="preserve"> </w:t>
+      </w:r>
+      <w:r>
+        <w:rPr>
+          <w:rStyle w:val="KeywordTok"/>
+          <w:sz w:val="18"/>
+        </w:rPr>
+        <w:t>new</w:t>
+      </w:r>
+      <w:r>
+        <w:rPr>
+          <w:rStyle w:val="NormalTok"/>
+          <w:sz w:val="18"/>
+        </w:rPr>
+        <w:t xml:space="preserve"> </w:t>
+      </w:r>
+      <w:r>
+        <w:rPr>
+          <w:rStyle w:val="BuiltInTok"/>
+          <w:sz w:val="18"/>
+        </w:rPr>
+        <w:t>JCheckBox</w:t>
+      </w:r>
+      <w:r>
+        <w:rPr>
+          <w:rStyle w:val="OperatorTok"/>
+          <w:sz w:val="18"/>
+        </w:rPr>
+        <w:t>(</w:t>
+      </w:r>
+      <w:r>
+        <w:rPr>
+          <w:rStyle w:val="StringTok"/>
+          <w:sz w:val="18"/>
+        </w:rPr>
+        <w:t>"Remember Me"</w:t>
+      </w:r>
+      <w:r>
+        <w:rPr>
+          <w:rStyle w:val="OperatorTok"/>
+          <w:sz w:val="18"/>
+        </w:rPr>
+        <w:t>);</w:t>
+      </w:r>
+      <w:r>
+        <w:br/>
+      </w:r>
+      <w:r>
+        <w:rPr>
+          <w:rStyle w:val="NormalTok"/>
+          <w:sz w:val="18"/>
+        </w:rPr>
+        <w:t xml:space="preserve">        </w:t>
+      </w:r>
+      <w:r>
+        <w:rPr>
+          <w:rStyle w:val="BuiltInTok"/>
+          <w:sz w:val="18"/>
+        </w:rPr>
+        <w:t>JButton</w:t>
+      </w:r>
+      <w:r>
+        <w:rPr>
+          <w:rStyle w:val="NormalTok"/>
+          <w:sz w:val="18"/>
+        </w:rPr>
+        <w:t xml:space="preserve"> login </w:t>
+      </w:r>
+      <w:r>
+        <w:rPr>
+          <w:rStyle w:val="OperatorTok"/>
+          <w:sz w:val="18"/>
+        </w:rPr>
+        <w:t>=</w:t>
+      </w:r>
+      <w:r>
+        <w:rPr>
+          <w:rStyle w:val="NormalTok"/>
+          <w:sz w:val="18"/>
+        </w:rPr>
+        <w:t xml:space="preserve"> </w:t>
+      </w:r>
+      <w:r>
+        <w:rPr>
+          <w:rStyle w:val="KeywordTok"/>
+          <w:sz w:val="18"/>
+        </w:rPr>
+        <w:t>new</w:t>
+      </w:r>
+      <w:r>
+        <w:rPr>
+          <w:rStyle w:val="NormalTok"/>
+          <w:sz w:val="18"/>
+        </w:rPr>
+        <w:t xml:space="preserve"> </w:t>
+      </w:r>
+      <w:r>
+        <w:rPr>
+          <w:rStyle w:val="BuiltInTok"/>
+          <w:sz w:val="18"/>
+        </w:rPr>
+        <w:t>JButton</w:t>
+      </w:r>
+      <w:r>
+        <w:rPr>
+          <w:rStyle w:val="OperatorTok"/>
+          <w:sz w:val="18"/>
+        </w:rPr>
+        <w:t>(</w:t>
+      </w:r>
+      <w:r>
+        <w:rPr>
+          <w:rStyle w:val="StringTok"/>
+          <w:sz w:val="18"/>
+        </w:rPr>
+        <w:t>"Login"</w:t>
+      </w:r>
+      <w:r>
+        <w:rPr>
+          <w:rStyle w:val="OperatorTok"/>
+          <w:sz w:val="18"/>
+        </w:rPr>
+        <w:t>);</w:t>
+      </w:r>
+      <w:r>
+        <w:br/>
+      </w:r>
+      <w:r>
+        <w:rPr>
+          <w:rStyle w:val="NormalTok"/>
+          <w:sz w:val="18"/>
+        </w:rPr>
+        <w:t xml:space="preserve">        login</w:t>
+      </w:r>
+      <w:r>
+        <w:rPr>
+          <w:rStyle w:val="OperatorTok"/>
+          <w:sz w:val="18"/>
+        </w:rPr>
+        <w:t>.</w:t>
+      </w:r>
+      <w:r>
+        <w:rPr>
+          <w:rStyle w:val="FunctionTok"/>
+          <w:sz w:val="18"/>
+        </w:rPr>
+        <w:t>addActionListener</w:t>
+      </w:r>
+      <w:r>
+        <w:rPr>
+          <w:rStyle w:val="OperatorTok"/>
+          <w:sz w:val="18"/>
+        </w:rPr>
+        <w:t>(</w:t>
+      </w:r>
+      <w:r>
+        <w:rPr>
+          <w:rStyle w:val="KeywordTok"/>
+          <w:sz w:val="18"/>
+        </w:rPr>
+        <w:t>this</w:t>
+      </w:r>
+      <w:r>
+        <w:rPr>
+          <w:rStyle w:val="OperatorTok"/>
+          <w:sz w:val="18"/>
+        </w:rPr>
+        <w:t>);</w:t>
+      </w:r>
+      <w:r>
+        <w:br/>
+      </w:r>
+      <w:r>
+        <w:rPr>
+          <w:rStyle w:val="NormalTok"/>
+          <w:sz w:val="18"/>
+        </w:rPr>
+        <w:t xml:space="preserve">        center</w:t>
+      </w:r>
+      <w:r>
+        <w:rPr>
+          <w:rStyle w:val="OperatorTok"/>
+          <w:sz w:val="18"/>
+        </w:rPr>
+        <w:t>.</w:t>
+      </w:r>
+      <w:r>
+        <w:rPr>
+          <w:rStyle w:val="FunctionTok"/>
+          <w:sz w:val="18"/>
+        </w:rPr>
+        <w:t>add</w:t>
+      </w:r>
+      <w:r>
+        <w:rPr>
+          <w:rStyle w:val="OperatorTok"/>
+          <w:sz w:val="18"/>
+        </w:rPr>
+        <w:t>(</w:t>
+      </w:r>
+      <w:r>
+        <w:rPr>
+          <w:rStyle w:val="NormalTok"/>
+          <w:sz w:val="18"/>
+        </w:rPr>
+        <w:t>remember</w:t>
+      </w:r>
+      <w:r>
+        <w:rPr>
+          <w:rStyle w:val="OperatorTok"/>
+          <w:sz w:val="18"/>
+        </w:rPr>
+        <w:t>);</w:t>
+      </w:r>
+      <w:r>
+        <w:rPr>
+          <w:rStyle w:val="NormalTok"/>
+          <w:sz w:val="18"/>
+        </w:rPr>
+        <w:t xml:space="preserve"> center</w:t>
+      </w:r>
+      <w:r>
+        <w:rPr>
+          <w:rStyle w:val="OperatorTok"/>
+          <w:sz w:val="18"/>
+        </w:rPr>
+        <w:t>.</w:t>
+      </w:r>
+      <w:r>
+        <w:rPr>
+          <w:rStyle w:val="FunctionTok"/>
+          <w:sz w:val="18"/>
+        </w:rPr>
+        <w:t>add</w:t>
+      </w:r>
+      <w:r>
+        <w:rPr>
+          <w:rStyle w:val="OperatorTok"/>
+          <w:sz w:val="18"/>
+        </w:rPr>
+        <w:t>(</w:t>
+      </w:r>
+      <w:r>
+        <w:rPr>
+          <w:rStyle w:val="NormalTok"/>
+          <w:sz w:val="18"/>
+        </w:rPr>
+        <w:t>login</w:t>
+      </w:r>
+      <w:r>
+        <w:rPr>
+          <w:rStyle w:val="OperatorTok"/>
+          <w:sz w:val="18"/>
+        </w:rPr>
+        <w:t>);</w:t>
+      </w:r>
+      <w:r>
+        <w:br/>
+      </w:r>
+      <w:r>
+        <w:rPr>
+          <w:rStyle w:val="NormalTok"/>
+          <w:sz w:val="18"/>
+        </w:rPr>
         <w:t xml:space="preserve">        f</w:t>
       </w:r>
       <w:r>
@@ -21712,7 +23659,7 @@
           <w:rStyle w:val="NormalTok"/>
           <w:sz w:val="18"/>
         </w:rPr>
-        <w:t>north</w:t>
+        <w:t>center</w:t>
       </w:r>
       <w:r>
         <w:rPr>
@@ -21747,7 +23694,7 @@
           <w:rStyle w:val="FunctionTok"/>
           <w:sz w:val="18"/>
         </w:rPr>
-        <w:t>NORTH</w:t>
+        <w:t>CENTER</w:t>
       </w:r>
       <w:r>
         <w:rPr>
@@ -21781,7 +23728,7 @@
           <w:rStyle w:val="NormalTok"/>
           <w:sz w:val="18"/>
         </w:rPr>
-        <w:t xml:space="preserve"> center </w:t>
+        <w:t xml:space="preserve"> south </w:t>
       </w:r>
       <w:r>
         <w:rPr>
@@ -21844,7 +23791,73 @@
           <w:rStyle w:val="BuiltInTok"/>
           <w:sz w:val="18"/>
         </w:rPr>
-        <w:t>GridLayout</w:t>
+        <w:t>FlowLayout</w:t>
+      </w:r>
+      <w:r>
+        <w:rPr>
+          <w:rStyle w:val="OperatorTok"/>
+          <w:sz w:val="18"/>
+        </w:rPr>
+        <w:t>());</w:t>
+      </w:r>
+      <w:r>
+        <w:br/>
+      </w:r>
+      <w:r>
+        <w:rPr>
+          <w:rStyle w:val="NormalTok"/>
+          <w:sz w:val="18"/>
+        </w:rPr>
+        <w:t xml:space="preserve">        </w:t>
+      </w:r>
+      <w:r>
+        <w:rPr>
+          <w:rStyle w:val="BuiltInTok"/>
+          <w:sz w:val="18"/>
+        </w:rPr>
+        <w:t>JButton</w:t>
+      </w:r>
+      <w:r>
+        <w:rPr>
+          <w:rStyle w:val="NormalTok"/>
+          <w:sz w:val="18"/>
+        </w:rPr>
+        <w:t xml:space="preserve"> reset </w:t>
+      </w:r>
+      <w:r>
+        <w:rPr>
+          <w:rStyle w:val="OperatorTok"/>
+          <w:sz w:val="18"/>
+        </w:rPr>
+        <w:t>=</w:t>
+      </w:r>
+      <w:r>
+        <w:rPr>
+          <w:rStyle w:val="NormalTok"/>
+          <w:sz w:val="18"/>
+        </w:rPr>
+        <w:t xml:space="preserve"> </w:t>
+      </w:r>
+      <w:r>
+        <w:rPr>
+          <w:rStyle w:val="KeywordTok"/>
+          <w:sz w:val="18"/>
+        </w:rPr>
+        <w:t>new</w:t>
+      </w:r>
+      <w:r>
+        <w:rPr>
+          <w:rStyle w:val="NormalTok"/>
+          <w:sz w:val="18"/>
+        </w:rPr>
+        <w:t xml:space="preserve"> </w:t>
+      </w:r>
+      <w:r>
+        <w:rPr>
+          <w:rStyle w:val="BuiltInTok"/>
+          <w:sz w:val="18"/>
+        </w:rPr>
+        <w:t>JButton</w:t>
       </w:r>
       <w:r>
         <w:rPr>
@@ -21855,10 +23868,395 @@
       </w:r>
       <w:r>
         <w:rPr>
+          <w:rStyle w:val="StringTok"/>
+          <w:sz w:val="18"/>
+        </w:rPr>
+        <w:t>"Reset"</w:t>
+      </w:r>
+      <w:r>
+        <w:rPr>
+          <w:rStyle w:val="OperatorTok"/>
+          <w:sz w:val="18"/>
+        </w:rPr>
+        <w:t>);</w:t>
+      </w:r>
+      <w:r>
+        <w:br/>
+      </w:r>
+      <w:r>
+        <w:rPr>
+          <w:rStyle w:val="NormalTok"/>
+          <w:sz w:val="18"/>
+        </w:rPr>
+        <w:t xml:space="preserve">        </w:t>
+      </w:r>
+      <w:r>
+        <w:rPr>
+          <w:rStyle w:val="BuiltInTok"/>
+          <w:sz w:val="18"/>
+        </w:rPr>
+        <w:t>JButton</w:t>
+      </w:r>
+      <w:r>
+        <w:rPr>
+          <w:rStyle w:val="NormalTok"/>
+          <w:sz w:val="18"/>
+        </w:rPr>
+        <w:t xml:space="preserve"> exit </w:t>
+      </w:r>
+      <w:r>
+        <w:rPr>
+          <w:rStyle w:val="OperatorTok"/>
+          <w:sz w:val="18"/>
+        </w:rPr>
+        <w:t>=</w:t>
+      </w:r>
+      <w:r>
+        <w:rPr>
+          <w:rStyle w:val="NormalTok"/>
+          <w:sz w:val="18"/>
+        </w:rPr>
+        <w:t xml:space="preserve"> </w:t>
+      </w:r>
+      <w:r>
+        <w:rPr>
+          <w:rStyle w:val="KeywordTok"/>
+          <w:sz w:val="18"/>
+        </w:rPr>
+        <w:t>new</w:t>
+      </w:r>
+      <w:r>
+        <w:rPr>
+          <w:rStyle w:val="NormalTok"/>
+          <w:sz w:val="18"/>
+        </w:rPr>
+        <w:t xml:space="preserve"> </w:t>
+      </w:r>
+      <w:r>
+        <w:rPr>
+          <w:rStyle w:val="BuiltInTok"/>
+          <w:sz w:val="18"/>
+        </w:rPr>
+        <w:t>JButton</w:t>
+      </w:r>
+      <w:r>
+        <w:rPr>
+          <w:rStyle w:val="OperatorTok"/>
+          <w:sz w:val="18"/>
+        </w:rPr>
+        <w:t>(</w:t>
+      </w:r>
+      <w:r>
+        <w:rPr>
+          <w:rStyle w:val="StringTok"/>
+          <w:sz w:val="18"/>
+        </w:rPr>
+        <w:t>"Exit"</w:t>
+      </w:r>
+      <w:r>
+        <w:rPr>
+          <w:rStyle w:val="OperatorTok"/>
+          <w:sz w:val="18"/>
+        </w:rPr>
+        <w:t>);</w:t>
+      </w:r>
+      <w:r>
+        <w:br/>
+      </w:r>
+      <w:r>
+        <w:rPr>
+          <w:rStyle w:val="NormalTok"/>
+          <w:sz w:val="18"/>
+        </w:rPr>
+        <w:t xml:space="preserve">        reset</w:t>
+      </w:r>
+      <w:r>
+        <w:rPr>
+          <w:rStyle w:val="OperatorTok"/>
+          <w:sz w:val="18"/>
+        </w:rPr>
+        <w:t>.</w:t>
+      </w:r>
+      <w:r>
+        <w:rPr>
+          <w:rStyle w:val="FunctionTok"/>
+          <w:sz w:val="18"/>
+        </w:rPr>
+        <w:t>addActionListener</w:t>
+      </w:r>
+      <w:r>
+        <w:rPr>
+          <w:rStyle w:val="OperatorTok"/>
+          <w:sz w:val="18"/>
+        </w:rPr>
+        <w:t>(</w:t>
+      </w:r>
+      <w:r>
+        <w:rPr>
+          <w:rStyle w:val="KeywordTok"/>
+          <w:sz w:val="18"/>
+        </w:rPr>
+        <w:t>this</w:t>
+      </w:r>
+      <w:r>
+        <w:rPr>
+          <w:rStyle w:val="OperatorTok"/>
+          <w:sz w:val="18"/>
+        </w:rPr>
+        <w:t>);</w:t>
+      </w:r>
+      <w:r>
+        <w:br/>
+      </w:r>
+      <w:r>
+        <w:rPr>
+          <w:rStyle w:val="NormalTok"/>
+          <w:sz w:val="18"/>
+        </w:rPr>
+        <w:t xml:space="preserve">        exit</w:t>
+      </w:r>
+      <w:r>
+        <w:rPr>
+          <w:rStyle w:val="OperatorTok"/>
+          <w:sz w:val="18"/>
+        </w:rPr>
+        <w:t>.</w:t>
+      </w:r>
+      <w:r>
+        <w:rPr>
+          <w:rStyle w:val="FunctionTok"/>
+          <w:sz w:val="18"/>
+        </w:rPr>
+        <w:t>addActionListener</w:t>
+      </w:r>
+      <w:r>
+        <w:rPr>
+          <w:rStyle w:val="OperatorTok"/>
+          <w:sz w:val="18"/>
+        </w:rPr>
+        <w:t>(</w:t>
+      </w:r>
+      <w:r>
+        <w:rPr>
+          <w:rStyle w:val="KeywordTok"/>
+          <w:sz w:val="18"/>
+        </w:rPr>
+        <w:t>this</w:t>
+      </w:r>
+      <w:r>
+        <w:rPr>
+          <w:rStyle w:val="OperatorTok"/>
+          <w:sz w:val="18"/>
+        </w:rPr>
+        <w:t>);</w:t>
+      </w:r>
+      <w:r>
+        <w:br/>
+      </w:r>
+      <w:r>
+        <w:rPr>
+          <w:rStyle w:val="NormalTok"/>
+          <w:sz w:val="18"/>
+        </w:rPr>
+        <w:t xml:space="preserve">        south</w:t>
+      </w:r>
+      <w:r>
+        <w:rPr>
+          <w:rStyle w:val="OperatorTok"/>
+          <w:sz w:val="18"/>
+        </w:rPr>
+        <w:t>.</w:t>
+      </w:r>
+      <w:r>
+        <w:rPr>
+          <w:rStyle w:val="FunctionTok"/>
+          <w:sz w:val="18"/>
+        </w:rPr>
+        <w:t>add</w:t>
+      </w:r>
+      <w:r>
+        <w:rPr>
+          <w:rStyle w:val="OperatorTok"/>
+          <w:sz w:val="18"/>
+        </w:rPr>
+        <w:t>(</w:t>
+      </w:r>
+      <w:r>
+        <w:rPr>
+          <w:rStyle w:val="NormalTok"/>
+          <w:sz w:val="18"/>
+        </w:rPr>
+        <w:t>reset</w:t>
+      </w:r>
+      <w:r>
+        <w:rPr>
+          <w:rStyle w:val="OperatorTok"/>
+          <w:sz w:val="18"/>
+        </w:rPr>
+        <w:t>);</w:t>
+      </w:r>
+      <w:r>
+        <w:rPr>
+          <w:rStyle w:val="NormalTok"/>
+          <w:sz w:val="18"/>
+        </w:rPr>
+        <w:t xml:space="preserve"> south</w:t>
+      </w:r>
+      <w:r>
+        <w:rPr>
+          <w:rStyle w:val="OperatorTok"/>
+          <w:sz w:val="18"/>
+        </w:rPr>
+        <w:t>.</w:t>
+      </w:r>
+      <w:r>
+        <w:rPr>
+          <w:rStyle w:val="FunctionTok"/>
+          <w:sz w:val="18"/>
+        </w:rPr>
+        <w:t>add</w:t>
+      </w:r>
+      <w:r>
+        <w:rPr>
+          <w:rStyle w:val="OperatorTok"/>
+          <w:sz w:val="18"/>
+        </w:rPr>
+        <w:t>(</w:t>
+      </w:r>
+      <w:r>
+        <w:rPr>
+          <w:rStyle w:val="NormalTok"/>
+          <w:sz w:val="18"/>
+        </w:rPr>
+        <w:t>exit</w:t>
+      </w:r>
+      <w:r>
+        <w:rPr>
+          <w:rStyle w:val="OperatorTok"/>
+          <w:sz w:val="18"/>
+        </w:rPr>
+        <w:t>);</w:t>
+      </w:r>
+      <w:r>
+        <w:br/>
+      </w:r>
+      <w:r>
+        <w:rPr>
+          <w:rStyle w:val="NormalTok"/>
+          <w:sz w:val="18"/>
+        </w:rPr>
+        <w:t xml:space="preserve">        f</w:t>
+      </w:r>
+      <w:r>
+        <w:rPr>
+          <w:rStyle w:val="OperatorTok"/>
+          <w:sz w:val="18"/>
+        </w:rPr>
+        <w:t>.</w:t>
+      </w:r>
+      <w:r>
+        <w:rPr>
+          <w:rStyle w:val="FunctionTok"/>
+          <w:sz w:val="18"/>
+        </w:rPr>
+        <w:t>add</w:t>
+      </w:r>
+      <w:r>
+        <w:rPr>
+          <w:rStyle w:val="OperatorTok"/>
+          <w:sz w:val="18"/>
+        </w:rPr>
+        <w:t>(</w:t>
+      </w:r>
+      <w:r>
+        <w:rPr>
+          <w:rStyle w:val="NormalTok"/>
+          <w:sz w:val="18"/>
+        </w:rPr>
+        <w:t>south</w:t>
+      </w:r>
+      <w:r>
+        <w:rPr>
+          <w:rStyle w:val="OperatorTok"/>
+          <w:sz w:val="18"/>
+        </w:rPr>
+        <w:t>,</w:t>
+      </w:r>
+      <w:r>
+        <w:rPr>
+          <w:rStyle w:val="NormalTok"/>
+          <w:sz w:val="18"/>
+        </w:rPr>
+        <w:t xml:space="preserve"> </w:t>
+      </w:r>
+      <w:r>
+        <w:rPr>
+          <w:rStyle w:val="BuiltInTok"/>
+          <w:sz w:val="18"/>
+        </w:rPr>
+        <w:t>BorderLayout</w:t>
+      </w:r>
+      <w:r>
+        <w:rPr>
+          <w:rStyle w:val="OperatorTok"/>
+          <w:sz w:val="18"/>
+        </w:rPr>
+        <w:t>.</w:t>
+      </w:r>
+      <w:r>
+        <w:rPr>
+          <w:rStyle w:val="FunctionTok"/>
+          <w:sz w:val="18"/>
+        </w:rPr>
+        <w:t>SOUTH</w:t>
+      </w:r>
+      <w:r>
+        <w:rPr>
+          <w:rStyle w:val="OperatorTok"/>
+          <w:sz w:val="18"/>
+        </w:rPr>
+        <w:t>);</w:t>
+      </w:r>
+      <w:r>
+        <w:br/>
+      </w:r>
+      <w:r>
+        <w:br/>
+      </w:r>
+      <w:r>
+        <w:rPr>
+          <w:rStyle w:val="NormalTok"/>
+          <w:sz w:val="18"/>
+        </w:rPr>
+        <w:t xml:space="preserve">        f</w:t>
+      </w:r>
+      <w:r>
+        <w:rPr>
+          <w:rStyle w:val="OperatorTok"/>
+          <w:sz w:val="18"/>
+        </w:rPr>
+        <w:t>.</w:t>
+      </w:r>
+      <w:r>
+        <w:rPr>
+          <w:rStyle w:val="FunctionTok"/>
+          <w:sz w:val="18"/>
+        </w:rPr>
+        <w:t>setSize</w:t>
+      </w:r>
+      <w:r>
+        <w:rPr>
+          <w:rStyle w:val="OperatorTok"/>
+          <w:sz w:val="18"/>
+        </w:rPr>
+        <w:t>(</w:t>
+      </w:r>
+      <w:r>
+        <w:rPr>
           <w:rStyle w:val="DecValTok"/>
           <w:sz w:val="18"/>
         </w:rPr>
-        <w:t>3</w:t>
+        <w:t>400</w:t>
       </w:r>
       <w:r>
         <w:rPr>
@@ -21879,38 +24277,38 @@
           <w:rStyle w:val="DecValTok"/>
           <w:sz w:val="18"/>
         </w:rPr>
-        <w:t>2</w:t>
-      </w:r>
-      <w:r>
-        <w:rPr>
-          <w:rStyle w:val="OperatorTok"/>
-          <w:sz w:val="18"/>
-        </w:rPr>
-        <w:t>));</w:t>
-      </w:r>
-      <w:r>
-        <w:br/>
-      </w:r>
-      <w:r>
-        <w:rPr>
-          <w:rStyle w:val="NormalTok"/>
-          <w:sz w:val="18"/>
-        </w:rPr>
-        <w:t xml:space="preserve">        center</w:t>
-      </w:r>
-      <w:r>
-        <w:rPr>
-          <w:rStyle w:val="OperatorTok"/>
-          <w:sz w:val="18"/>
-        </w:rPr>
-        <w:t>.</w:t>
-      </w:r>
-      <w:r>
-        <w:rPr>
-          <w:rStyle w:val="FunctionTok"/>
-          <w:sz w:val="18"/>
-        </w:rPr>
-        <w:t>add</w:t>
+        <w:t>250</w:t>
+      </w:r>
+      <w:r>
+        <w:rPr>
+          <w:rStyle w:val="OperatorTok"/>
+          <w:sz w:val="18"/>
+        </w:rPr>
+        <w:t>);</w:t>
+      </w:r>
+      <w:r>
+        <w:br/>
+      </w:r>
+      <w:r>
+        <w:rPr>
+          <w:rStyle w:val="NormalTok"/>
+          <w:sz w:val="18"/>
+        </w:rPr>
+        <w:t xml:space="preserve">        f</w:t>
+      </w:r>
+      <w:r>
+        <w:rPr>
+          <w:rStyle w:val="OperatorTok"/>
+          <w:sz w:val="18"/>
+        </w:rPr>
+        <w:t>.</w:t>
+      </w:r>
+      <w:r>
+        <w:rPr>
+          <w:rStyle w:val="FunctionTok"/>
+          <w:sz w:val="18"/>
+        </w:rPr>
+        <w:t>setDefaultCloseOperation</w:t>
       </w:r>
       <w:r>
         <w:rPr>
@@ -21921,1435 +24319,154 @@
       </w:r>
       <w:r>
         <w:rPr>
+          <w:rStyle w:val="BuiltInTok"/>
+          <w:sz w:val="18"/>
+        </w:rPr>
+        <w:t>JFrame</w:t>
+      </w:r>
+      <w:r>
+        <w:rPr>
+          <w:rStyle w:val="OperatorTok"/>
+          <w:sz w:val="18"/>
+        </w:rPr>
+        <w:t>.</w:t>
+      </w:r>
+      <w:r>
+        <w:rPr>
+          <w:rStyle w:val="FunctionTok"/>
+          <w:sz w:val="18"/>
+        </w:rPr>
+        <w:t>EXIT_ON_CLOSE</w:t>
+      </w:r>
+      <w:r>
+        <w:rPr>
+          <w:rStyle w:val="OperatorTok"/>
+          <w:sz w:val="18"/>
+        </w:rPr>
+        <w:t>);</w:t>
+      </w:r>
+      <w:r>
+        <w:br/>
+      </w:r>
+      <w:r>
+        <w:rPr>
+          <w:rStyle w:val="NormalTok"/>
+          <w:sz w:val="18"/>
+        </w:rPr>
+        <w:t xml:space="preserve">        f</w:t>
+      </w:r>
+      <w:r>
+        <w:rPr>
+          <w:rStyle w:val="OperatorTok"/>
+          <w:sz w:val="18"/>
+        </w:rPr>
+        <w:t>.</w:t>
+      </w:r>
+      <w:r>
+        <w:rPr>
+          <w:rStyle w:val="FunctionTok"/>
+          <w:sz w:val="18"/>
+        </w:rPr>
+        <w:t>setVisible</w:t>
+      </w:r>
+      <w:r>
+        <w:rPr>
+          <w:rStyle w:val="OperatorTok"/>
+          <w:sz w:val="18"/>
+        </w:rPr>
+        <w:t>(</w:t>
+      </w:r>
+      <w:r>
+        <w:rPr>
           <w:rStyle w:val="KeywordTok"/>
           <w:sz w:val="18"/>
         </w:rPr>
-        <w:t>new</w:t>
-      </w:r>
-      <w:r>
-        <w:rPr>
-          <w:rStyle w:val="NormalTok"/>
-          <w:sz w:val="18"/>
-        </w:rPr>
-        <w:t xml:space="preserve"> </w:t>
+        <w:t>true</w:t>
+      </w:r>
+      <w:r>
+        <w:rPr>
+          <w:rStyle w:val="OperatorTok"/>
+          <w:sz w:val="18"/>
+        </w:rPr>
+        <w:t>);</w:t>
+      </w:r>
+      <w:r>
+        <w:br/>
+      </w:r>
+      <w:r>
+        <w:rPr>
+          <w:rStyle w:val="NormalTok"/>
+          <w:sz w:val="18"/>
+        </w:rPr>
+        <w:t xml:space="preserve">    </w:t>
+      </w:r>
+      <w:r>
+        <w:rPr>
+          <w:rStyle w:val="OperatorTok"/>
+          <w:sz w:val="18"/>
+        </w:rPr>
+        <w:t>}</w:t>
+      </w:r>
+      <w:r>
+        <w:br/>
+      </w:r>
+      <w:r>
+        <w:br/>
+      </w:r>
+      <w:r>
+        <w:rPr>
+          <w:rStyle w:val="NormalTok"/>
+          <w:sz w:val="18"/>
+        </w:rPr>
+        <w:t xml:space="preserve">    </w:t>
+      </w:r>
+      <w:r>
+        <w:rPr>
+          <w:rStyle w:val="KeywordTok"/>
+          <w:sz w:val="18"/>
+        </w:rPr>
+        <w:t>public</w:t>
+      </w:r>
+      <w:r>
+        <w:rPr>
+          <w:rStyle w:val="NormalTok"/>
+          <w:sz w:val="18"/>
+        </w:rPr>
+        <w:t xml:space="preserve"> </w:t>
+      </w:r>
+      <w:r>
+        <w:rPr>
+          <w:rStyle w:val="DataTypeTok"/>
+          <w:sz w:val="18"/>
+        </w:rPr>
+        <w:t>void</w:t>
+      </w:r>
+      <w:r>
+        <w:rPr>
+          <w:rStyle w:val="NormalTok"/>
+          <w:sz w:val="18"/>
+        </w:rPr>
+        <w:t xml:space="preserve"> </w:t>
+      </w:r>
+      <w:r>
+        <w:rPr>
+          <w:rStyle w:val="FunctionTok"/>
+          <w:sz w:val="18"/>
+        </w:rPr>
+        <w:t>actionPerformed</w:t>
+      </w:r>
+      <w:r>
+        <w:rPr>
+          <w:rStyle w:val="OperatorTok"/>
+          <w:sz w:val="18"/>
+        </w:rPr>
+        <w:t>(</w:t>
       </w:r>
       <w:r>
         <w:rPr>
           <w:rStyle w:val="BuiltInTok"/>
           <w:sz w:val="18"/>
         </w:rPr>
-        <w:t>JLabel</w:t>
-      </w:r>
-      <w:r>
-        <w:rPr>
-          <w:rStyle w:val="OperatorTok"/>
-          <w:sz w:val="18"/>
-        </w:rPr>
-        <w:t>(</w:t>
-      </w:r>
-      <w:r>
-        <w:rPr>
-          <w:rStyle w:val="StringTok"/>
-          <w:sz w:val="18"/>
-        </w:rPr>
-        <w:t>"Username:"</w:t>
-      </w:r>
-      <w:r>
-        <w:rPr>
-          <w:rStyle w:val="OperatorTok"/>
-          <w:sz w:val="18"/>
-        </w:rPr>
-        <w:t>));</w:t>
-      </w:r>
-      <w:r>
-        <w:br/>
-      </w:r>
-      <w:r>
-        <w:rPr>
-          <w:rStyle w:val="NormalTok"/>
-          <w:sz w:val="18"/>
-        </w:rPr>
-        <w:t xml:space="preserve">        username </w:t>
-      </w:r>
-      <w:r>
-        <w:rPr>
-          <w:rStyle w:val="OperatorTok"/>
-          <w:sz w:val="18"/>
-        </w:rPr>
-        <w:t>=</w:t>
-      </w:r>
-      <w:r>
-        <w:rPr>
-          <w:rStyle w:val="NormalTok"/>
-          <w:sz w:val="18"/>
-        </w:rPr>
-        <w:t xml:space="preserve"> </w:t>
-      </w:r>
-      <w:r>
-        <w:rPr>
-          <w:rStyle w:val="KeywordTok"/>
-          <w:sz w:val="18"/>
-        </w:rPr>
-        <w:t>new</w:t>
-      </w:r>
-      <w:r>
-        <w:rPr>
-          <w:rStyle w:val="NormalTok"/>
-          <w:sz w:val="18"/>
-        </w:rPr>
-        <w:t xml:space="preserve"> </w:t>
-      </w:r>
-      <w:r>
-        <w:rPr>
-          <w:rStyle w:val="BuiltInTok"/>
-          <w:sz w:val="18"/>
-        </w:rPr>
-        <w:t>JTextField</w:t>
-      </w:r>
-      <w:r>
-        <w:rPr>
-          <w:rStyle w:val="OperatorTok"/>
-          <w:sz w:val="18"/>
-        </w:rPr>
-        <w:t>();</w:t>
-      </w:r>
-      <w:r>
-        <w:br/>
-      </w:r>
-      <w:r>
-        <w:rPr>
-          <w:rStyle w:val="NormalTok"/>
-          <w:sz w:val="18"/>
-        </w:rPr>
-        <w:t xml:space="preserve">        center</w:t>
-      </w:r>
-      <w:r>
-        <w:rPr>
-          <w:rStyle w:val="OperatorTok"/>
-          <w:sz w:val="18"/>
-        </w:rPr>
-        <w:t>.</w:t>
-      </w:r>
-      <w:r>
-        <w:rPr>
-          <w:rStyle w:val="FunctionTok"/>
-          <w:sz w:val="18"/>
-        </w:rPr>
-        <w:t>add</w:t>
-      </w:r>
-      <w:r>
-        <w:rPr>
-          <w:rStyle w:val="OperatorTok"/>
-          <w:sz w:val="18"/>
-        </w:rPr>
-        <w:t>(</w:t>
-      </w:r>
-      <w:r>
-        <w:rPr>
-          <w:rStyle w:val="NormalTok"/>
-          <w:sz w:val="18"/>
-        </w:rPr>
-        <w:t>username</w:t>
-      </w:r>
-      <w:r>
-        <w:rPr>
-          <w:rStyle w:val="OperatorTok"/>
-          <w:sz w:val="18"/>
-        </w:rPr>
-        <w:t>);</w:t>
-      </w:r>
-      <w:r>
-        <w:br/>
-      </w:r>
-      <w:r>
-        <w:rPr>
-          <w:rStyle w:val="NormalTok"/>
-          <w:sz w:val="18"/>
-        </w:rPr>
-        <w:t xml:space="preserve">        center</w:t>
-      </w:r>
-      <w:r>
-        <w:rPr>
-          <w:rStyle w:val="OperatorTok"/>
-          <w:sz w:val="18"/>
-        </w:rPr>
-        <w:t>.</w:t>
-      </w:r>
-      <w:r>
-        <w:rPr>
-          <w:rStyle w:val="FunctionTok"/>
-          <w:sz w:val="18"/>
-        </w:rPr>
-        <w:t>add</w:t>
-      </w:r>
-      <w:r>
-        <w:rPr>
-          <w:rStyle w:val="OperatorTok"/>
-          <w:sz w:val="18"/>
-        </w:rPr>
-        <w:t>(</w:t>
-      </w:r>
-      <w:r>
-        <w:rPr>
-          <w:rStyle w:val="KeywordTok"/>
-          <w:sz w:val="18"/>
-        </w:rPr>
-        <w:t>new</w:t>
-      </w:r>
-      <w:r>
-        <w:rPr>
-          <w:rStyle w:val="NormalTok"/>
-          <w:sz w:val="18"/>
-        </w:rPr>
-        <w:t xml:space="preserve"> </w:t>
-      </w:r>
-      <w:r>
-        <w:rPr>
-          <w:rStyle w:val="BuiltInTok"/>
-          <w:sz w:val="18"/>
-        </w:rPr>
-        <w:t>JLabel</w:t>
-      </w:r>
-      <w:r>
-        <w:rPr>
-          <w:rStyle w:val="OperatorTok"/>
-          <w:sz w:val="18"/>
-        </w:rPr>
-        <w:t>(</w:t>
-      </w:r>
-      <w:r>
-        <w:rPr>
-          <w:rStyle w:val="StringTok"/>
-          <w:sz w:val="18"/>
-        </w:rPr>
-        <w:t>"Password:"</w:t>
-      </w:r>
-      <w:r>
-        <w:rPr>
-          <w:rStyle w:val="OperatorTok"/>
-          <w:sz w:val="18"/>
-        </w:rPr>
-        <w:t>));</w:t>
-      </w:r>
-      <w:r>
-        <w:br/>
-      </w:r>
-      <w:r>
-        <w:rPr>
-          <w:rStyle w:val="NormalTok"/>
-          <w:sz w:val="18"/>
-        </w:rPr>
-        <w:t xml:space="preserve">        password </w:t>
-      </w:r>
-      <w:r>
-        <w:rPr>
-          <w:rStyle w:val="OperatorTok"/>
-          <w:sz w:val="18"/>
-        </w:rPr>
-        <w:t>=</w:t>
-      </w:r>
-      <w:r>
-        <w:rPr>
-          <w:rStyle w:val="NormalTok"/>
-          <w:sz w:val="18"/>
-        </w:rPr>
-        <w:t xml:space="preserve"> </w:t>
-      </w:r>
-      <w:r>
-        <w:rPr>
-          <w:rStyle w:val="KeywordTok"/>
-          <w:sz w:val="18"/>
-        </w:rPr>
-        <w:t>new</w:t>
-      </w:r>
-      <w:r>
-        <w:rPr>
-          <w:rStyle w:val="NormalTok"/>
-          <w:sz w:val="18"/>
-        </w:rPr>
-        <w:t xml:space="preserve"> </w:t>
-      </w:r>
-      <w:r>
-        <w:rPr>
-          <w:rStyle w:val="BuiltInTok"/>
-          <w:sz w:val="18"/>
-        </w:rPr>
-        <w:t>JPasswordField</w:t>
-      </w:r>
-      <w:r>
-        <w:rPr>
-          <w:rStyle w:val="OperatorTok"/>
-          <w:sz w:val="18"/>
-        </w:rPr>
-        <w:t>();</w:t>
-      </w:r>
-      <w:r>
-        <w:br/>
-      </w:r>
-      <w:r>
-        <w:rPr>
-          <w:rStyle w:val="NormalTok"/>
-          <w:sz w:val="18"/>
-        </w:rPr>
-        <w:t xml:space="preserve">        center</w:t>
-      </w:r>
-      <w:r>
-        <w:rPr>
-          <w:rStyle w:val="OperatorTok"/>
-          <w:sz w:val="18"/>
-        </w:rPr>
-        <w:t>.</w:t>
-      </w:r>
-      <w:r>
-        <w:rPr>
-          <w:rStyle w:val="FunctionTok"/>
-          <w:sz w:val="18"/>
-        </w:rPr>
-        <w:t>add</w:t>
-      </w:r>
-      <w:r>
-        <w:rPr>
-          <w:rStyle w:val="OperatorTok"/>
-          <w:sz w:val="18"/>
-        </w:rPr>
-        <w:t>(</w:t>
-      </w:r>
-      <w:r>
-        <w:rPr>
-          <w:rStyle w:val="NormalTok"/>
-          <w:sz w:val="18"/>
-        </w:rPr>
-        <w:t>password</w:t>
-      </w:r>
-      <w:r>
-        <w:rPr>
-          <w:rStyle w:val="OperatorTok"/>
-          <w:sz w:val="18"/>
-        </w:rPr>
-        <w:t>);</w:t>
-      </w:r>
-      <w:r>
-        <w:br/>
-      </w:r>
-      <w:r>
-        <w:rPr>
-          <w:rStyle w:val="NormalTok"/>
-          <w:sz w:val="18"/>
-        </w:rPr>
-        <w:t xml:space="preserve">        remember </w:t>
-      </w:r>
-      <w:r>
-        <w:rPr>
-          <w:rStyle w:val="OperatorTok"/>
-          <w:sz w:val="18"/>
-        </w:rPr>
-        <w:t>=</w:t>
-      </w:r>
-      <w:r>
-        <w:rPr>
-          <w:rStyle w:val="NormalTok"/>
-          <w:sz w:val="18"/>
-        </w:rPr>
-        <w:t xml:space="preserve"> </w:t>
-      </w:r>
-      <w:r>
-        <w:rPr>
-          <w:rStyle w:val="KeywordTok"/>
-          <w:sz w:val="18"/>
-        </w:rPr>
-        <w:t>new</w:t>
-      </w:r>
-      <w:r>
-        <w:rPr>
-          <w:rStyle w:val="NormalTok"/>
-          <w:sz w:val="18"/>
-        </w:rPr>
-        <w:t xml:space="preserve"> </w:t>
-      </w:r>
-      <w:r>
-        <w:rPr>
-          <w:rStyle w:val="BuiltInTok"/>
-          <w:sz w:val="18"/>
-        </w:rPr>
-        <w:t>JCheckBox</w:t>
-      </w:r>
-      <w:r>
-        <w:rPr>
-          <w:rStyle w:val="OperatorTok"/>
-          <w:sz w:val="18"/>
-        </w:rPr>
-        <w:t>(</w:t>
-      </w:r>
-      <w:r>
-        <w:rPr>
-          <w:rStyle w:val="StringTok"/>
-          <w:sz w:val="18"/>
-        </w:rPr>
-        <w:t>"Remember Me"</w:t>
-      </w:r>
-      <w:r>
-        <w:rPr>
-          <w:rStyle w:val="OperatorTok"/>
-          <w:sz w:val="18"/>
-        </w:rPr>
-        <w:t>);</w:t>
-      </w:r>
-      <w:r>
-        <w:br/>
-      </w:r>
-      <w:r>
-        <w:rPr>
-          <w:rStyle w:val="NormalTok"/>
-          <w:sz w:val="18"/>
-        </w:rPr>
-        <w:t xml:space="preserve">        </w:t>
-      </w:r>
-      <w:r>
-        <w:rPr>
-          <w:rStyle w:val="BuiltInTok"/>
-          <w:sz w:val="18"/>
-        </w:rPr>
-        <w:t>JButton</w:t>
-      </w:r>
-      <w:r>
-        <w:rPr>
-          <w:rStyle w:val="NormalTok"/>
-          <w:sz w:val="18"/>
-        </w:rPr>
-        <w:t xml:space="preserve"> login </w:t>
-      </w:r>
-      <w:r>
-        <w:rPr>
-          <w:rStyle w:val="OperatorTok"/>
-          <w:sz w:val="18"/>
-        </w:rPr>
-        <w:t>=</w:t>
-      </w:r>
-      <w:r>
-        <w:rPr>
-          <w:rStyle w:val="NormalTok"/>
-          <w:sz w:val="18"/>
-        </w:rPr>
-        <w:t xml:space="preserve"> </w:t>
-      </w:r>
-      <w:r>
-        <w:rPr>
-          <w:rStyle w:val="KeywordTok"/>
-          <w:sz w:val="18"/>
-        </w:rPr>
-        <w:t>new</w:t>
-      </w:r>
-      <w:r>
-        <w:rPr>
-          <w:rStyle w:val="NormalTok"/>
-          <w:sz w:val="18"/>
-        </w:rPr>
-        <w:t xml:space="preserve"> </w:t>
-      </w:r>
-      <w:r>
-        <w:rPr>
-          <w:rStyle w:val="BuiltInTok"/>
-          <w:sz w:val="18"/>
-        </w:rPr>
-        <w:t>JButton</w:t>
-      </w:r>
-      <w:r>
-        <w:rPr>
-          <w:rStyle w:val="OperatorTok"/>
-          <w:sz w:val="18"/>
-        </w:rPr>
-        <w:t>(</w:t>
-      </w:r>
-      <w:r>
-        <w:rPr>
-          <w:rStyle w:val="StringTok"/>
-          <w:sz w:val="18"/>
-        </w:rPr>
-        <w:t>"Login"</w:t>
-      </w:r>
-      <w:r>
-        <w:rPr>
-          <w:rStyle w:val="OperatorTok"/>
-          <w:sz w:val="18"/>
-        </w:rPr>
-        <w:t>);</w:t>
-      </w:r>
-      <w:r>
-        <w:br/>
-      </w:r>
-      <w:r>
-        <w:rPr>
-          <w:rStyle w:val="NormalTok"/>
-          <w:sz w:val="18"/>
-        </w:rPr>
-        <w:t xml:space="preserve">        login</w:t>
-      </w:r>
-      <w:r>
-        <w:rPr>
-          <w:rStyle w:val="OperatorTok"/>
-          <w:sz w:val="18"/>
-        </w:rPr>
-        <w:t>.</w:t>
-      </w:r>
-      <w:r>
-        <w:rPr>
-          <w:rStyle w:val="FunctionTok"/>
-          <w:sz w:val="18"/>
-        </w:rPr>
-        <w:t>addActionListener</w:t>
-      </w:r>
-      <w:r>
-        <w:rPr>
-          <w:rStyle w:val="OperatorTok"/>
-          <w:sz w:val="18"/>
-        </w:rPr>
-        <w:t>(</w:t>
-      </w:r>
-      <w:r>
-        <w:rPr>
-          <w:rStyle w:val="KeywordTok"/>
-          <w:sz w:val="18"/>
-        </w:rPr>
-        <w:t>this</w:t>
-      </w:r>
-      <w:r>
-        <w:rPr>
-          <w:rStyle w:val="OperatorTok"/>
-          <w:sz w:val="18"/>
-        </w:rPr>
-        <w:t>);</w:t>
-      </w:r>
-      <w:r>
-        <w:br/>
-      </w:r>
-      <w:r>
-        <w:rPr>
-          <w:rStyle w:val="NormalTok"/>
-          <w:sz w:val="18"/>
-        </w:rPr>
-        <w:t xml:space="preserve">        center</w:t>
-      </w:r>
-      <w:r>
-        <w:rPr>
-          <w:rStyle w:val="OperatorTok"/>
-          <w:sz w:val="18"/>
-        </w:rPr>
-        <w:t>.</w:t>
-      </w:r>
-      <w:r>
-        <w:rPr>
-          <w:rStyle w:val="FunctionTok"/>
-          <w:sz w:val="18"/>
-        </w:rPr>
-        <w:t>add</w:t>
-      </w:r>
-      <w:r>
-        <w:rPr>
-          <w:rStyle w:val="OperatorTok"/>
-          <w:sz w:val="18"/>
-        </w:rPr>
-        <w:t>(</w:t>
-      </w:r>
-      <w:r>
-        <w:rPr>
-          <w:rStyle w:val="NormalTok"/>
-          <w:sz w:val="18"/>
-        </w:rPr>
-        <w:t>remember</w:t>
-      </w:r>
-      <w:r>
-        <w:rPr>
-          <w:rStyle w:val="OperatorTok"/>
-          <w:sz w:val="18"/>
-        </w:rPr>
-        <w:t>);</w:t>
-      </w:r>
-      <w:r>
-        <w:rPr>
-          <w:rStyle w:val="NormalTok"/>
-          <w:sz w:val="18"/>
-        </w:rPr>
-        <w:t xml:space="preserve"> center</w:t>
-      </w:r>
-      <w:r>
-        <w:rPr>
-          <w:rStyle w:val="OperatorTok"/>
-          <w:sz w:val="18"/>
-        </w:rPr>
-        <w:t>.</w:t>
-      </w:r>
-      <w:r>
-        <w:rPr>
-          <w:rStyle w:val="FunctionTok"/>
-          <w:sz w:val="18"/>
-        </w:rPr>
-        <w:t>add</w:t>
-      </w:r>
-      <w:r>
-        <w:rPr>
-          <w:rStyle w:val="OperatorTok"/>
-          <w:sz w:val="18"/>
-        </w:rPr>
-        <w:t>(</w:t>
-      </w:r>
-      <w:r>
-        <w:rPr>
-          <w:rStyle w:val="NormalTok"/>
-          <w:sz w:val="18"/>
-        </w:rPr>
-        <w:t>login</w:t>
-      </w:r>
-      <w:r>
-        <w:rPr>
-          <w:rStyle w:val="OperatorTok"/>
-          <w:sz w:val="18"/>
-        </w:rPr>
-        <w:t>);</w:t>
-      </w:r>
-      <w:r>
-        <w:br/>
-      </w:r>
-      <w:r>
-        <w:rPr>
-          <w:rStyle w:val="NormalTok"/>
-          <w:sz w:val="18"/>
-        </w:rPr>
-        <w:t xml:space="preserve">        f</w:t>
-      </w:r>
-      <w:r>
-        <w:rPr>
-          <w:rStyle w:val="OperatorTok"/>
-          <w:sz w:val="18"/>
-        </w:rPr>
-        <w:t>.</w:t>
-      </w:r>
-      <w:r>
-        <w:rPr>
-          <w:rStyle w:val="FunctionTok"/>
-          <w:sz w:val="18"/>
-        </w:rPr>
-        <w:t>add</w:t>
-      </w:r>
-      <w:r>
-        <w:rPr>
-          <w:rStyle w:val="OperatorTok"/>
-          <w:sz w:val="18"/>
-        </w:rPr>
-        <w:t>(</w:t>
-      </w:r>
-      <w:r>
-        <w:rPr>
-          <w:rStyle w:val="NormalTok"/>
-          <w:sz w:val="18"/>
-        </w:rPr>
-        <w:t>center</w:t>
-      </w:r>
-      <w:r>
-        <w:rPr>
-          <w:rStyle w:val="OperatorTok"/>
-          <w:sz w:val="18"/>
-        </w:rPr>
-        <w:t>,</w:t>
-      </w:r>
-      <w:r>
-        <w:rPr>
-          <w:rStyle w:val="NormalTok"/>
-          <w:sz w:val="18"/>
-        </w:rPr>
-        <w:t xml:space="preserve"> </w:t>
-      </w:r>
-      <w:r>
-        <w:rPr>
-          <w:rStyle w:val="BuiltInTok"/>
-          <w:sz w:val="18"/>
-        </w:rPr>
-        <w:t>BorderLayout</w:t>
-      </w:r>
-      <w:r>
-        <w:rPr>
-          <w:rStyle w:val="OperatorTok"/>
-          <w:sz w:val="18"/>
-        </w:rPr>
-        <w:t>.</w:t>
-      </w:r>
-      <w:r>
-        <w:rPr>
-          <w:rStyle w:val="FunctionTok"/>
-          <w:sz w:val="18"/>
-        </w:rPr>
-        <w:t>CENTER</w:t>
-      </w:r>
-      <w:r>
-        <w:rPr>
-          <w:rStyle w:val="OperatorTok"/>
-          <w:sz w:val="18"/>
-        </w:rPr>
-        <w:t>);</w:t>
-      </w:r>
-      <w:r>
-        <w:br/>
-      </w:r>
-      <w:r>
-        <w:br/>
-      </w:r>
-      <w:r>
-        <w:rPr>
-          <w:rStyle w:val="NormalTok"/>
-          <w:sz w:val="18"/>
-        </w:rPr>
-        <w:t xml:space="preserve">        </w:t>
-      </w:r>
-      <w:r>
-        <w:rPr>
-          <w:rStyle w:val="BuiltInTok"/>
-          <w:sz w:val="18"/>
-        </w:rPr>
-        <w:t>JPanel</w:t>
-      </w:r>
-      <w:r>
-        <w:rPr>
-          <w:rStyle w:val="NormalTok"/>
-          <w:sz w:val="18"/>
-        </w:rPr>
-        <w:t xml:space="preserve"> south </w:t>
-      </w:r>
-      <w:r>
-        <w:rPr>
-          <w:rStyle w:val="OperatorTok"/>
-          <w:sz w:val="18"/>
-        </w:rPr>
-        <w:t>=</w:t>
-      </w:r>
-      <w:r>
-        <w:rPr>
-          <w:rStyle w:val="NormalTok"/>
-          <w:sz w:val="18"/>
-        </w:rPr>
-        <w:t xml:space="preserve"> </w:t>
-      </w:r>
-      <w:r>
-        <w:rPr>
-          <w:rStyle w:val="KeywordTok"/>
-          <w:sz w:val="18"/>
-        </w:rPr>
-        <w:t>new</w:t>
-      </w:r>
-      <w:r>
-        <w:rPr>
-          <w:rStyle w:val="NormalTok"/>
-          <w:sz w:val="18"/>
-        </w:rPr>
-        <w:t xml:space="preserve"> </w:t>
-      </w:r>
-      <w:r>
-        <w:rPr>
-          <w:rStyle w:val="BuiltInTok"/>
-          <w:sz w:val="18"/>
-        </w:rPr>
-        <w:t>JPanel</w:t>
-      </w:r>
-      <w:r>
-        <w:rPr>
-          <w:rStyle w:val="OperatorTok"/>
-          <w:sz w:val="18"/>
-        </w:rPr>
-        <w:t>(</w:t>
-      </w:r>
-      <w:r>
-        <w:rPr>
-          <w:rStyle w:val="KeywordTok"/>
-          <w:sz w:val="18"/>
-        </w:rPr>
-        <w:t>new</w:t>
-      </w:r>
-      <w:r>
-        <w:rPr>
-          <w:rStyle w:val="NormalTok"/>
-          <w:sz w:val="18"/>
-        </w:rPr>
-        <w:t xml:space="preserve"> </w:t>
-      </w:r>
-      <w:r>
-        <w:rPr>
-          <w:rStyle w:val="BuiltInTok"/>
-          <w:sz w:val="18"/>
-        </w:rPr>
-        <w:t>FlowLayout</w:t>
-      </w:r>
-      <w:r>
-        <w:rPr>
-          <w:rStyle w:val="OperatorTok"/>
-          <w:sz w:val="18"/>
-        </w:rPr>
-        <w:t>());</w:t>
-      </w:r>
-      <w:r>
-        <w:br/>
-      </w:r>
-      <w:r>
-        <w:rPr>
-          <w:rStyle w:val="NormalTok"/>
-          <w:sz w:val="18"/>
-        </w:rPr>
-        <w:t xml:space="preserve">        </w:t>
-      </w:r>
-      <w:r>
-        <w:rPr>
-          <w:rStyle w:val="BuiltInTok"/>
-          <w:sz w:val="18"/>
-        </w:rPr>
-        <w:t>JButton</w:t>
-      </w:r>
-      <w:r>
-        <w:rPr>
-          <w:rStyle w:val="NormalTok"/>
-          <w:sz w:val="18"/>
-        </w:rPr>
-        <w:t xml:space="preserve"> reset </w:t>
-      </w:r>
-      <w:r>
-        <w:rPr>
-          <w:rStyle w:val="OperatorTok"/>
-          <w:sz w:val="18"/>
-        </w:rPr>
-        <w:t>=</w:t>
-      </w:r>
-      <w:r>
-        <w:rPr>
-          <w:rStyle w:val="NormalTok"/>
-          <w:sz w:val="18"/>
-        </w:rPr>
-        <w:t xml:space="preserve"> </w:t>
-      </w:r>
-      <w:r>
-        <w:rPr>
-          <w:rStyle w:val="KeywordTok"/>
-          <w:sz w:val="18"/>
-        </w:rPr>
-        <w:t>new</w:t>
-      </w:r>
-      <w:r>
-        <w:rPr>
-          <w:rStyle w:val="NormalTok"/>
-          <w:sz w:val="18"/>
-        </w:rPr>
-        <w:t xml:space="preserve"> </w:t>
-      </w:r>
-      <w:r>
-        <w:rPr>
-          <w:rStyle w:val="BuiltInTok"/>
-          <w:sz w:val="18"/>
-        </w:rPr>
-        <w:t>JButton</w:t>
-      </w:r>
-      <w:r>
-        <w:rPr>
-          <w:rStyle w:val="OperatorTok"/>
-          <w:sz w:val="18"/>
-        </w:rPr>
-        <w:t>(</w:t>
-      </w:r>
-      <w:r>
-        <w:rPr>
-          <w:rStyle w:val="StringTok"/>
-          <w:sz w:val="18"/>
-        </w:rPr>
-        <w:t>"Reset"</w:t>
-      </w:r>
-      <w:r>
-        <w:rPr>
-          <w:rStyle w:val="OperatorTok"/>
-          <w:sz w:val="18"/>
-        </w:rPr>
-        <w:t>);</w:t>
-      </w:r>
-      <w:r>
-        <w:br/>
-      </w:r>
-      <w:r>
-        <w:rPr>
-          <w:rStyle w:val="NormalTok"/>
-          <w:sz w:val="18"/>
-        </w:rPr>
-        <w:t xml:space="preserve">        </w:t>
-      </w:r>
-      <w:r>
-        <w:rPr>
-          <w:rStyle w:val="BuiltInTok"/>
-          <w:sz w:val="18"/>
-        </w:rPr>
-        <w:t>JButton</w:t>
-      </w:r>
-      <w:r>
-        <w:rPr>
-          <w:rStyle w:val="NormalTok"/>
-          <w:sz w:val="18"/>
-        </w:rPr>
-        <w:t xml:space="preserve"> exit </w:t>
-      </w:r>
-      <w:r>
-        <w:rPr>
-          <w:rStyle w:val="OperatorTok"/>
-          <w:sz w:val="18"/>
-        </w:rPr>
-        <w:t>=</w:t>
-      </w:r>
-      <w:r>
-        <w:rPr>
-          <w:rStyle w:val="NormalTok"/>
-          <w:sz w:val="18"/>
-        </w:rPr>
-        <w:t xml:space="preserve"> </w:t>
-      </w:r>
-      <w:r>
-        <w:rPr>
-          <w:rStyle w:val="KeywordTok"/>
-          <w:sz w:val="18"/>
-        </w:rPr>
-        <w:t>new</w:t>
-      </w:r>
-      <w:r>
-        <w:rPr>
-          <w:rStyle w:val="NormalTok"/>
-          <w:sz w:val="18"/>
-        </w:rPr>
-        <w:t xml:space="preserve"> </w:t>
-      </w:r>
-      <w:r>
-        <w:rPr>
-          <w:rStyle w:val="BuiltInTok"/>
-          <w:sz w:val="18"/>
-        </w:rPr>
-        <w:t>JButton</w:t>
-      </w:r>
-      <w:r>
-        <w:rPr>
-          <w:rStyle w:val="OperatorTok"/>
-          <w:sz w:val="18"/>
-        </w:rPr>
-        <w:t>(</w:t>
-      </w:r>
-      <w:r>
-        <w:rPr>
-          <w:rStyle w:val="StringTok"/>
-          <w:sz w:val="18"/>
-        </w:rPr>
-        <w:t>"Exit"</w:t>
-      </w:r>
-      <w:r>
-        <w:rPr>
-          <w:rStyle w:val="OperatorTok"/>
-          <w:sz w:val="18"/>
-        </w:rPr>
-        <w:t>);</w:t>
-      </w:r>
-      <w:r>
-        <w:br/>
-      </w:r>
-      <w:r>
-        <w:rPr>
-          <w:rStyle w:val="NormalTok"/>
-          <w:sz w:val="18"/>
-        </w:rPr>
-        <w:t xml:space="preserve">        reset</w:t>
-      </w:r>
-      <w:r>
-        <w:rPr>
-          <w:rStyle w:val="OperatorTok"/>
-          <w:sz w:val="18"/>
-        </w:rPr>
-        <w:t>.</w:t>
-      </w:r>
-      <w:r>
-        <w:rPr>
-          <w:rStyle w:val="FunctionTok"/>
-          <w:sz w:val="18"/>
-        </w:rPr>
-        <w:t>addActionListener</w:t>
-      </w:r>
-      <w:r>
-        <w:rPr>
-          <w:rStyle w:val="OperatorTok"/>
-          <w:sz w:val="18"/>
-        </w:rPr>
-        <w:t>(</w:t>
-      </w:r>
-      <w:r>
-        <w:rPr>
-          <w:rStyle w:val="KeywordTok"/>
-          <w:sz w:val="18"/>
-        </w:rPr>
-        <w:t>this</w:t>
-      </w:r>
-      <w:r>
-        <w:rPr>
-          <w:rStyle w:val="OperatorTok"/>
-          <w:sz w:val="18"/>
-        </w:rPr>
-        <w:t>);</w:t>
-      </w:r>
-      <w:r>
-        <w:br/>
-      </w:r>
-      <w:r>
-        <w:rPr>
-          <w:rStyle w:val="NormalTok"/>
-          <w:sz w:val="18"/>
-        </w:rPr>
-        <w:t xml:space="preserve">        exit</w:t>
-      </w:r>
-      <w:r>
-        <w:rPr>
-          <w:rStyle w:val="OperatorTok"/>
-          <w:sz w:val="18"/>
-        </w:rPr>
-        <w:t>.</w:t>
-      </w:r>
-      <w:r>
-        <w:rPr>
-          <w:rStyle w:val="FunctionTok"/>
-          <w:sz w:val="18"/>
-        </w:rPr>
-        <w:t>addActionListener</w:t>
-      </w:r>
-      <w:r>
-        <w:rPr>
-          <w:rStyle w:val="OperatorTok"/>
-          <w:sz w:val="18"/>
-        </w:rPr>
-        <w:t>(</w:t>
-      </w:r>
-      <w:r>
-        <w:rPr>
-          <w:rStyle w:val="KeywordTok"/>
-          <w:sz w:val="18"/>
-        </w:rPr>
-        <w:t>this</w:t>
-      </w:r>
-      <w:r>
-        <w:rPr>
-          <w:rStyle w:val="OperatorTok"/>
-          <w:sz w:val="18"/>
-        </w:rPr>
-        <w:t>);</w:t>
-      </w:r>
-      <w:r>
-        <w:br/>
-      </w:r>
-      <w:r>
-        <w:rPr>
-          <w:rStyle w:val="NormalTok"/>
-          <w:sz w:val="18"/>
-        </w:rPr>
-        <w:t xml:space="preserve">        south</w:t>
-      </w:r>
-      <w:r>
-        <w:rPr>
-          <w:rStyle w:val="OperatorTok"/>
-          <w:sz w:val="18"/>
-        </w:rPr>
-        <w:t>.</w:t>
-      </w:r>
-      <w:r>
-        <w:rPr>
-          <w:rStyle w:val="FunctionTok"/>
-          <w:sz w:val="18"/>
-        </w:rPr>
-        <w:t>add</w:t>
-      </w:r>
-      <w:r>
-        <w:rPr>
-          <w:rStyle w:val="OperatorTok"/>
-          <w:sz w:val="18"/>
-        </w:rPr>
-        <w:t>(</w:t>
-      </w:r>
-      <w:r>
-        <w:rPr>
-          <w:rStyle w:val="NormalTok"/>
-          <w:sz w:val="18"/>
-        </w:rPr>
-        <w:t>reset</w:t>
-      </w:r>
-      <w:r>
-        <w:rPr>
-          <w:rStyle w:val="OperatorTok"/>
-          <w:sz w:val="18"/>
-        </w:rPr>
-        <w:t>);</w:t>
-      </w:r>
-      <w:r>
-        <w:rPr>
-          <w:rStyle w:val="NormalTok"/>
-          <w:sz w:val="18"/>
-        </w:rPr>
-        <w:t xml:space="preserve"> south</w:t>
-      </w:r>
-      <w:r>
-        <w:rPr>
-          <w:rStyle w:val="OperatorTok"/>
-          <w:sz w:val="18"/>
-        </w:rPr>
-        <w:t>.</w:t>
-      </w:r>
-      <w:r>
-        <w:rPr>
-          <w:rStyle w:val="FunctionTok"/>
-          <w:sz w:val="18"/>
-        </w:rPr>
-        <w:t>add</w:t>
-      </w:r>
-      <w:r>
-        <w:rPr>
-          <w:rStyle w:val="OperatorTok"/>
-          <w:sz w:val="18"/>
-        </w:rPr>
-        <w:t>(</w:t>
-      </w:r>
-      <w:r>
-        <w:rPr>
-          <w:rStyle w:val="NormalTok"/>
-          <w:sz w:val="18"/>
-        </w:rPr>
-        <w:t>exit</w:t>
-      </w:r>
-      <w:r>
-        <w:rPr>
-          <w:rStyle w:val="OperatorTok"/>
-          <w:sz w:val="18"/>
-        </w:rPr>
-        <w:t>);</w:t>
-      </w:r>
-      <w:r>
-        <w:br/>
-      </w:r>
-      <w:r>
-        <w:rPr>
-          <w:rStyle w:val="NormalTok"/>
-          <w:sz w:val="18"/>
-        </w:rPr>
-        <w:t xml:space="preserve">        f</w:t>
-      </w:r>
-      <w:r>
-        <w:rPr>
-          <w:rStyle w:val="OperatorTok"/>
-          <w:sz w:val="18"/>
-        </w:rPr>
-        <w:t>.</w:t>
-      </w:r>
-      <w:r>
-        <w:rPr>
-          <w:rStyle w:val="FunctionTok"/>
-          <w:sz w:val="18"/>
-        </w:rPr>
-        <w:t>add</w:t>
-      </w:r>
-      <w:r>
-        <w:rPr>
-          <w:rStyle w:val="OperatorTok"/>
-          <w:sz w:val="18"/>
-        </w:rPr>
-        <w:t>(</w:t>
-      </w:r>
-      <w:r>
-        <w:rPr>
-          <w:rStyle w:val="NormalTok"/>
-          <w:sz w:val="18"/>
-        </w:rPr>
-        <w:t>south</w:t>
-      </w:r>
-      <w:r>
-        <w:rPr>
-          <w:rStyle w:val="OperatorTok"/>
-          <w:sz w:val="18"/>
-        </w:rPr>
-        <w:t>,</w:t>
-      </w:r>
-      <w:r>
-        <w:rPr>
-          <w:rStyle w:val="NormalTok"/>
-          <w:sz w:val="18"/>
-        </w:rPr>
-        <w:t xml:space="preserve"> </w:t>
-      </w:r>
-      <w:r>
-        <w:rPr>
-          <w:rStyle w:val="BuiltInTok"/>
-          <w:sz w:val="18"/>
-        </w:rPr>
-        <w:t>BorderLayout</w:t>
-      </w:r>
-      <w:r>
-        <w:rPr>
-          <w:rStyle w:val="OperatorTok"/>
-          <w:sz w:val="18"/>
-        </w:rPr>
-        <w:t>.</w:t>
-      </w:r>
-      <w:r>
-        <w:rPr>
-          <w:rStyle w:val="FunctionTok"/>
-          <w:sz w:val="18"/>
-        </w:rPr>
-        <w:t>SOUTH</w:t>
-      </w:r>
-      <w:r>
-        <w:rPr>
-          <w:rStyle w:val="OperatorTok"/>
-          <w:sz w:val="18"/>
-        </w:rPr>
-        <w:t>);</w:t>
-      </w:r>
-      <w:r>
-        <w:br/>
-      </w:r>
-      <w:r>
-        <w:br/>
-      </w:r>
-      <w:r>
-        <w:rPr>
-          <w:rStyle w:val="NormalTok"/>
-          <w:sz w:val="18"/>
-        </w:rPr>
-        <w:t xml:space="preserve">        f</w:t>
-      </w:r>
-      <w:r>
-        <w:rPr>
-          <w:rStyle w:val="OperatorTok"/>
-          <w:sz w:val="18"/>
-        </w:rPr>
-        <w:t>.</w:t>
-      </w:r>
-      <w:r>
-        <w:rPr>
-          <w:rStyle w:val="FunctionTok"/>
-          <w:sz w:val="18"/>
-        </w:rPr>
-        <w:t>setSize</w:t>
-      </w:r>
-      <w:r>
-        <w:rPr>
-          <w:rStyle w:val="OperatorTok"/>
-          <w:sz w:val="18"/>
-        </w:rPr>
-        <w:t>(</w:t>
-      </w:r>
-      <w:r>
-        <w:rPr>
-          <w:rStyle w:val="DecValTok"/>
-          <w:sz w:val="18"/>
-        </w:rPr>
-        <w:t>400</w:t>
-      </w:r>
-      <w:r>
-        <w:rPr>
-          <w:rStyle w:val="OperatorTok"/>
-          <w:sz w:val="18"/>
-        </w:rPr>
-        <w:t>,</w:t>
-      </w:r>
-      <w:r>
-        <w:rPr>
-          <w:rStyle w:val="NormalTok"/>
-          <w:sz w:val="18"/>
-        </w:rPr>
-        <w:t xml:space="preserve"> </w:t>
-      </w:r>
-      <w:r>
-        <w:rPr>
-          <w:rStyle w:val="DecValTok"/>
-          <w:sz w:val="18"/>
-        </w:rPr>
-        <w:t>250</w:t>
-      </w:r>
-      <w:r>
-        <w:rPr>
-          <w:rStyle w:val="OperatorTok"/>
-          <w:sz w:val="18"/>
-        </w:rPr>
-        <w:t>);</w:t>
-      </w:r>
-      <w:r>
-        <w:br/>
-      </w:r>
-      <w:r>
-        <w:rPr>
-          <w:rStyle w:val="NormalTok"/>
-          <w:sz w:val="18"/>
-        </w:rPr>
-        <w:t xml:space="preserve">        f</w:t>
-      </w:r>
-      <w:r>
-        <w:rPr>
-          <w:rStyle w:val="OperatorTok"/>
-          <w:sz w:val="18"/>
-        </w:rPr>
-        <w:t>.</w:t>
-      </w:r>
-      <w:r>
-        <w:rPr>
-          <w:rStyle w:val="FunctionTok"/>
-          <w:sz w:val="18"/>
-        </w:rPr>
-        <w:t>setDefaultCloseOperation</w:t>
-      </w:r>
-      <w:r>
-        <w:rPr>
-          <w:rStyle w:val="OperatorTok"/>
-          <w:sz w:val="18"/>
-        </w:rPr>
-        <w:t>(</w:t>
-      </w:r>
-      <w:r>
-        <w:rPr>
-          <w:rStyle w:val="BuiltInTok"/>
-          <w:sz w:val="18"/>
-        </w:rPr>
-        <w:t>JFrame</w:t>
-      </w:r>
-      <w:r>
-        <w:rPr>
-          <w:rStyle w:val="OperatorTok"/>
-          <w:sz w:val="18"/>
-        </w:rPr>
-        <w:t>.</w:t>
-      </w:r>
-      <w:r>
-        <w:rPr>
-          <w:rStyle w:val="FunctionTok"/>
-          <w:sz w:val="18"/>
-        </w:rPr>
-        <w:t>EXIT_ON_CLOSE</w:t>
-      </w:r>
-      <w:r>
-        <w:rPr>
-          <w:rStyle w:val="OperatorTok"/>
-          <w:sz w:val="18"/>
-        </w:rPr>
-        <w:t>);</w:t>
-      </w:r>
-      <w:r>
-        <w:br/>
-      </w:r>
-      <w:r>
-        <w:rPr>
-          <w:rStyle w:val="NormalTok"/>
-          <w:sz w:val="18"/>
-        </w:rPr>
-        <w:t xml:space="preserve">        f</w:t>
-      </w:r>
-      <w:r>
-        <w:rPr>
-          <w:rStyle w:val="OperatorTok"/>
-          <w:sz w:val="18"/>
-        </w:rPr>
-        <w:t>.</w:t>
-      </w:r>
-      <w:r>
-        <w:rPr>
-          <w:rStyle w:val="FunctionTok"/>
-          <w:sz w:val="18"/>
-        </w:rPr>
-        <w:t>setVisible</w:t>
-      </w:r>
-      <w:r>
-        <w:rPr>
-          <w:rStyle w:val="OperatorTok"/>
-          <w:sz w:val="18"/>
-        </w:rPr>
-        <w:t>(</w:t>
-      </w:r>
-      <w:r>
-        <w:rPr>
-          <w:rStyle w:val="KeywordTok"/>
-          <w:sz w:val="18"/>
-        </w:rPr>
-        <w:t>true</w:t>
-      </w:r>
-      <w:r>
-        <w:rPr>
-          <w:rStyle w:val="OperatorTok"/>
-          <w:sz w:val="18"/>
-        </w:rPr>
-        <w:t>);</w:t>
-      </w:r>
-      <w:r>
-        <w:br/>
-      </w:r>
-      <w:r>
-        <w:rPr>
-          <w:rStyle w:val="NormalTok"/>
-          <w:sz w:val="18"/>
-        </w:rPr>
-        <w:t xml:space="preserve">    </w:t>
-      </w:r>
-      <w:r>
-        <w:rPr>
-          <w:rStyle w:val="OperatorTok"/>
-          <w:sz w:val="18"/>
-        </w:rPr>
-        <w:t>}</w:t>
-      </w:r>
-      <w:r>
-        <w:br/>
-      </w:r>
-      <w:r>
-        <w:br/>
-      </w:r>
-      <w:r>
-        <w:rPr>
-          <w:rStyle w:val="NormalTok"/>
-          <w:sz w:val="18"/>
-        </w:rPr>
-        <w:t xml:space="preserve">    </w:t>
-      </w:r>
-      <w:r>
-        <w:rPr>
-          <w:rStyle w:val="KeywordTok"/>
-          <w:sz w:val="18"/>
-        </w:rPr>
-        <w:t>public</w:t>
-      </w:r>
-      <w:r>
-        <w:rPr>
-          <w:rStyle w:val="NormalTok"/>
-          <w:sz w:val="18"/>
-        </w:rPr>
-        <w:t xml:space="preserve"> </w:t>
-      </w:r>
-      <w:r>
-        <w:rPr>
-          <w:rStyle w:val="DataTypeTok"/>
-          <w:sz w:val="18"/>
-        </w:rPr>
-        <w:t>void</w:t>
-      </w:r>
-      <w:r>
-        <w:rPr>
-          <w:rStyle w:val="NormalTok"/>
-          <w:sz w:val="18"/>
-        </w:rPr>
-        <w:t xml:space="preserve"> </w:t>
-      </w:r>
-      <w:r>
-        <w:rPr>
-          <w:rStyle w:val="FunctionTok"/>
-          <w:sz w:val="18"/>
-        </w:rPr>
-        <w:t>actionPerformed</w:t>
-      </w:r>
-      <w:r>
-        <w:rPr>
-          <w:rStyle w:val="OperatorTok"/>
-          <w:sz w:val="18"/>
-        </w:rPr>
-        <w:t>(</w:t>
-      </w:r>
-      <w:r>
-        <w:rPr>
-          <w:rStyle w:val="BuiltInTok"/>
-          <w:sz w:val="18"/>
-        </w:rPr>
         <w:t>ActionEvent</w:t>
       </w:r>
       <w:r>
@@ -23388,7 +24505,6 @@
           <w:rStyle w:val="NormalTok"/>
           <w:sz w:val="18"/>
         </w:rPr>
-        <w:lastRenderedPageBreak/>
         <w:t xml:space="preserve">        </w:t>
       </w:r>
       <w:r>
@@ -24270,6 +25386,7 @@
       <w:bookmarkStart w:id="48" w:name="output-9"/>
       <w:bookmarkEnd w:id="47"/>
       <w:r>
+        <w:lastRenderedPageBreak/>
         <w:t>Output</w:t>
       </w:r>
     </w:p>
@@ -24278,7 +25395,100 @@
         <w:pStyle w:val="FirstParagraph"/>
       </w:pPr>
       <w:r>
-        <w:t>Top panel shows student info, center has login form with Remember Me checkbox, bottom has Reset and Exit buttons. Login shows a dialog, Reset clears fields, Exit closes the app.</w:t>
+        <w:t xml:space="preserve">Top panel shows student info, center has login form with Remember Me checkbox, bottom has Reset and Exit buttons. Login shows a dialog, </w:t>
+      </w:r>
+      <w:proofErr w:type="gramStart"/>
+      <w:r>
+        <w:t>Reset</w:t>
+      </w:r>
+      <w:proofErr w:type="gramEnd"/>
+      <w:r>
+        <w:t xml:space="preserve"> clears fields, Exit closes the app.</w:t>
+      </w:r>
+    </w:p>
+    <w:p>
+      <w:pPr>
+        <w:pStyle w:val="BodyText"/>
+      </w:pPr>
+      <w:r>
+        <w:drawing>
+          <wp:inline distT="0" distB="0" distL="0" distR="0" wp14:anchorId="3CF9A161" wp14:editId="70F2C897">
+            <wp:extent cx="2824115" cy="1771650"/>
+            <wp:effectExtent l="0" t="0" r="0" b="0"/>
+            <wp:docPr id="862080854" name="Picture 1"/>
+            <wp:cNvGraphicFramePr>
+              <a:graphicFrameLocks xmlns:a="http://schemas.openxmlformats.org/drawingml/2006/main" noChangeAspect="1"/>
+            </wp:cNvGraphicFramePr>
+            <a:graphic xmlns:a="http://schemas.openxmlformats.org/drawingml/2006/main">
+              <a:graphicData uri="http://schemas.openxmlformats.org/drawingml/2006/picture">
+                <pic:pic xmlns:pic="http://schemas.openxmlformats.org/drawingml/2006/picture">
+                  <pic:nvPicPr>
+                    <pic:cNvPr id="862080854" name=""/>
+                    <pic:cNvPicPr/>
+                  </pic:nvPicPr>
+                  <pic:blipFill>
+                    <a:blip r:embed="rId31"/>
+                    <a:stretch>
+                      <a:fillRect/>
+                    </a:stretch>
+                  </pic:blipFill>
+                  <pic:spPr>
+                    <a:xfrm>
+                      <a:off x="0" y="0"/>
+                      <a:ext cx="2828267" cy="1774255"/>
+                    </a:xfrm>
+                    <a:prstGeom prst="rect">
+                      <a:avLst/>
+                    </a:prstGeom>
+                  </pic:spPr>
+                </pic:pic>
+              </a:graphicData>
+            </a:graphic>
+          </wp:inline>
+        </w:drawing>
+      </w:r>
+      <w:r>
+        <w:rPr>
+          <w:noProof/>
+        </w:rPr>
+        <w:t xml:space="preserve"> </w:t>
+      </w:r>
+      <w:r>
+        <w:drawing>
+          <wp:inline distT="0" distB="0" distL="0" distR="0" wp14:anchorId="623AAC6F" wp14:editId="7DD0778B">
+            <wp:extent cx="2894101" cy="1771650"/>
+            <wp:effectExtent l="0" t="0" r="0" b="0"/>
+            <wp:docPr id="1026924115" name="Picture 1"/>
+            <wp:cNvGraphicFramePr>
+              <a:graphicFrameLocks xmlns:a="http://schemas.openxmlformats.org/drawingml/2006/main" noChangeAspect="1"/>
+            </wp:cNvGraphicFramePr>
+            <a:graphic xmlns:a="http://schemas.openxmlformats.org/drawingml/2006/main">
+              <a:graphicData uri="http://schemas.openxmlformats.org/drawingml/2006/picture">
+                <pic:pic xmlns:pic="http://schemas.openxmlformats.org/drawingml/2006/picture">
+                  <pic:nvPicPr>
+                    <pic:cNvPr id="1026924115" name=""/>
+                    <pic:cNvPicPr/>
+                  </pic:nvPicPr>
+                  <pic:blipFill>
+                    <a:blip r:embed="rId32"/>
+                    <a:stretch>
+                      <a:fillRect/>
+                    </a:stretch>
+                  </pic:blipFill>
+                  <pic:spPr>
+                    <a:xfrm>
+                      <a:off x="0" y="0"/>
+                      <a:ext cx="2898752" cy="1774497"/>
+                    </a:xfrm>
+                    <a:prstGeom prst="rect">
+                      <a:avLst/>
+                    </a:prstGeom>
+                  </pic:spPr>
+                </pic:pic>
+              </a:graphicData>
+            </a:graphic>
+          </wp:inline>
+        </w:drawing>
       </w:r>
     </w:p>
     <w:p>
@@ -24330,10 +25540,91 @@
     </w:p>
     <w:p>
       <w:pPr>
-        <w:pStyle w:val="FirstParagraph"/>
+        <w:pStyle w:val="BodyText"/>
       </w:pPr>
       <w:r>
-        <w:t>Create a Canvas with Circle, Square, and Triangle buttons. Clicking a button draws the corresponding shape.</w:t>
+        <w:t>  Design a form with three buttons with captions “Circle,” “Square,” and “Triangle.”</w:t>
+      </w:r>
+    </w:p>
+    <w:p>
+      <w:pPr>
+        <w:pStyle w:val="BodyText"/>
+        <w:numPr>
+          <w:ilvl w:val="0"/>
+          <w:numId w:val="2"/>
+        </w:numPr>
+      </w:pPr>
+      <w:r>
+        <w:t>When the user clicks the “Circle” button, draw a red circle in the center of the frame.</w:t>
+      </w:r>
+    </w:p>
+    <w:p>
+      <w:pPr>
+        <w:pStyle w:val="BodyText"/>
+        <w:numPr>
+          <w:ilvl w:val="0"/>
+          <w:numId w:val="2"/>
+        </w:numPr>
+      </w:pPr>
+      <w:r>
+        <w:t>When the user clicks the “Square” button, draw a blue square in the center of the frame.</w:t>
+      </w:r>
+    </w:p>
+    <w:p>
+      <w:pPr>
+        <w:pStyle w:val="BodyText"/>
+        <w:numPr>
+          <w:ilvl w:val="0"/>
+          <w:numId w:val="2"/>
+        </w:numPr>
+      </w:pPr>
+      <w:r>
+        <w:t>When the user clicks the “Triangle” button, draw a green triangle in the center of the frame</w:t>
+      </w:r>
+      <w:r>
+        <w:t>.</w:t>
+      </w:r>
+    </w:p>
+    <w:p>
+      <w:pPr>
+        <w:pStyle w:val="BodyText"/>
+      </w:pPr>
+      <w:r>
+        <w:drawing>
+          <wp:inline distT="0" distB="0" distL="0" distR="0" wp14:anchorId="4A32F810" wp14:editId="20634AEA">
+            <wp:extent cx="3398815" cy="2476715"/>
+            <wp:effectExtent l="0" t="0" r="0" b="0"/>
+            <wp:docPr id="2005866343" name="Picture 1"/>
+            <wp:cNvGraphicFramePr>
+              <a:graphicFrameLocks xmlns:a="http://schemas.openxmlformats.org/drawingml/2006/main" noChangeAspect="1"/>
+            </wp:cNvGraphicFramePr>
+            <a:graphic xmlns:a="http://schemas.openxmlformats.org/drawingml/2006/main">
+              <a:graphicData uri="http://schemas.openxmlformats.org/drawingml/2006/picture">
+                <pic:pic xmlns:pic="http://schemas.openxmlformats.org/drawingml/2006/picture">
+                  <pic:nvPicPr>
+                    <pic:cNvPr id="2005866343" name=""/>
+                    <pic:cNvPicPr/>
+                  </pic:nvPicPr>
+                  <pic:blipFill>
+                    <a:blip r:embed="rId33"/>
+                    <a:stretch>
+                      <a:fillRect/>
+                    </a:stretch>
+                  </pic:blipFill>
+                  <pic:spPr>
+                    <a:xfrm>
+                      <a:off x="0" y="0"/>
+                      <a:ext cx="3398815" cy="2476715"/>
+                    </a:xfrm>
+                    <a:prstGeom prst="rect">
+                      <a:avLst/>
+                    </a:prstGeom>
+                  </pic:spPr>
+                </pic:pic>
+              </a:graphicData>
+            </a:graphic>
+          </wp:inline>
+        </w:drawing>
       </w:r>
     </w:p>
     <w:p>
@@ -25291,6 +26582,7 @@
           <w:rStyle w:val="NormalTok"/>
           <w:sz w:val="18"/>
         </w:rPr>
+        <w:lastRenderedPageBreak/>
         <w:t xml:space="preserve">        north</w:t>
       </w:r>
       <w:r>
@@ -27121,7 +28413,6 @@
           <w:rStyle w:val="NormalTok"/>
           <w:sz w:val="18"/>
         </w:rPr>
-        <w:lastRenderedPageBreak/>
         <w:t xml:space="preserve">    </w:t>
       </w:r>
       <w:r>
@@ -27325,6 +28616,143 @@
       <w:r>
         <w:t>Three buttons at top. Clicking Circle draws a red circle, Square draws a blue square, Triangle draws a green triangle on the canvas.</w:t>
       </w:r>
+    </w:p>
+    <w:p>
+      <w:pPr>
+        <w:pStyle w:val="BodyText"/>
+      </w:pPr>
+      <w:r>
+        <w:lastRenderedPageBreak/>
+        <w:drawing>
+          <wp:inline distT="0" distB="0" distL="0" distR="0" wp14:anchorId="5C9ABA73" wp14:editId="0741D19C">
+            <wp:extent cx="2615583" cy="2654300"/>
+            <wp:effectExtent l="0" t="0" r="0" b="0"/>
+            <wp:docPr id="1731129373" name="Picture 1"/>
+            <wp:cNvGraphicFramePr>
+              <a:graphicFrameLocks xmlns:a="http://schemas.openxmlformats.org/drawingml/2006/main" noChangeAspect="1"/>
+            </wp:cNvGraphicFramePr>
+            <a:graphic xmlns:a="http://schemas.openxmlformats.org/drawingml/2006/main">
+              <a:graphicData uri="http://schemas.openxmlformats.org/drawingml/2006/picture">
+                <pic:pic xmlns:pic="http://schemas.openxmlformats.org/drawingml/2006/picture">
+                  <pic:nvPicPr>
+                    <pic:cNvPr id="1731129373" name=""/>
+                    <pic:cNvPicPr/>
+                  </pic:nvPicPr>
+                  <pic:blipFill>
+                    <a:blip r:embed="rId34"/>
+                    <a:stretch>
+                      <a:fillRect/>
+                    </a:stretch>
+                  </pic:blipFill>
+                  <pic:spPr>
+                    <a:xfrm>
+                      <a:off x="0" y="0"/>
+                      <a:ext cx="2619677" cy="2658455"/>
+                    </a:xfrm>
+                    <a:prstGeom prst="rect">
+                      <a:avLst/>
+                    </a:prstGeom>
+                  </pic:spPr>
+                </pic:pic>
+              </a:graphicData>
+            </a:graphic>
+          </wp:inline>
+        </w:drawing>
+      </w:r>
+      <w:r>
+        <w:rPr>
+          <w:noProof/>
+        </w:rPr>
+        <w:t xml:space="preserve"> </w:t>
+      </w:r>
+      <w:r>
+        <w:drawing>
+          <wp:inline distT="0" distB="0" distL="0" distR="0" wp14:anchorId="3E706001" wp14:editId="391864EC">
+            <wp:extent cx="2765760" cy="2806700"/>
+            <wp:effectExtent l="0" t="0" r="0" b="0"/>
+            <wp:docPr id="970899480" name="Picture 1"/>
+            <wp:cNvGraphicFramePr>
+              <a:graphicFrameLocks xmlns:a="http://schemas.openxmlformats.org/drawingml/2006/main" noChangeAspect="1"/>
+            </wp:cNvGraphicFramePr>
+            <a:graphic xmlns:a="http://schemas.openxmlformats.org/drawingml/2006/main">
+              <a:graphicData uri="http://schemas.openxmlformats.org/drawingml/2006/picture">
+                <pic:pic xmlns:pic="http://schemas.openxmlformats.org/drawingml/2006/picture">
+                  <pic:nvPicPr>
+                    <pic:cNvPr id="970899480" name=""/>
+                    <pic:cNvPicPr/>
+                  </pic:nvPicPr>
+                  <pic:blipFill>
+                    <a:blip r:embed="rId35"/>
+                    <a:stretch>
+                      <a:fillRect/>
+                    </a:stretch>
+                  </pic:blipFill>
+                  <pic:spPr>
+                    <a:xfrm>
+                      <a:off x="0" y="0"/>
+                      <a:ext cx="2768264" cy="2809241"/>
+                    </a:xfrm>
+                    <a:prstGeom prst="rect">
+                      <a:avLst/>
+                    </a:prstGeom>
+                  </pic:spPr>
+                </pic:pic>
+              </a:graphicData>
+            </a:graphic>
+          </wp:inline>
+        </w:drawing>
+      </w:r>
+      <w:r>
+        <w:rPr>
+          <w:noProof/>
+        </w:rPr>
+        <w:t xml:space="preserve"> </w:t>
+      </w:r>
+      <w:r>
+        <w:rPr>
+          <w:noProof/>
+        </w:rPr>
+        <w:drawing>
+          <wp:inline distT="0" distB="0" distL="0" distR="0" wp14:anchorId="51799339" wp14:editId="2EAA52DB">
+            <wp:extent cx="2402832" cy="2438400"/>
+            <wp:effectExtent l="0" t="0" r="0" b="0"/>
+            <wp:docPr id="237304381" name="Picture 1"/>
+            <wp:cNvGraphicFramePr>
+              <a:graphicFrameLocks xmlns:a="http://schemas.openxmlformats.org/drawingml/2006/main" noChangeAspect="1"/>
+            </wp:cNvGraphicFramePr>
+            <a:graphic xmlns:a="http://schemas.openxmlformats.org/drawingml/2006/main">
+              <a:graphicData uri="http://schemas.openxmlformats.org/drawingml/2006/picture">
+                <pic:pic xmlns:pic="http://schemas.openxmlformats.org/drawingml/2006/picture">
+                  <pic:nvPicPr>
+                    <pic:cNvPr id="237304381" name=""/>
+                    <pic:cNvPicPr/>
+                  </pic:nvPicPr>
+                  <pic:blipFill>
+                    <a:blip r:embed="rId36"/>
+                    <a:stretch>
+                      <a:fillRect/>
+                    </a:stretch>
+                  </pic:blipFill>
+                  <pic:spPr>
+                    <a:xfrm>
+                      <a:off x="0" y="0"/>
+                      <a:ext cx="2408194" cy="2443842"/>
+                    </a:xfrm>
+                    <a:prstGeom prst="rect">
+                      <a:avLst/>
+                    </a:prstGeom>
+                  </pic:spPr>
+                </pic:pic>
+              </a:graphicData>
+            </a:graphic>
+          </wp:inline>
+        </w:drawing>
+      </w:r>
+    </w:p>
+    <w:p>
+      <w:pPr>
+        <w:pStyle w:val="BodyText"/>
+      </w:pPr>
     </w:p>
     <w:p>
       <w:pPr>
@@ -27383,6 +28811,48 @@
     </w:p>
     <w:p>
       <w:pPr>
+        <w:pStyle w:val="BodyText"/>
+      </w:pPr>
+      <w:r>
+        <w:drawing>
+          <wp:inline distT="0" distB="0" distL="0" distR="0" wp14:anchorId="7CDD49A3" wp14:editId="505EF4AA">
+            <wp:extent cx="3391194" cy="2438611"/>
+            <wp:effectExtent l="0" t="0" r="0" b="0"/>
+            <wp:docPr id="1240999702" name="Picture 1"/>
+            <wp:cNvGraphicFramePr>
+              <a:graphicFrameLocks xmlns:a="http://schemas.openxmlformats.org/drawingml/2006/main" noChangeAspect="1"/>
+            </wp:cNvGraphicFramePr>
+            <a:graphic xmlns:a="http://schemas.openxmlformats.org/drawingml/2006/main">
+              <a:graphicData uri="http://schemas.openxmlformats.org/drawingml/2006/picture">
+                <pic:pic xmlns:pic="http://schemas.openxmlformats.org/drawingml/2006/picture">
+                  <pic:nvPicPr>
+                    <pic:cNvPr id="1240999702" name=""/>
+                    <pic:cNvPicPr/>
+                  </pic:nvPicPr>
+                  <pic:blipFill>
+                    <a:blip r:embed="rId37"/>
+                    <a:stretch>
+                      <a:fillRect/>
+                    </a:stretch>
+                  </pic:blipFill>
+                  <pic:spPr>
+                    <a:xfrm>
+                      <a:off x="0" y="0"/>
+                      <a:ext cx="3391194" cy="2438611"/>
+                    </a:xfrm>
+                    <a:prstGeom prst="rect">
+                      <a:avLst/>
+                    </a:prstGeom>
+                  </pic:spPr>
+                </pic:pic>
+              </a:graphicData>
+            </a:graphic>
+          </wp:inline>
+        </w:drawing>
+      </w:r>
+    </w:p>
+    <w:p>
+      <w:pPr>
         <w:pStyle w:val="Heading2"/>
       </w:pPr>
       <w:bookmarkStart w:id="57" w:name="source-code-11"/>
@@ -29094,6 +30564,7 @@
           <w:rStyle w:val="NormalTok"/>
           <w:sz w:val="18"/>
         </w:rPr>
+        <w:lastRenderedPageBreak/>
         <w:t xml:space="preserve">        </w:t>
       </w:r>
       <w:r>
@@ -29443,12 +30914,127 @@
     </w:p>
     <w:p>
       <w:pPr>
+        <w:pStyle w:val="BodyText"/>
+      </w:pPr>
+      <w:r>
+        <w:drawing>
+          <wp:inline distT="0" distB="0" distL="0" distR="0" wp14:anchorId="744A9FD2" wp14:editId="255DC5DD">
+            <wp:extent cx="1916335" cy="1295400"/>
+            <wp:effectExtent l="0" t="0" r="0" b="0"/>
+            <wp:docPr id="667915408" name="Picture 1"/>
+            <wp:cNvGraphicFramePr>
+              <a:graphicFrameLocks xmlns:a="http://schemas.openxmlformats.org/drawingml/2006/main" noChangeAspect="1"/>
+            </wp:cNvGraphicFramePr>
+            <a:graphic xmlns:a="http://schemas.openxmlformats.org/drawingml/2006/main">
+              <a:graphicData uri="http://schemas.openxmlformats.org/drawingml/2006/picture">
+                <pic:pic xmlns:pic="http://schemas.openxmlformats.org/drawingml/2006/picture">
+                  <pic:nvPicPr>
+                    <pic:cNvPr id="667915408" name=""/>
+                    <pic:cNvPicPr/>
+                  </pic:nvPicPr>
+                  <pic:blipFill>
+                    <a:blip r:embed="rId38"/>
+                    <a:stretch>
+                      <a:fillRect/>
+                    </a:stretch>
+                  </pic:blipFill>
+                  <pic:spPr>
+                    <a:xfrm>
+                      <a:off x="0" y="0"/>
+                      <a:ext cx="1932870" cy="1306577"/>
+                    </a:xfrm>
+                    <a:prstGeom prst="rect">
+                      <a:avLst/>
+                    </a:prstGeom>
+                  </pic:spPr>
+                </pic:pic>
+              </a:graphicData>
+            </a:graphic>
+          </wp:inline>
+        </w:drawing>
+      </w:r>
+      <w:r>
+        <w:drawing>
+          <wp:inline distT="0" distB="0" distL="0" distR="0" wp14:anchorId="598EAE48" wp14:editId="5736FD30">
+            <wp:extent cx="1897548" cy="1282700"/>
+            <wp:effectExtent l="0" t="0" r="0" b="0"/>
+            <wp:docPr id="249574104" name="Picture 1"/>
+            <wp:cNvGraphicFramePr>
+              <a:graphicFrameLocks xmlns:a="http://schemas.openxmlformats.org/drawingml/2006/main" noChangeAspect="1"/>
+            </wp:cNvGraphicFramePr>
+            <a:graphic xmlns:a="http://schemas.openxmlformats.org/drawingml/2006/main">
+              <a:graphicData uri="http://schemas.openxmlformats.org/drawingml/2006/picture">
+                <pic:pic xmlns:pic="http://schemas.openxmlformats.org/drawingml/2006/picture">
+                  <pic:nvPicPr>
+                    <pic:cNvPr id="249574104" name=""/>
+                    <pic:cNvPicPr/>
+                  </pic:nvPicPr>
+                  <pic:blipFill>
+                    <a:blip r:embed="rId39"/>
+                    <a:stretch>
+                      <a:fillRect/>
+                    </a:stretch>
+                  </pic:blipFill>
+                  <pic:spPr>
+                    <a:xfrm>
+                      <a:off x="0" y="0"/>
+                      <a:ext cx="1919588" cy="1297599"/>
+                    </a:xfrm>
+                    <a:prstGeom prst="rect">
+                      <a:avLst/>
+                    </a:prstGeom>
+                  </pic:spPr>
+                </pic:pic>
+              </a:graphicData>
+            </a:graphic>
+          </wp:inline>
+        </w:drawing>
+      </w:r>
+      <w:r>
+        <w:drawing>
+          <wp:inline distT="0" distB="0" distL="0" distR="0" wp14:anchorId="10EF773F" wp14:editId="20BED9FB">
+            <wp:extent cx="1925728" cy="1301750"/>
+            <wp:effectExtent l="0" t="0" r="0" b="0"/>
+            <wp:docPr id="1271982967" name="Picture 1"/>
+            <wp:cNvGraphicFramePr>
+              <a:graphicFrameLocks xmlns:a="http://schemas.openxmlformats.org/drawingml/2006/main" noChangeAspect="1"/>
+            </wp:cNvGraphicFramePr>
+            <a:graphic xmlns:a="http://schemas.openxmlformats.org/drawingml/2006/main">
+              <a:graphicData uri="http://schemas.openxmlformats.org/drawingml/2006/picture">
+                <pic:pic xmlns:pic="http://schemas.openxmlformats.org/drawingml/2006/picture">
+                  <pic:nvPicPr>
+                    <pic:cNvPr id="1271982967" name=""/>
+                    <pic:cNvPicPr/>
+                  </pic:nvPicPr>
+                  <pic:blipFill>
+                    <a:blip r:embed="rId40"/>
+                    <a:stretch>
+                      <a:fillRect/>
+                    </a:stretch>
+                  </pic:blipFill>
+                  <pic:spPr>
+                    <a:xfrm>
+                      <a:off x="0" y="0"/>
+                      <a:ext cx="1939297" cy="1310922"/>
+                    </a:xfrm>
+                    <a:prstGeom prst="rect">
+                      <a:avLst/>
+                    </a:prstGeom>
+                  </pic:spPr>
+                </pic:pic>
+              </a:graphicData>
+            </a:graphic>
+          </wp:inline>
+        </w:drawing>
+      </w:r>
+    </w:p>
+    <w:p>
+      <w:pPr>
         <w:pStyle w:val="Heading2"/>
       </w:pPr>
       <w:bookmarkStart w:id="59" w:name="conclusion-11"/>
       <w:bookmarkEnd w:id="58"/>
       <w:r>
-        <w:lastRenderedPageBreak/>
         <w:t>Conclusion</w:t>
       </w:r>
     </w:p>
@@ -29461,23 +31047,29 @@
       </w:r>
     </w:p>
     <w:p>
-      <w:r>
-        <w:rPr>
-          <w:sz w:val="2"/>
-        </w:rPr>
-        <w:br w:type="page"/>
-      </w:r>
-    </w:p>
-    <w:p>
       <w:pPr>
         <w:pStyle w:val="Heading1"/>
       </w:pPr>
+      <w:r>
+        <w:rPr>
+          <w:sz w:val="2"/>
+        </w:rPr>
+        <w:br w:type="page"/>
+      </w:r>
       <w:bookmarkStart w:id="60" w:name="lab-12-toolbar-icons"/>
       <w:bookmarkEnd w:id="55"/>
       <w:bookmarkEnd w:id="59"/>
       <w:r>
         <w:lastRenderedPageBreak/>
-        <w:t>Lab 12: JToolBar with Programmatically Generated Icon Buttons</w:t>
+        <w:t xml:space="preserve">Lab 12: </w:t>
+      </w:r>
+      <w:proofErr w:type="spellStart"/>
+      <w:r>
+        <w:t>JToolBar</w:t>
+      </w:r>
+      <w:proofErr w:type="spellEnd"/>
+      <w:r>
+        <w:t xml:space="preserve"> with Programmatically Generated Icon Buttons</w:t>
       </w:r>
     </w:p>
     <w:p>
@@ -29495,6 +31087,48 @@
       </w:pPr>
       <w:r>
         <w:t>Create a JToolBar with programmatically generated colored circle icons and tooltip text.</w:t>
+      </w:r>
+    </w:p>
+    <w:p>
+      <w:pPr>
+        <w:pStyle w:val="BodyText"/>
+      </w:pPr>
+      <w:r>
+        <w:drawing>
+          <wp:inline distT="0" distB="0" distL="0" distR="0" wp14:anchorId="5E2AFB66" wp14:editId="786AFCBD">
+            <wp:extent cx="2997200" cy="2957059"/>
+            <wp:effectExtent l="0" t="0" r="0" b="0"/>
+            <wp:docPr id="980423314" name="Picture 1"/>
+            <wp:cNvGraphicFramePr>
+              <a:graphicFrameLocks xmlns:a="http://schemas.openxmlformats.org/drawingml/2006/main" noChangeAspect="1"/>
+            </wp:cNvGraphicFramePr>
+            <a:graphic xmlns:a="http://schemas.openxmlformats.org/drawingml/2006/main">
+              <a:graphicData uri="http://schemas.openxmlformats.org/drawingml/2006/picture">
+                <pic:pic xmlns:pic="http://schemas.openxmlformats.org/drawingml/2006/picture">
+                  <pic:nvPicPr>
+                    <pic:cNvPr id="980423314" name=""/>
+                    <pic:cNvPicPr/>
+                  </pic:nvPicPr>
+                  <pic:blipFill>
+                    <a:blip r:embed="rId41"/>
+                    <a:stretch>
+                      <a:fillRect/>
+                    </a:stretch>
+                  </pic:blipFill>
+                  <pic:spPr>
+                    <a:xfrm>
+                      <a:off x="0" y="0"/>
+                      <a:ext cx="3001876" cy="2961673"/>
+                    </a:xfrm>
+                    <a:prstGeom prst="rect">
+                      <a:avLst/>
+                    </a:prstGeom>
+                  </pic:spPr>
+                </pic:pic>
+              </a:graphicData>
+            </a:graphic>
+          </wp:inline>
+        </w:drawing>
       </w:r>
     </w:p>
     <w:p>
@@ -30732,6 +32366,7 @@
           <w:rStyle w:val="NormalTok"/>
           <w:sz w:val="18"/>
         </w:rPr>
+        <w:lastRenderedPageBreak/>
         <w:t xml:space="preserve">        toolbar</w:t>
       </w:r>
       <w:r>
@@ -32292,7 +33927,6 @@
           <w:rStyle w:val="NormalTok"/>
           <w:sz w:val="18"/>
         </w:rPr>
-        <w:lastRenderedPageBreak/>
         <w:t xml:space="preserve">    </w:t>
       </w:r>
       <w:r>
@@ -32495,6 +34129,137 @@
       </w:pPr>
       <w:r>
         <w:t>A toolbar with three colored circle buttons. Green shows “New File Created”, Blue shows “Login Successful”, Red shows “Logged Out”.</w:t>
+      </w:r>
+    </w:p>
+    <w:p>
+      <w:pPr>
+        <w:pStyle w:val="BodyText"/>
+      </w:pPr>
+      <w:r>
+        <w:drawing>
+          <wp:inline distT="0" distB="0" distL="0" distR="0" wp14:anchorId="13A8F591" wp14:editId="6DE08FA0">
+            <wp:extent cx="1906941" cy="1289050"/>
+            <wp:effectExtent l="0" t="0" r="0" b="0"/>
+            <wp:docPr id="1628386876" name="Picture 1"/>
+            <wp:cNvGraphicFramePr>
+              <a:graphicFrameLocks xmlns:a="http://schemas.openxmlformats.org/drawingml/2006/main" noChangeAspect="1"/>
+            </wp:cNvGraphicFramePr>
+            <a:graphic xmlns:a="http://schemas.openxmlformats.org/drawingml/2006/main">
+              <a:graphicData uri="http://schemas.openxmlformats.org/drawingml/2006/picture">
+                <pic:pic xmlns:pic="http://schemas.openxmlformats.org/drawingml/2006/picture">
+                  <pic:nvPicPr>
+                    <pic:cNvPr id="1628386876" name=""/>
+                    <pic:cNvPicPr/>
+                  </pic:nvPicPr>
+                  <pic:blipFill>
+                    <a:blip r:embed="rId42"/>
+                    <a:stretch>
+                      <a:fillRect/>
+                    </a:stretch>
+                  </pic:blipFill>
+                  <pic:spPr>
+                    <a:xfrm>
+                      <a:off x="0" y="0"/>
+                      <a:ext cx="1922144" cy="1299327"/>
+                    </a:xfrm>
+                    <a:prstGeom prst="rect">
+                      <a:avLst/>
+                    </a:prstGeom>
+                  </pic:spPr>
+                </pic:pic>
+              </a:graphicData>
+            </a:graphic>
+          </wp:inline>
+        </w:drawing>
+      </w:r>
+      <w:r>
+        <w:rPr>
+          <w:noProof/>
+        </w:rPr>
+        <w:t xml:space="preserve"> </w:t>
+      </w:r>
+      <w:r>
+        <w:drawing>
+          <wp:inline distT="0" distB="0" distL="0" distR="0" wp14:anchorId="55F1EE63" wp14:editId="3E1684C1">
+            <wp:extent cx="1904719" cy="1282439"/>
+            <wp:effectExtent l="0" t="0" r="0" b="0"/>
+            <wp:docPr id="2074095454" name="Picture 1"/>
+            <wp:cNvGraphicFramePr>
+              <a:graphicFrameLocks xmlns:a="http://schemas.openxmlformats.org/drawingml/2006/main" noChangeAspect="1"/>
+            </wp:cNvGraphicFramePr>
+            <a:graphic xmlns:a="http://schemas.openxmlformats.org/drawingml/2006/main">
+              <a:graphicData uri="http://schemas.openxmlformats.org/drawingml/2006/picture">
+                <pic:pic xmlns:pic="http://schemas.openxmlformats.org/drawingml/2006/picture">
+                  <pic:nvPicPr>
+                    <pic:cNvPr id="2074095454" name=""/>
+                    <pic:cNvPicPr/>
+                  </pic:nvPicPr>
+                  <pic:blipFill>
+                    <a:blip r:embed="rId43"/>
+                    <a:stretch>
+                      <a:fillRect/>
+                    </a:stretch>
+                  </pic:blipFill>
+                  <pic:spPr>
+                    <a:xfrm>
+                      <a:off x="0" y="0"/>
+                      <a:ext cx="1923374" cy="1295000"/>
+                    </a:xfrm>
+                    <a:prstGeom prst="rect">
+                      <a:avLst/>
+                    </a:prstGeom>
+                  </pic:spPr>
+                </pic:pic>
+              </a:graphicData>
+            </a:graphic>
+          </wp:inline>
+        </w:drawing>
+      </w:r>
+      <w:r>
+        <w:rPr>
+          <w:noProof/>
+        </w:rPr>
+        <w:t xml:space="preserve"> </w:t>
+      </w:r>
+      <w:r>
+        <w:rPr>
+          <w:noProof/>
+        </w:rPr>
+        <w:drawing>
+          <wp:inline distT="0" distB="0" distL="0" distR="0" wp14:anchorId="2B7388E3" wp14:editId="70281C91">
+            <wp:extent cx="1946717" cy="1314450"/>
+            <wp:effectExtent l="0" t="0" r="0" b="0"/>
+            <wp:docPr id="1242619782" name="Picture 1"/>
+            <wp:cNvGraphicFramePr>
+              <a:graphicFrameLocks xmlns:a="http://schemas.openxmlformats.org/drawingml/2006/main" noChangeAspect="1"/>
+            </wp:cNvGraphicFramePr>
+            <a:graphic xmlns:a="http://schemas.openxmlformats.org/drawingml/2006/main">
+              <a:graphicData uri="http://schemas.openxmlformats.org/drawingml/2006/picture">
+                <pic:pic xmlns:pic="http://schemas.openxmlformats.org/drawingml/2006/picture">
+                  <pic:nvPicPr>
+                    <pic:cNvPr id="1242619782" name=""/>
+                    <pic:cNvPicPr/>
+                  </pic:nvPicPr>
+                  <pic:blipFill>
+                    <a:blip r:embed="rId44"/>
+                    <a:stretch>
+                      <a:fillRect/>
+                    </a:stretch>
+                  </pic:blipFill>
+                  <pic:spPr>
+                    <a:xfrm>
+                      <a:off x="0" y="0"/>
+                      <a:ext cx="1963162" cy="1325554"/>
+                    </a:xfrm>
+                    <a:prstGeom prst="rect">
+                      <a:avLst/>
+                    </a:prstGeom>
+                  </pic:spPr>
+                </pic:pic>
+              </a:graphicData>
+            </a:graphic>
+          </wp:inline>
+        </w:drawing>
       </w:r>
     </w:p>
     <w:p>
@@ -32554,6 +34319,11 @@
     </w:p>
     <w:p>
       <w:pPr>
+        <w:pStyle w:val="BodyText"/>
+      </w:pPr>
+    </w:p>
+    <w:p>
+      <w:pPr>
         <w:pStyle w:val="Heading2"/>
       </w:pPr>
       <w:bookmarkStart w:id="67" w:name="source-code-13"/>
@@ -35463,6 +37233,7 @@
           <w:rStyle w:val="VerbatimChar"/>
           <w:sz w:val="18"/>
         </w:rPr>
+        <w:lastRenderedPageBreak/>
         <w:t>5       Shyam           Male            Biratnagar</w:t>
       </w:r>
       <w:r>
@@ -35483,7 +37254,6 @@
       <w:bookmarkStart w:id="69" w:name="conclusion-13"/>
       <w:bookmarkEnd w:id="68"/>
       <w:r>
-        <w:lastRenderedPageBreak/>
         <w:t>Conclusion</w:t>
       </w:r>
     </w:p>
@@ -56760,7 +58530,7 @@
       <w:bookmarkEnd w:id="146"/>
     </w:p>
     <w:sectPr>
-      <w:footerReference w:type="default" r:id="rId11"/>
+      <w:footerReference w:type="default" r:id="rId45"/>
       <w:footnotePr>
         <w:numRestart w:val="eachSect"/>
       </w:footnotePr>
@@ -56971,8 +58741,123 @@
       </w:pPr>
     </w:lvl>
   </w:abstractNum>
+  <w:abstractNum w:abstractNumId="1" w15:restartNumberingAfterBreak="0">
+    <w:nsid w:val="66756958"/>
+    <w:multiLevelType w:val="hybridMultilevel"/>
+    <w:tmpl w:val="C3985438"/>
+    <w:lvl w:ilvl="0" w:tplc="9EB296D4">
+      <w:numFmt w:val="bullet"/>
+      <w:lvlText w:val="-"/>
+      <w:lvlJc w:val="left"/>
+      <w:pPr>
+        <w:ind w:left="744" w:hanging="360"/>
+      </w:pPr>
+      <w:rPr>
+        <w:rFonts w:ascii="Aptos" w:eastAsiaTheme="minorEastAsia" w:hAnsi="Aptos" w:cstheme="minorBidi" w:hint="default"/>
+      </w:rPr>
+    </w:lvl>
+    <w:lvl w:ilvl="1" w:tplc="04090003">
+      <w:start w:val="1"/>
+      <w:numFmt w:val="bullet"/>
+      <w:lvlText w:val="o"/>
+      <w:lvlJc w:val="left"/>
+      <w:pPr>
+        <w:ind w:left="1464" w:hanging="360"/>
+      </w:pPr>
+      <w:rPr>
+        <w:rFonts w:ascii="Courier New" w:hAnsi="Courier New" w:cs="Courier New" w:hint="default"/>
+      </w:rPr>
+    </w:lvl>
+    <w:lvl w:ilvl="2" w:tplc="04090005" w:tentative="1">
+      <w:start w:val="1"/>
+      <w:numFmt w:val="bullet"/>
+      <w:lvlText w:val=""/>
+      <w:lvlJc w:val="left"/>
+      <w:pPr>
+        <w:ind w:left="2184" w:hanging="360"/>
+      </w:pPr>
+      <w:rPr>
+        <w:rFonts w:ascii="Wingdings" w:hAnsi="Wingdings" w:hint="default"/>
+      </w:rPr>
+    </w:lvl>
+    <w:lvl w:ilvl="3" w:tplc="04090001" w:tentative="1">
+      <w:start w:val="1"/>
+      <w:numFmt w:val="bullet"/>
+      <w:lvlText w:val=""/>
+      <w:lvlJc w:val="left"/>
+      <w:pPr>
+        <w:ind w:left="2904" w:hanging="360"/>
+      </w:pPr>
+      <w:rPr>
+        <w:rFonts w:ascii="Symbol" w:hAnsi="Symbol" w:hint="default"/>
+      </w:rPr>
+    </w:lvl>
+    <w:lvl w:ilvl="4" w:tplc="04090003" w:tentative="1">
+      <w:start w:val="1"/>
+      <w:numFmt w:val="bullet"/>
+      <w:lvlText w:val="o"/>
+      <w:lvlJc w:val="left"/>
+      <w:pPr>
+        <w:ind w:left="3624" w:hanging="360"/>
+      </w:pPr>
+      <w:rPr>
+        <w:rFonts w:ascii="Courier New" w:hAnsi="Courier New" w:cs="Courier New" w:hint="default"/>
+      </w:rPr>
+    </w:lvl>
+    <w:lvl w:ilvl="5" w:tplc="04090005" w:tentative="1">
+      <w:start w:val="1"/>
+      <w:numFmt w:val="bullet"/>
+      <w:lvlText w:val=""/>
+      <w:lvlJc w:val="left"/>
+      <w:pPr>
+        <w:ind w:left="4344" w:hanging="360"/>
+      </w:pPr>
+      <w:rPr>
+        <w:rFonts w:ascii="Wingdings" w:hAnsi="Wingdings" w:hint="default"/>
+      </w:rPr>
+    </w:lvl>
+    <w:lvl w:ilvl="6" w:tplc="04090001" w:tentative="1">
+      <w:start w:val="1"/>
+      <w:numFmt w:val="bullet"/>
+      <w:lvlText w:val=""/>
+      <w:lvlJc w:val="left"/>
+      <w:pPr>
+        <w:ind w:left="5064" w:hanging="360"/>
+      </w:pPr>
+      <w:rPr>
+        <w:rFonts w:ascii="Symbol" w:hAnsi="Symbol" w:hint="default"/>
+      </w:rPr>
+    </w:lvl>
+    <w:lvl w:ilvl="7" w:tplc="04090003" w:tentative="1">
+      <w:start w:val="1"/>
+      <w:numFmt w:val="bullet"/>
+      <w:lvlText w:val="o"/>
+      <w:lvlJc w:val="left"/>
+      <w:pPr>
+        <w:ind w:left="5784" w:hanging="360"/>
+      </w:pPr>
+      <w:rPr>
+        <w:rFonts w:ascii="Courier New" w:hAnsi="Courier New" w:cs="Courier New" w:hint="default"/>
+      </w:rPr>
+    </w:lvl>
+    <w:lvl w:ilvl="8" w:tplc="04090005" w:tentative="1">
+      <w:start w:val="1"/>
+      <w:numFmt w:val="bullet"/>
+      <w:lvlText w:val=""/>
+      <w:lvlJc w:val="left"/>
+      <w:pPr>
+        <w:ind w:left="6504" w:hanging="360"/>
+      </w:pPr>
+      <w:rPr>
+        <w:rFonts w:ascii="Wingdings" w:hAnsi="Wingdings" w:hint="default"/>
+      </w:rPr>
+    </w:lvl>
+  </w:abstractNum>
   <w:num w:numId="1" w16cid:durableId="233467542">
     <w:abstractNumId w:val="0"/>
+  </w:num>
+  <w:num w:numId="2" w16cid:durableId="819613923">
+    <w:abstractNumId w:val="1"/>
   </w:num>
 </w:numbering>
 </file>
@@ -57444,7 +59329,6 @@
   <w:style w:type="character" w:default="1" w:styleId="DefaultParagraphFont">
     <w:name w:val="Default Paragraph Font"/>
     <w:uiPriority w:val="1"/>
-    <w:semiHidden/>
     <w:unhideWhenUsed/>
   </w:style>
   <w:style w:type="table" w:default="1" w:styleId="TableNormal">

--- a/Labs/Ronish_Java_Lab_Report.docx
+++ b/Labs/Ronish_Java_Lab_Report.docx
@@ -2437,15 +2437,7 @@
         <w:pStyle w:val="FirstParagraph"/>
       </w:pPr>
       <w:r>
-        <w:t xml:space="preserve">Create a Swing JFrame with two input fields, a non-editable result field, and an “Add” button using </w:t>
-      </w:r>
-      <w:proofErr w:type="spellStart"/>
-      <w:r>
-        <w:t>GridLayout</w:t>
-      </w:r>
-      <w:proofErr w:type="spellEnd"/>
-      <w:r>
-        <w:t>.</w:t>
+        <w:t>Create a Swing JFrame with two input fields, a non-editable result field, and an “Add” button using GridLayout.</w:t>
       </w:r>
     </w:p>
     <w:p>
@@ -8175,35 +8167,17 @@
         <w:t xml:space="preserve"> </w:t>
       </w:r>
       <w:r>
-        <w:t xml:space="preserve">Create </w:t>
-      </w:r>
-      <w:proofErr w:type="gramStart"/>
-      <w:r>
-        <w:t>an</w:t>
-      </w:r>
-      <w:proofErr w:type="gramEnd"/>
-      <w:r>
-        <w:t xml:space="preserve"> </w:t>
-      </w:r>
-      <w:proofErr w:type="spellStart"/>
+        <w:t xml:space="preserve">Create an </w:t>
+      </w:r>
       <w:r>
         <w:t>J</w:t>
       </w:r>
       <w:r>
-        <w:t>Frame</w:t>
-      </w:r>
-      <w:proofErr w:type="spellEnd"/>
-      <w:r>
-        <w:t xml:space="preserve"> that implements</w:t>
-      </w:r>
-      <w:r>
-        <w:t xml:space="preserve"> </w:t>
-      </w:r>
-      <w:proofErr w:type="spellStart"/>
-      <w:r>
-        <w:t>MouseAdapter</w:t>
-      </w:r>
-      <w:proofErr w:type="spellEnd"/>
+        <w:t>Frame that implements</w:t>
+      </w:r>
+      <w:r>
+        <w:t xml:space="preserve"> MouseAdapter</w:t>
+      </w:r>
       <w:r>
         <w:t>. On mouse press, display the sum of two numbers. On mouse release, display the difference.</w:t>
       </w:r>
@@ -10479,7 +10453,10 @@
       <w:bookmarkStart w:id="19" w:name="conclusion-3"/>
       <w:bookmarkEnd w:id="18"/>
       <w:r>
-        <w:t>Conclusion</w:t>
+        <w:t>C</w:t>
+      </w:r>
+      <w:r>
+        <w:t>onclusion</w:t>
       </w:r>
     </w:p>
     <w:p>
@@ -10524,13 +10501,8 @@
         <w:pStyle w:val="FirstParagraph"/>
       </w:pPr>
       <w:r>
-        <w:t xml:space="preserve">Create a Swing login form with username and password fields using </w:t>
-      </w:r>
-      <w:proofErr w:type="spellStart"/>
-      <w:r>
-        <w:t>GridLayout</w:t>
-      </w:r>
-      <w:proofErr w:type="spellEnd"/>
+        <w:t>Create a Swing login form with username and password fields using GridLayout</w:t>
+      </w:r>
       <w:r>
         <w:t>.</w:t>
       </w:r>
@@ -11700,15 +11672,7 @@
         <w:pStyle w:val="FirstParagraph"/>
       </w:pPr>
       <w:r>
-        <w:t xml:space="preserve">Create a Swing login form using GridBagLayout with proper spacing using </w:t>
-      </w:r>
-      <w:proofErr w:type="spellStart"/>
-      <w:r>
-        <w:t>GridBagConstraints</w:t>
-      </w:r>
-      <w:proofErr w:type="spellEnd"/>
-      <w:r>
-        <w:t>.</w:t>
+        <w:t>Create a Swing login form using GridBagLayout with proper spacing using GridBagConstraints.</w:t>
       </w:r>
     </w:p>
     <w:p>
@@ -13538,23 +13502,7 @@
         <w:pStyle w:val="FirstParagraph"/>
       </w:pPr>
       <w:r>
-        <w:t xml:space="preserve">Login form with precise component positioning using </w:t>
-      </w:r>
-      <w:proofErr w:type="spellStart"/>
-      <w:r>
-        <w:t>GridBagLayout</w:t>
-      </w:r>
-      <w:proofErr w:type="spellEnd"/>
-      <w:r>
-        <w:t xml:space="preserve"> and 5px </w:t>
-      </w:r>
-      <w:proofErr w:type="gramStart"/>
-      <w:r>
-        <w:t>insets</w:t>
-      </w:r>
-      <w:proofErr w:type="gramEnd"/>
-      <w:r>
-        <w:t>.</w:t>
+        <w:t>Login form with precise component positioning using GridBagLayout and 5px insets.</w:t>
       </w:r>
     </w:p>
     <w:p>
@@ -21666,7 +21614,6 @@
       <w:pPr>
         <w:pStyle w:val="BodyText"/>
       </w:pPr>
-      <w:proofErr w:type="gramStart"/>
       <w:r>
         <w:t xml:space="preserve">Create </w:t>
       </w:r>
@@ -21674,49 +21621,16 @@
         <w:t xml:space="preserve"> </w:t>
       </w:r>
       <w:r>
-        <w:t>a</w:t>
-      </w:r>
-      <w:proofErr w:type="gramEnd"/>
-      <w:r>
-        <w:t xml:space="preserve"> </w:t>
-      </w:r>
-      <w:proofErr w:type="spellStart"/>
-      <w:r>
-        <w:t>JFrame</w:t>
-      </w:r>
-      <w:proofErr w:type="spellEnd"/>
-      <w:r>
-        <w:t xml:space="preserve"> with</w:t>
-      </w:r>
-      <w:r>
-        <w:t xml:space="preserve"> </w:t>
-      </w:r>
-      <w:r>
-        <w:t>the use of different layout managers (</w:t>
-      </w:r>
-      <w:proofErr w:type="spellStart"/>
-      <w:r>
-        <w:t>FlowLayout</w:t>
-      </w:r>
-      <w:proofErr w:type="spellEnd"/>
-      <w:r>
-        <w:t xml:space="preserve">, </w:t>
-      </w:r>
-      <w:proofErr w:type="spellStart"/>
-      <w:r>
-        <w:t>GridLayout</w:t>
-      </w:r>
-      <w:proofErr w:type="spellEnd"/>
-      <w:r>
-        <w:t xml:space="preserve">, and </w:t>
-      </w:r>
-      <w:proofErr w:type="spellStart"/>
-      <w:r>
-        <w:t>BorderLayout</w:t>
-      </w:r>
-      <w:proofErr w:type="spellEnd"/>
-      <w:r>
-        <w:t>).</w:t>
+        <w:t xml:space="preserve">a </w:t>
+      </w:r>
+      <w:r>
+        <w:t>JFrame with</w:t>
+      </w:r>
+      <w:r>
+        <w:t xml:space="preserve"> </w:t>
+      </w:r>
+      <w:r>
+        <w:t>the use of different layout managers (FlowLayout, GridLayout, and BorderLayout).</w:t>
       </w:r>
     </w:p>
     <w:p>
@@ -21728,15 +21642,7 @@
         </w:numPr>
       </w:pPr>
       <w:r>
-        <w:t xml:space="preserve">  Divide the main frame into three panels using </w:t>
-      </w:r>
-      <w:proofErr w:type="spellStart"/>
-      <w:r>
-        <w:t>BorderLayout</w:t>
-      </w:r>
-      <w:proofErr w:type="spellEnd"/>
-      <w:r>
-        <w:t>:</w:t>
+        <w:t>  Divide the main frame into three panels using BorderLayout:</w:t>
       </w:r>
     </w:p>
     <w:p>
@@ -21748,15 +21654,7 @@
         </w:numPr>
       </w:pPr>
       <w:r>
-        <w:t xml:space="preserve">   North Panel: Use </w:t>
-      </w:r>
-      <w:proofErr w:type="spellStart"/>
-      <w:r>
-        <w:t>FlowLayout</w:t>
-      </w:r>
-      <w:proofErr w:type="spellEnd"/>
-      <w:r>
-        <w:t xml:space="preserve"> to arrange three labels (Name, Roll No, Class) in a single row.</w:t>
+        <w:t xml:space="preserve">   North Panel: Use FlowLayout to arrange three labels (Name, Roll No, Class) in a single row.</w:t>
       </w:r>
     </w:p>
     <w:p>
@@ -21768,31 +21666,7 @@
         </w:numPr>
       </w:pPr>
       <w:r>
-        <w:t xml:space="preserve">   Center Panel: Use </w:t>
-      </w:r>
-      <w:proofErr w:type="spellStart"/>
-      <w:r>
-        <w:t>GridLayout</w:t>
-      </w:r>
-      <w:proofErr w:type="spellEnd"/>
-      <w:r>
-        <w:t xml:space="preserve"> (3x2) to create a simple login form with two text fields (Username, Password), a </w:t>
-      </w:r>
-      <w:proofErr w:type="spellStart"/>
-      <w:r>
-        <w:t>JCheckBox</w:t>
-      </w:r>
-      <w:proofErr w:type="spellEnd"/>
-      <w:r>
-        <w:t xml:space="preserve"> (“Remember Me”), and a </w:t>
-      </w:r>
-      <w:proofErr w:type="spellStart"/>
-      <w:r>
-        <w:t>JButton</w:t>
-      </w:r>
-      <w:proofErr w:type="spellEnd"/>
-      <w:r>
-        <w:t xml:space="preserve"> (“Login”).</w:t>
+        <w:t xml:space="preserve">   Center Panel: Use GridLayout (3x2) to create a simple login form with two text fields (Username, Password), a JCheckBox (“Remember Me”), and a JButton (“Login”).</w:t>
       </w:r>
     </w:p>
     <w:p>
@@ -21804,15 +21678,7 @@
         </w:numPr>
       </w:pPr>
       <w:r>
-        <w:t xml:space="preserve">  South Panel: Use </w:t>
-      </w:r>
-      <w:proofErr w:type="spellStart"/>
-      <w:r>
-        <w:t>FlowLayout</w:t>
-      </w:r>
-      <w:proofErr w:type="spellEnd"/>
-      <w:r>
-        <w:t xml:space="preserve"> to add two buttons (Reset and Exit).</w:t>
+        <w:t>  South Panel: Use FlowLayout to add two buttons (Reset and Exit).</w:t>
       </w:r>
     </w:p>
     <w:p>
@@ -22690,209 +22556,185 @@
           <w:rStyle w:val="NormalTok"/>
           <w:sz w:val="18"/>
         </w:rPr>
+        <w:t xml:space="preserve">        north</w:t>
+      </w:r>
+      <w:r>
+        <w:rPr>
+          <w:rStyle w:val="OperatorTok"/>
+          <w:sz w:val="18"/>
+        </w:rPr>
+        <w:t>.</w:t>
+      </w:r>
+      <w:r>
+        <w:rPr>
+          <w:rStyle w:val="FunctionTok"/>
+          <w:sz w:val="18"/>
+        </w:rPr>
+        <w:t>add</w:t>
+      </w:r>
+      <w:r>
+        <w:rPr>
+          <w:rStyle w:val="OperatorTok"/>
+          <w:sz w:val="18"/>
+        </w:rPr>
+        <w:t>(</w:t>
+      </w:r>
+      <w:r>
+        <w:rPr>
+          <w:rStyle w:val="KeywordTok"/>
+          <w:sz w:val="18"/>
+        </w:rPr>
+        <w:t>new</w:t>
+      </w:r>
+      <w:r>
+        <w:rPr>
+          <w:rStyle w:val="NormalTok"/>
+          <w:sz w:val="18"/>
+        </w:rPr>
+        <w:t xml:space="preserve"> </w:t>
+      </w:r>
+      <w:r>
+        <w:rPr>
+          <w:rStyle w:val="BuiltInTok"/>
+          <w:sz w:val="18"/>
+        </w:rPr>
+        <w:t>JLabel</w:t>
+      </w:r>
+      <w:r>
+        <w:rPr>
+          <w:rStyle w:val="OperatorTok"/>
+          <w:sz w:val="18"/>
+        </w:rPr>
+        <w:t>(</w:t>
+      </w:r>
+      <w:r>
+        <w:rPr>
+          <w:rStyle w:val="StringTok"/>
+          <w:sz w:val="18"/>
+        </w:rPr>
+        <w:t xml:space="preserve">"Class: </w:t>
+      </w:r>
+      <w:r>
+        <w:rPr>
+          <w:rStyle w:val="StringTok"/>
+          <w:sz w:val="18"/>
+        </w:rPr>
+        <w:t>CSIT</w:t>
+      </w:r>
+      <w:r>
+        <w:rPr>
+          <w:rStyle w:val="StringTok"/>
+          <w:sz w:val="18"/>
+        </w:rPr>
+        <w:t>"</w:t>
+      </w:r>
+      <w:r>
+        <w:rPr>
+          <w:rStyle w:val="OperatorTok"/>
+          <w:sz w:val="18"/>
+        </w:rPr>
+        <w:t>));</w:t>
+      </w:r>
+      <w:r>
+        <w:br/>
+      </w:r>
+      <w:r>
+        <w:rPr>
+          <w:rStyle w:val="NormalTok"/>
+          <w:sz w:val="18"/>
+        </w:rPr>
+        <w:t xml:space="preserve">        f</w:t>
+      </w:r>
+      <w:r>
+        <w:rPr>
+          <w:rStyle w:val="OperatorTok"/>
+          <w:sz w:val="18"/>
+        </w:rPr>
+        <w:t>.</w:t>
+      </w:r>
+      <w:r>
+        <w:rPr>
+          <w:rStyle w:val="FunctionTok"/>
+          <w:sz w:val="18"/>
+        </w:rPr>
+        <w:t>add</w:t>
+      </w:r>
+      <w:r>
+        <w:rPr>
+          <w:rStyle w:val="OperatorTok"/>
+          <w:sz w:val="18"/>
+        </w:rPr>
+        <w:t>(</w:t>
+      </w:r>
+      <w:r>
+        <w:rPr>
+          <w:rStyle w:val="NormalTok"/>
+          <w:sz w:val="18"/>
+        </w:rPr>
+        <w:t>north</w:t>
+      </w:r>
+      <w:r>
+        <w:rPr>
+          <w:rStyle w:val="OperatorTok"/>
+          <w:sz w:val="18"/>
+        </w:rPr>
+        <w:t>,</w:t>
+      </w:r>
+      <w:r>
+        <w:rPr>
+          <w:rStyle w:val="NormalTok"/>
+          <w:sz w:val="18"/>
+        </w:rPr>
+        <w:t xml:space="preserve"> </w:t>
+      </w:r>
+      <w:r>
+        <w:rPr>
+          <w:rStyle w:val="BuiltInTok"/>
+          <w:sz w:val="18"/>
+        </w:rPr>
+        <w:t>BorderLayout</w:t>
+      </w:r>
+      <w:r>
+        <w:rPr>
+          <w:rStyle w:val="OperatorTok"/>
+          <w:sz w:val="18"/>
+        </w:rPr>
+        <w:t>.</w:t>
+      </w:r>
+      <w:r>
+        <w:rPr>
+          <w:rStyle w:val="FunctionTok"/>
+          <w:sz w:val="18"/>
+        </w:rPr>
+        <w:t>NORTH</w:t>
+      </w:r>
+      <w:r>
+        <w:rPr>
+          <w:rStyle w:val="OperatorTok"/>
+          <w:sz w:val="18"/>
+        </w:rPr>
+        <w:t>);</w:t>
+      </w:r>
+      <w:r>
+        <w:br/>
+      </w:r>
+      <w:r>
+        <w:br/>
+      </w:r>
+      <w:r>
+        <w:rPr>
+          <w:rStyle w:val="NormalTok"/>
+          <w:sz w:val="18"/>
+        </w:rPr>
         <w:t xml:space="preserve">        </w:t>
       </w:r>
-      <w:proofErr w:type="spellStart"/>
-      <w:r>
-        <w:rPr>
-          <w:rStyle w:val="NormalTok"/>
-          <w:sz w:val="18"/>
-        </w:rPr>
-        <w:t>north</w:t>
-      </w:r>
-      <w:r>
-        <w:rPr>
-          <w:rStyle w:val="OperatorTok"/>
-          <w:sz w:val="18"/>
-        </w:rPr>
-        <w:t>.</w:t>
-      </w:r>
-      <w:r>
-        <w:rPr>
-          <w:rStyle w:val="FunctionTok"/>
-          <w:sz w:val="18"/>
-        </w:rPr>
-        <w:t>add</w:t>
-      </w:r>
-      <w:proofErr w:type="spellEnd"/>
-      <w:r>
-        <w:rPr>
-          <w:rStyle w:val="OperatorTok"/>
-          <w:sz w:val="18"/>
-        </w:rPr>
-        <w:t>(</w:t>
-      </w:r>
-      <w:r>
-        <w:rPr>
-          <w:rStyle w:val="KeywordTok"/>
-          <w:sz w:val="18"/>
-        </w:rPr>
-        <w:t>new</w:t>
-      </w:r>
-      <w:r>
-        <w:rPr>
-          <w:rStyle w:val="NormalTok"/>
-          <w:sz w:val="18"/>
-        </w:rPr>
-        <w:t xml:space="preserve"> </w:t>
-      </w:r>
-      <w:proofErr w:type="spellStart"/>
       <w:r>
         <w:rPr>
           <w:rStyle w:val="BuiltInTok"/>
           <w:sz w:val="18"/>
         </w:rPr>
-        <w:t>JLabel</w:t>
-      </w:r>
-      <w:proofErr w:type="spellEnd"/>
-      <w:r>
-        <w:rPr>
-          <w:rStyle w:val="OperatorTok"/>
-          <w:sz w:val="18"/>
-        </w:rPr>
-        <w:t>(</w:t>
-      </w:r>
-      <w:r>
-        <w:rPr>
-          <w:rStyle w:val="StringTok"/>
-          <w:sz w:val="18"/>
-        </w:rPr>
-        <w:t xml:space="preserve">"Class: </w:t>
-      </w:r>
-      <w:r>
-        <w:rPr>
-          <w:rStyle w:val="StringTok"/>
-          <w:sz w:val="18"/>
-        </w:rPr>
-        <w:t>CSIT</w:t>
-      </w:r>
-      <w:r>
-        <w:rPr>
-          <w:rStyle w:val="StringTok"/>
-          <w:sz w:val="18"/>
-        </w:rPr>
-        <w:t>"</w:t>
-      </w:r>
-      <w:r>
-        <w:rPr>
-          <w:rStyle w:val="OperatorTok"/>
-          <w:sz w:val="18"/>
-        </w:rPr>
-        <w:t>));</w:t>
-      </w:r>
-      <w:r>
-        <w:br/>
-      </w:r>
-      <w:r>
-        <w:rPr>
-          <w:rStyle w:val="NormalTok"/>
-          <w:sz w:val="18"/>
-        </w:rPr>
-        <w:t xml:space="preserve">        </w:t>
-      </w:r>
-      <w:proofErr w:type="spellStart"/>
-      <w:r>
-        <w:rPr>
-          <w:rStyle w:val="NormalTok"/>
-          <w:sz w:val="18"/>
-        </w:rPr>
-        <w:t>f</w:t>
-      </w:r>
-      <w:r>
-        <w:rPr>
-          <w:rStyle w:val="OperatorTok"/>
-          <w:sz w:val="18"/>
-        </w:rPr>
-        <w:t>.</w:t>
-      </w:r>
-      <w:r>
-        <w:rPr>
-          <w:rStyle w:val="FunctionTok"/>
-          <w:sz w:val="18"/>
-        </w:rPr>
-        <w:t>add</w:t>
-      </w:r>
-      <w:proofErr w:type="spellEnd"/>
-      <w:r>
-        <w:rPr>
-          <w:rStyle w:val="OperatorTok"/>
-          <w:sz w:val="18"/>
-        </w:rPr>
-        <w:t>(</w:t>
-      </w:r>
-      <w:r>
-        <w:rPr>
-          <w:rStyle w:val="NormalTok"/>
-          <w:sz w:val="18"/>
-        </w:rPr>
-        <w:t>north</w:t>
-      </w:r>
-      <w:r>
-        <w:rPr>
-          <w:rStyle w:val="OperatorTok"/>
-          <w:sz w:val="18"/>
-        </w:rPr>
-        <w:t>,</w:t>
-      </w:r>
-      <w:r>
-        <w:rPr>
-          <w:rStyle w:val="NormalTok"/>
-          <w:sz w:val="18"/>
-        </w:rPr>
-        <w:t xml:space="preserve"> </w:t>
-      </w:r>
-      <w:proofErr w:type="spellStart"/>
-      <w:r>
-        <w:rPr>
-          <w:rStyle w:val="BuiltInTok"/>
-          <w:sz w:val="18"/>
-        </w:rPr>
-        <w:t>BorderLayout</w:t>
-      </w:r>
-      <w:r>
-        <w:rPr>
-          <w:rStyle w:val="OperatorTok"/>
-          <w:sz w:val="18"/>
-        </w:rPr>
-        <w:t>.</w:t>
-      </w:r>
-      <w:r>
-        <w:rPr>
-          <w:rStyle w:val="FunctionTok"/>
-          <w:sz w:val="18"/>
-        </w:rPr>
-        <w:t>NORTH</w:t>
-      </w:r>
-      <w:proofErr w:type="spellEnd"/>
-      <w:r>
-        <w:rPr>
-          <w:rStyle w:val="OperatorTok"/>
-          <w:sz w:val="18"/>
-        </w:rPr>
-        <w:t>);</w:t>
-      </w:r>
-      <w:r>
-        <w:br/>
-      </w:r>
-      <w:r>
-        <w:br/>
-      </w:r>
-      <w:r>
-        <w:rPr>
-          <w:rStyle w:val="NormalTok"/>
-          <w:sz w:val="18"/>
-        </w:rPr>
-        <w:t xml:space="preserve">        </w:t>
-      </w:r>
-      <w:proofErr w:type="spellStart"/>
-      <w:r>
-        <w:rPr>
-          <w:rStyle w:val="BuiltInTok"/>
-          <w:sz w:val="18"/>
-        </w:rPr>
         <w:t>JPanel</w:t>
       </w:r>
-      <w:proofErr w:type="spellEnd"/>
       <w:r>
         <w:rPr>
           <w:rStyle w:val="NormalTok"/>
@@ -25395,15 +25237,7 @@
         <w:pStyle w:val="FirstParagraph"/>
       </w:pPr>
       <w:r>
-        <w:t xml:space="preserve">Top panel shows student info, center has login form with Remember Me checkbox, bottom has Reset and Exit buttons. Login shows a dialog, </w:t>
-      </w:r>
-      <w:proofErr w:type="gramStart"/>
-      <w:r>
-        <w:t>Reset</w:t>
-      </w:r>
-      <w:proofErr w:type="gramEnd"/>
-      <w:r>
-        <w:t xml:space="preserve"> clears fields, Exit closes the app.</w:t>
+        <w:t>Top panel shows student info, center has login form with Remember Me checkbox, bottom has Reset and Exit buttons. Login shows a dialog, Reset clears fields, Exit closes the app.</w:t>
       </w:r>
     </w:p>
     <w:p>
@@ -31061,15 +30895,7 @@
       <w:bookmarkEnd w:id="59"/>
       <w:r>
         <w:lastRenderedPageBreak/>
-        <w:t xml:space="preserve">Lab 12: </w:t>
-      </w:r>
-      <w:proofErr w:type="spellStart"/>
-      <w:r>
-        <w:t>JToolBar</w:t>
-      </w:r>
-      <w:proofErr w:type="spellEnd"/>
-      <w:r>
-        <w:t xml:space="preserve"> with Programmatically Generated Icon Buttons</w:t>
+        <w:t>Lab 12: JToolBar with Programmatically Generated Icon Buttons</w:t>
       </w:r>
     </w:p>
     <w:p>
@@ -31078,7 +30904,10 @@
       </w:pPr>
       <w:bookmarkStart w:id="61" w:name="objective-12"/>
       <w:r>
-        <w:t>Objective</w:t>
+        <w:t>O</w:t>
+      </w:r>
+      <w:r>
+        <w:t>bjective</w:t>
       </w:r>
     </w:p>
     <w:p>
@@ -34321,6 +34150,43 @@
       <w:pPr>
         <w:pStyle w:val="BodyText"/>
       </w:pPr>
+      <w:r>
+        <w:drawing>
+          <wp:inline distT="0" distB="0" distL="0" distR="0" wp14:anchorId="09F1D78A" wp14:editId="0C2337BA">
+            <wp:extent cx="2800350" cy="2010029"/>
+            <wp:effectExtent l="0" t="0" r="0" b="0"/>
+            <wp:docPr id="853042765" name="Picture 1"/>
+            <wp:cNvGraphicFramePr>
+              <a:graphicFrameLocks xmlns:a="http://schemas.openxmlformats.org/drawingml/2006/main" noChangeAspect="1"/>
+            </wp:cNvGraphicFramePr>
+            <a:graphic xmlns:a="http://schemas.openxmlformats.org/drawingml/2006/main">
+              <a:graphicData uri="http://schemas.openxmlformats.org/drawingml/2006/picture">
+                <pic:pic xmlns:pic="http://schemas.openxmlformats.org/drawingml/2006/picture">
+                  <pic:nvPicPr>
+                    <pic:cNvPr id="853042765" name=""/>
+                    <pic:cNvPicPr/>
+                  </pic:nvPicPr>
+                  <pic:blipFill>
+                    <a:blip r:embed="rId45"/>
+                    <a:stretch>
+                      <a:fillRect/>
+                    </a:stretch>
+                  </pic:blipFill>
+                  <pic:spPr>
+                    <a:xfrm>
+                      <a:off x="0" y="0"/>
+                      <a:ext cx="2803413" cy="2012227"/>
+                    </a:xfrm>
+                    <a:prstGeom prst="rect">
+                      <a:avLst/>
+                    </a:prstGeom>
+                  </pic:spPr>
+                </pic:pic>
+              </a:graphicData>
+            </a:graphic>
+          </wp:inline>
+        </w:drawing>
+      </w:r>
     </w:p>
     <w:p>
       <w:pPr>
@@ -34785,7 +34651,91 @@
           <w:rStyle w:val="StringTok"/>
           <w:sz w:val="18"/>
         </w:rPr>
-        <w:t>"INSERT INTO student (id, name, gender, address) VALUES (?, ?, ?, ?)"</w:t>
+        <w:t xml:space="preserve">"INSERT INTO </w:t>
+      </w:r>
+      <w:r>
+        <w:rPr>
+          <w:rStyle w:val="StringTok"/>
+          <w:sz w:val="18"/>
+        </w:rPr>
+        <w:t>tblS</w:t>
+      </w:r>
+      <w:r>
+        <w:rPr>
+          <w:rStyle w:val="StringTok"/>
+          <w:sz w:val="18"/>
+        </w:rPr>
+        <w:t>tudent (</w:t>
+      </w:r>
+      <w:r>
+        <w:rPr>
+          <w:rStyle w:val="StringTok"/>
+          <w:sz w:val="18"/>
+        </w:rPr>
+        <w:t xml:space="preserve">id, </w:t>
+      </w:r>
+      <w:r>
+        <w:rPr>
+          <w:rStyle w:val="StringTok"/>
+          <w:sz w:val="18"/>
+        </w:rPr>
+        <w:t>name,</w:t>
+      </w:r>
+      <w:r>
+        <w:rPr>
+          <w:rStyle w:val="StringTok"/>
+          <w:sz w:val="18"/>
+        </w:rPr>
+        <w:t xml:space="preserve"> </w:t>
+      </w:r>
+      <w:r>
+        <w:rPr>
+          <w:rStyle w:val="StringTok"/>
+          <w:sz w:val="18"/>
+        </w:rPr>
+        <w:t>gender,</w:t>
+      </w:r>
+      <w:r>
+        <w:rPr>
+          <w:rStyle w:val="StringTok"/>
+          <w:sz w:val="18"/>
+        </w:rPr>
+        <w:t>address) VALUES (?,</w:t>
+      </w:r>
+      <w:r>
+        <w:rPr>
+          <w:rStyle w:val="StringTok"/>
+          <w:sz w:val="18"/>
+        </w:rPr>
+        <w:t>?,</w:t>
+      </w:r>
+      <w:r>
+        <w:rPr>
+          <w:rStyle w:val="StringTok"/>
+          <w:sz w:val="18"/>
+        </w:rPr>
+        <w:t>?</w:t>
+      </w:r>
+      <w:r>
+        <w:rPr>
+          <w:rStyle w:val="StringTok"/>
+          <w:sz w:val="18"/>
+        </w:rPr>
+        <w:t>,?</w:t>
+      </w:r>
+      <w:r>
+        <w:rPr>
+          <w:rStyle w:val="StringTok"/>
+          <w:sz w:val="18"/>
+        </w:rPr>
+        <w:t>)</w:t>
+      </w:r>
+      <w:r>
+        <w:rPr>
+          <w:rStyle w:val="StringTok"/>
+          <w:sz w:val="18"/>
+        </w:rPr>
+        <w:t>"</w:t>
       </w:r>
       <w:r>
         <w:rPr>
@@ -37093,6 +37043,7 @@
           <w:rStyle w:val="NormalTok"/>
           <w:sz w:val="18"/>
         </w:rPr>
+        <w:lastRenderedPageBreak/>
         <w:t xml:space="preserve">        </w:t>
       </w:r>
       <w:r>
@@ -37179,72 +37130,41 @@
         <w:pStyle w:val="SourceCode"/>
       </w:pPr>
       <w:r>
-        <w:rPr>
-          <w:rStyle w:val="VerbatimChar"/>
-          <w:sz w:val="18"/>
-        </w:rPr>
-        <w:t>ID      Name            Gender          Address</w:t>
-      </w:r>
-      <w:r>
-        <w:br/>
-      </w:r>
-      <w:r>
-        <w:rPr>
-          <w:rStyle w:val="VerbatimChar"/>
-          <w:sz w:val="18"/>
-        </w:rPr>
-        <w:t>----------------------------------------------</w:t>
-      </w:r>
-      <w:r>
-        <w:br/>
-      </w:r>
-      <w:r>
-        <w:rPr>
-          <w:rStyle w:val="VerbatimChar"/>
-          <w:sz w:val="18"/>
-        </w:rPr>
-        <w:t>4       Gita            Female          Bharatpur</w:t>
-      </w:r>
-      <w:r>
-        <w:br/>
-      </w:r>
-      <w:r>
-        <w:rPr>
-          <w:rStyle w:val="VerbatimChar"/>
-          <w:sz w:val="18"/>
-        </w:rPr>
-        <w:t>3       Hari            Male            Lalitpur</w:t>
-      </w:r>
-      <w:r>
-        <w:br/>
-      </w:r>
-      <w:r>
-        <w:rPr>
-          <w:rStyle w:val="VerbatimChar"/>
-          <w:sz w:val="18"/>
-        </w:rPr>
-        <w:t>1       Ram             Male            Kathmandu</w:t>
-      </w:r>
-      <w:r>
-        <w:br/>
-      </w:r>
-      <w:r>
-        <w:rPr>
-          <w:rStyle w:val="VerbatimChar"/>
-          <w:sz w:val="18"/>
-        </w:rPr>
-        <w:lastRenderedPageBreak/>
-        <w:t>5       Shyam           Male            Biratnagar</w:t>
-      </w:r>
-      <w:r>
-        <w:br/>
-      </w:r>
-      <w:r>
-        <w:rPr>
-          <w:rStyle w:val="VerbatimChar"/>
-          <w:sz w:val="18"/>
-        </w:rPr>
-        <w:t>2       Sita            Female          Pokhara</w:t>
+        <w:drawing>
+          <wp:inline distT="0" distB="0" distL="0" distR="0" wp14:anchorId="7CCE3F3F" wp14:editId="3F4F0A18">
+            <wp:extent cx="5943600" cy="2334260"/>
+            <wp:effectExtent l="0" t="0" r="0" b="0"/>
+            <wp:docPr id="1999176015" name="Picture 1"/>
+            <wp:cNvGraphicFramePr>
+              <a:graphicFrameLocks xmlns:a="http://schemas.openxmlformats.org/drawingml/2006/main" noChangeAspect="1"/>
+            </wp:cNvGraphicFramePr>
+            <a:graphic xmlns:a="http://schemas.openxmlformats.org/drawingml/2006/main">
+              <a:graphicData uri="http://schemas.openxmlformats.org/drawingml/2006/picture">
+                <pic:pic xmlns:pic="http://schemas.openxmlformats.org/drawingml/2006/picture">
+                  <pic:nvPicPr>
+                    <pic:cNvPr id="1999176015" name=""/>
+                    <pic:cNvPicPr/>
+                  </pic:nvPicPr>
+                  <pic:blipFill>
+                    <a:blip r:embed="rId46"/>
+                    <a:stretch>
+                      <a:fillRect/>
+                    </a:stretch>
+                  </pic:blipFill>
+                  <pic:spPr>
+                    <a:xfrm>
+                      <a:off x="0" y="0"/>
+                      <a:ext cx="5943600" cy="2334260"/>
+                    </a:xfrm>
+                    <a:prstGeom prst="rect">
+                      <a:avLst/>
+                    </a:prstGeom>
+                  </pic:spPr>
+                </pic:pic>
+              </a:graphicData>
+            </a:graphic>
+          </wp:inline>
+        </w:drawing>
       </w:r>
     </w:p>
     <w:p>
@@ -58530,7 +58450,7 @@
       <w:bookmarkEnd w:id="146"/>
     </w:p>
     <w:sectPr>
-      <w:footerReference w:type="default" r:id="rId45"/>
+      <w:footerReference w:type="default" r:id="rId47"/>
       <w:footnotePr>
         <w:numRestart w:val="eachSect"/>
       </w:footnotePr>
